--- a/assets/project_template.docx
+++ b/assets/project_template.docx
@@ -1292,7 +1292,7 @@
             </w:tcMar>
           </w:tcPr>
           <w:p>
-            <w:r>
+            <w:pPr>
               <w:rPr>
                 <w:b/>
                 <w:bCs/>
@@ -1300,58 +1300,7 @@
                 <w:sz w:val="18"/>
                 <w:szCs w:val="18"/>
               </w:rPr>
-              <w:t>Roles</w:t>
-            </w:r>
-          </w:p>
-        </w:tc>
-        <w:tc>
-          <w:tcPr>
-            <w:tcW w:w="6560" w:type="dxa"/>
-            <w:tcBorders>
-              <w:top w:val="single" w:sz="1" w:space="0" w:color="BFBFBF"/>
-              <w:left w:val="single" w:sz="1" w:space="0" w:color="BFBFBF"/>
-              <w:bottom w:val="single" w:sz="1" w:space="0" w:color="BFBFBF"/>
-              <w:right w:val="single" w:sz="1" w:space="0" w:color="BFBFBF"/>
-            </w:tcBorders>
-            <w:tcMar>
-              <w:top w:w="70" w:type="dxa"/>
-              <w:left w:w="120" w:type="dxa"/>
-              <w:bottom w:w="70" w:type="dxa"/>
-              <w:right w:w="120" w:type="dxa"/>
-            </w:tcMar>
-          </w:tcPr>
-          <w:p>
-            <w:r>
-              <w:rPr>
-                <w:rFonts w:ascii="Courier New" w:eastAsia="Courier New" w:hAnsi="Courier New" w:cs="Courier New"/>
-                <w:color w:val="595959"/>
-                <w:sz w:val="18"/>
-                <w:szCs w:val="18"/>
-              </w:rPr>
-              <w:t>{{ summary.roles }}</w:t>
-            </w:r>
-          </w:p>
-        </w:tc>
-      </w:tr>
-      <w:tr>
-        <w:tc>
-          <w:tcPr>
-            <w:tcW w:w="2800" w:type="dxa"/>
-            <w:tcBorders>
-              <w:top w:val="single" w:sz="1" w:space="0" w:color="BFBFBF"/>
-              <w:left w:val="single" w:sz="1" w:space="0" w:color="BFBFBF"/>
-              <w:bottom w:val="single" w:sz="1" w:space="0" w:color="BFBFBF"/>
-              <w:right w:val="single" w:sz="1" w:space="0" w:color="BFBFBF"/>
-            </w:tcBorders>
-            <w:shd w:val="clear" w:color="auto" w:fill="EBF3FB"/>
-            <w:tcMar>
-              <w:top w:w="70" w:type="dxa"/>
-              <w:left w:w="120" w:type="dxa"/>
-              <w:bottom w:w="70" w:type="dxa"/>
-              <w:right w:w="120" w:type="dxa"/>
-            </w:tcMar>
-          </w:tcPr>
-          <w:p>
+            </w:pPr>
             <w:r>
               <w:rPr>
                 <w:b/>
@@ -1360,7 +1309,7 @@
                 <w:sz w:val="18"/>
                 <w:szCs w:val="18"/>
               </w:rPr>
-              <w:t>File Layouts</w:t>
+              <w:t>BI Publisher Reports</w:t>
             </w:r>
           </w:p>
         </w:tc>
@@ -1381,14 +1330,22 @@
             </w:tcMar>
           </w:tcPr>
           <w:p>
-            <w:r>
-              <w:rPr>
-                <w:rFonts w:ascii="Courier New" w:eastAsia="Courier New" w:hAnsi="Courier New" w:cs="Courier New"/>
-                <w:color w:val="595959"/>
-                <w:sz w:val="18"/>
-                <w:szCs w:val="18"/>
-              </w:rPr>
-              <w:t>{{ summary.file_layouts }}</w:t>
+            <w:pPr>
+              <w:rPr>
+                <w:rFonts w:ascii="Courier New" w:eastAsia="Courier New" w:hAnsi="Courier New" w:cs="Courier New"/>
+                <w:color w:val="595959"/>
+                <w:sz w:val="18"/>
+                <w:szCs w:val="18"/>
+              </w:rPr>
+            </w:pPr>
+            <w:r>
+              <w:rPr>
+                <w:rFonts w:ascii="Courier New" w:eastAsia="Courier New" w:hAnsi="Courier New" w:cs="Courier New"/>
+                <w:color w:val="595959"/>
+                <w:sz w:val="18"/>
+                <w:szCs w:val="18"/>
+              </w:rPr>
+              <w:t>{{ summary.bi_reports }}</w:t>
             </w:r>
           </w:p>
         </w:tc>
@@ -1420,7 +1377,7 @@
                 <w:sz w:val="18"/>
                 <w:szCs w:val="18"/>
               </w:rPr>
-              <w:t>Portals</w:t>
+              <w:t>Roles</w:t>
             </w:r>
           </w:p>
         </w:tc>
@@ -1448,7 +1405,7 @@
                 <w:sz w:val="18"/>
                 <w:szCs w:val="18"/>
               </w:rPr>
-              <w:t>{{ summary.portals }}</w:t>
+              <w:t>{{ summary.roles }}</w:t>
             </w:r>
           </w:p>
         </w:tc>
@@ -1472,7 +1429,7 @@
             </w:tcMar>
           </w:tcPr>
           <w:p>
-            <w:r>
+            <w:pPr>
               <w:rPr>
                 <w:b/>
                 <w:bCs/>
@@ -1480,6 +1437,203 @@
                 <w:sz w:val="18"/>
                 <w:szCs w:val="18"/>
               </w:rPr>
+            </w:pPr>
+            <w:r>
+              <w:rPr>
+                <w:b/>
+                <w:bCs/>
+                <w:color w:val="000000"/>
+                <w:sz w:val="18"/>
+                <w:szCs w:val="18"/>
+              </w:rPr>
+              <w:t>Permission Lists</w:t>
+            </w:r>
+          </w:p>
+        </w:tc>
+        <w:tc>
+          <w:tcPr>
+            <w:tcW w:w="6560" w:type="dxa"/>
+            <w:tcBorders>
+              <w:top w:val="single" w:sz="1" w:space="0" w:color="BFBFBF"/>
+              <w:left w:val="single" w:sz="1" w:space="0" w:color="BFBFBF"/>
+              <w:bottom w:val="single" w:sz="1" w:space="0" w:color="BFBFBF"/>
+              <w:right w:val="single" w:sz="1" w:space="0" w:color="BFBFBF"/>
+            </w:tcBorders>
+            <w:tcMar>
+              <w:top w:w="70" w:type="dxa"/>
+              <w:left w:w="120" w:type="dxa"/>
+              <w:bottom w:w="70" w:type="dxa"/>
+              <w:right w:w="120" w:type="dxa"/>
+            </w:tcMar>
+          </w:tcPr>
+          <w:p>
+            <w:pPr>
+              <w:rPr>
+                <w:rFonts w:ascii="Courier New" w:eastAsia="Courier New" w:hAnsi="Courier New" w:cs="Courier New"/>
+                <w:color w:val="595959"/>
+                <w:sz w:val="18"/>
+                <w:szCs w:val="18"/>
+              </w:rPr>
+            </w:pPr>
+            <w:r>
+              <w:rPr>
+                <w:rFonts w:ascii="Courier New" w:eastAsia="Courier New" w:hAnsi="Courier New" w:cs="Courier New"/>
+                <w:color w:val="595959"/>
+                <w:sz w:val="18"/>
+                <w:szCs w:val="18"/>
+              </w:rPr>
+              <w:t>{{ summary.permission_lists }}</w:t>
+            </w:r>
+          </w:p>
+        </w:tc>
+      </w:tr>
+      <w:tr>
+        <w:tc>
+          <w:tcPr>
+            <w:tcW w:w="2800" w:type="dxa"/>
+            <w:tcBorders>
+              <w:top w:val="single" w:sz="1" w:space="0" w:color="BFBFBF"/>
+              <w:left w:val="single" w:sz="1" w:space="0" w:color="BFBFBF"/>
+              <w:bottom w:val="single" w:sz="1" w:space="0" w:color="BFBFBF"/>
+              <w:right w:val="single" w:sz="1" w:space="0" w:color="BFBFBF"/>
+            </w:tcBorders>
+            <w:shd w:val="clear" w:color="auto" w:fill="EBF3FB"/>
+            <w:tcMar>
+              <w:top w:w="70" w:type="dxa"/>
+              <w:left w:w="120" w:type="dxa"/>
+              <w:bottom w:w="70" w:type="dxa"/>
+              <w:right w:w="120" w:type="dxa"/>
+            </w:tcMar>
+          </w:tcPr>
+          <w:p>
+            <w:r>
+              <w:rPr>
+                <w:b/>
+                <w:bCs/>
+                <w:color w:val="000000"/>
+                <w:sz w:val="18"/>
+                <w:szCs w:val="18"/>
+              </w:rPr>
+              <w:t>File Layouts</w:t>
+            </w:r>
+          </w:p>
+        </w:tc>
+        <w:tc>
+          <w:tcPr>
+            <w:tcW w:w="6560" w:type="dxa"/>
+            <w:tcBorders>
+              <w:top w:val="single" w:sz="1" w:space="0" w:color="BFBFBF"/>
+              <w:left w:val="single" w:sz="1" w:space="0" w:color="BFBFBF"/>
+              <w:bottom w:val="single" w:sz="1" w:space="0" w:color="BFBFBF"/>
+              <w:right w:val="single" w:sz="1" w:space="0" w:color="BFBFBF"/>
+            </w:tcBorders>
+            <w:tcMar>
+              <w:top w:w="70" w:type="dxa"/>
+              <w:left w:w="120" w:type="dxa"/>
+              <w:bottom w:w="70" w:type="dxa"/>
+              <w:right w:w="120" w:type="dxa"/>
+            </w:tcMar>
+          </w:tcPr>
+          <w:p>
+            <w:r>
+              <w:rPr>
+                <w:rFonts w:ascii="Courier New" w:eastAsia="Courier New" w:hAnsi="Courier New" w:cs="Courier New"/>
+                <w:color w:val="595959"/>
+                <w:sz w:val="18"/>
+                <w:szCs w:val="18"/>
+              </w:rPr>
+              <w:t>{{ summary.file_layouts }}</w:t>
+            </w:r>
+          </w:p>
+        </w:tc>
+      </w:tr>
+      <w:tr>
+        <w:tc>
+          <w:tcPr>
+            <w:tcW w:w="2800" w:type="dxa"/>
+            <w:tcBorders>
+              <w:top w:val="single" w:sz="1" w:space="0" w:color="BFBFBF"/>
+              <w:left w:val="single" w:sz="1" w:space="0" w:color="BFBFBF"/>
+              <w:bottom w:val="single" w:sz="1" w:space="0" w:color="BFBFBF"/>
+              <w:right w:val="single" w:sz="1" w:space="0" w:color="BFBFBF"/>
+            </w:tcBorders>
+            <w:shd w:val="clear" w:color="auto" w:fill="EBF3FB"/>
+            <w:tcMar>
+              <w:top w:w="70" w:type="dxa"/>
+              <w:left w:w="120" w:type="dxa"/>
+              <w:bottom w:w="70" w:type="dxa"/>
+              <w:right w:w="120" w:type="dxa"/>
+            </w:tcMar>
+          </w:tcPr>
+          <w:p>
+            <w:r>
+              <w:rPr>
+                <w:b/>
+                <w:bCs/>
+                <w:color w:val="000000"/>
+                <w:sz w:val="18"/>
+                <w:szCs w:val="18"/>
+              </w:rPr>
+              <w:t>Portals</w:t>
+            </w:r>
+          </w:p>
+        </w:tc>
+        <w:tc>
+          <w:tcPr>
+            <w:tcW w:w="6560" w:type="dxa"/>
+            <w:tcBorders>
+              <w:top w:val="single" w:sz="1" w:space="0" w:color="BFBFBF"/>
+              <w:left w:val="single" w:sz="1" w:space="0" w:color="BFBFBF"/>
+              <w:bottom w:val="single" w:sz="1" w:space="0" w:color="BFBFBF"/>
+              <w:right w:val="single" w:sz="1" w:space="0" w:color="BFBFBF"/>
+            </w:tcBorders>
+            <w:tcMar>
+              <w:top w:w="70" w:type="dxa"/>
+              <w:left w:w="120" w:type="dxa"/>
+              <w:bottom w:w="70" w:type="dxa"/>
+              <w:right w:w="120" w:type="dxa"/>
+            </w:tcMar>
+          </w:tcPr>
+          <w:p>
+            <w:r>
+              <w:rPr>
+                <w:rFonts w:ascii="Courier New" w:eastAsia="Courier New" w:hAnsi="Courier New" w:cs="Courier New"/>
+                <w:color w:val="595959"/>
+                <w:sz w:val="18"/>
+                <w:szCs w:val="18"/>
+              </w:rPr>
+              <w:t>{{ summary.portals }}</w:t>
+            </w:r>
+          </w:p>
+        </w:tc>
+      </w:tr>
+      <w:tr>
+        <w:tc>
+          <w:tcPr>
+            <w:tcW w:w="2800" w:type="dxa"/>
+            <w:tcBorders>
+              <w:top w:val="single" w:sz="1" w:space="0" w:color="BFBFBF"/>
+              <w:left w:val="single" w:sz="1" w:space="0" w:color="BFBFBF"/>
+              <w:bottom w:val="single" w:sz="1" w:space="0" w:color="BFBFBF"/>
+              <w:right w:val="single" w:sz="1" w:space="0" w:color="BFBFBF"/>
+            </w:tcBorders>
+            <w:shd w:val="clear" w:color="auto" w:fill="EBF3FB"/>
+            <w:tcMar>
+              <w:top w:w="70" w:type="dxa"/>
+              <w:left w:w="120" w:type="dxa"/>
+              <w:bottom w:w="70" w:type="dxa"/>
+              <w:right w:w="120" w:type="dxa"/>
+            </w:tcMar>
+          </w:tcPr>
+          <w:p>
+            <w:r>
+              <w:rPr>
+                <w:b/>
+                <w:bCs/>
+                <w:color w:val="000000"/>
+                <w:sz w:val="18"/>
+                <w:szCs w:val="18"/>
+              </w:rPr>
               <w:t>TOTAL</w:t>
             </w:r>
           </w:p>
@@ -1531,7 +1685,7 @@
           <w:noProof/>
         </w:rPr>
         <w:lastRenderedPageBreak/>
-        <w:t>Records</w:t>
+        <w:t>Fields</w:t>
       </w:r>
     </w:p>
     <w:p>
@@ -1544,22 +1698,26 @@
     </w:p>
     <w:p>
       <w:pPr>
-        <w:shd w:val="clear" w:color="auto" w:fill="F2F2F2"/>
-        <w:spacing w:before="30" w:after="30"/>
-      </w:pPr>
-      <w:r>
-        <w:rPr>
-          <w:rFonts w:ascii="Courier New" w:eastAsia="Courier New" w:hAnsi="Courier New" w:cs="Courier New"/>
-          <w:color w:val="595959"/>
-          <w:sz w:val="18"/>
-          <w:szCs w:val="18"/>
-        </w:rPr>
-        <w:t>{% if has.records %}</w:t>
-      </w:r>
-      <w:r>
-        <w:rPr>
-          <w:rFonts w:ascii="Courier New" w:eastAsia="Courier New" w:hAnsi="Courier New" w:cs="Courier New"/>
-          <w:color w:val="595959"/>
+        <w:rPr>
+          <w:rFonts w:ascii="Courier New" w:eastAsia="Courier New" w:hAnsi="Courier New" w:cs="Courier New"/>
+          <w:color w:val="7030A0"/>
+          <w:sz w:val="18"/>
+          <w:szCs w:val="18"/>
+        </w:rPr>
+      </w:pPr>
+      <w:r>
+        <w:rPr>
+          <w:rFonts w:ascii="Courier New" w:eastAsia="Courier New" w:hAnsi="Courier New" w:cs="Courier New"/>
+          <w:color w:val="7030A0"/>
+          <w:sz w:val="18"/>
+          <w:szCs w:val="18"/>
+        </w:rPr>
+        <w:t>{% if has.fields %}</w:t>
+      </w:r>
+      <w:r>
+        <w:rPr>
+          <w:rFonts w:ascii="Courier New" w:eastAsia="Courier New" w:hAnsi="Courier New" w:cs="Courier New"/>
+          <w:color w:val="7030A0"/>
           <w:sz w:val="18"/>
           <w:szCs w:val="18"/>
         </w:rPr>
@@ -1568,11 +1726,11 @@
       <w:r>
         <w:rPr>
           <w:rFonts w:ascii="Courier New" w:eastAsia="Courier New" w:hAnsi="Courier New" w:cs="Courier New"/>
-          <w:color w:val="595959"/>
-          <w:sz w:val="18"/>
-          <w:szCs w:val="18"/>
-        </w:rPr>
-        <w:t>{% for rec in records %}</w:t>
+          <w:color w:val="7030A0"/>
+          <w:sz w:val="18"/>
+          <w:szCs w:val="18"/>
+        </w:rPr>
+        <w:t>{% for fld in fields %}</w:t>
       </w:r>
     </w:p>
     <w:p>
@@ -1580,7 +1738,10 @@
         <w:pStyle w:val="Ttulo2"/>
       </w:pPr>
       <w:r>
-        <w:t>{{ rec.name }}</w:t>
+        <w:t xml:space="preserve">Field: </w:t>
+      </w:r>
+      <w:r>
+        <w:t>{{ fld.name }}</w:t>
       </w:r>
     </w:p>
     <w:tbl>
@@ -1631,7 +1792,7 @@
                 <w:sz w:val="18"/>
                 <w:szCs w:val="18"/>
               </w:rPr>
-              <w:t>Tipo</w:t>
+              <w:t>Type</w:t>
             </w:r>
           </w:p>
         </w:tc>
@@ -1659,7 +1820,7 @@
                 <w:sz w:val="18"/>
                 <w:szCs w:val="18"/>
               </w:rPr>
-              <w:t>{{ rec.record_type }}</w:t>
+              <w:t>{{ fld.field_type }}</w:t>
             </w:r>
           </w:p>
         </w:tc>
@@ -1691,7 +1852,7 @@
                 <w:sz w:val="18"/>
                 <w:szCs w:val="18"/>
               </w:rPr>
-              <w:t>Descripción</w:t>
+              <w:t>Length</w:t>
             </w:r>
           </w:p>
         </w:tc>
@@ -1719,7 +1880,7 @@
                 <w:sz w:val="18"/>
                 <w:szCs w:val="18"/>
               </w:rPr>
-              <w:t>{{ rec.description }}</w:t>
+              <w:t>{{ fld.length }}</w:t>
             </w:r>
           </w:p>
         </w:tc>
@@ -1751,7 +1912,7 @@
                 <w:sz w:val="18"/>
                 <w:szCs w:val="18"/>
               </w:rPr>
-              <w:t>Parent Record</w:t>
+              <w:t>Short Name</w:t>
             </w:r>
           </w:p>
         </w:tc>
@@ -1779,7 +1940,67 @@
                 <w:sz w:val="18"/>
                 <w:szCs w:val="18"/>
               </w:rPr>
-              <w:t>{{ rec.parent_record }}</w:t>
+              <w:t>{{ fld.long_name }}</w:t>
+            </w:r>
+          </w:p>
+        </w:tc>
+      </w:tr>
+      <w:tr>
+        <w:tc>
+          <w:tcPr>
+            <w:tcW w:w="2800" w:type="dxa"/>
+            <w:tcBorders>
+              <w:top w:val="single" w:sz="1" w:space="0" w:color="BFBFBF"/>
+              <w:left w:val="single" w:sz="1" w:space="0" w:color="BFBFBF"/>
+              <w:bottom w:val="single" w:sz="1" w:space="0" w:color="BFBFBF"/>
+              <w:right w:val="single" w:sz="1" w:space="0" w:color="BFBFBF"/>
+            </w:tcBorders>
+            <w:shd w:val="clear" w:color="auto" w:fill="EBF3FB"/>
+            <w:tcMar>
+              <w:top w:w="70" w:type="dxa"/>
+              <w:left w:w="120" w:type="dxa"/>
+              <w:bottom w:w="70" w:type="dxa"/>
+              <w:right w:w="120" w:type="dxa"/>
+            </w:tcMar>
+          </w:tcPr>
+          <w:p>
+            <w:r>
+              <w:rPr>
+                <w:b/>
+                <w:bCs/>
+                <w:color w:val="000000"/>
+                <w:sz w:val="18"/>
+                <w:szCs w:val="18"/>
+              </w:rPr>
+              <w:t>Long Name</w:t>
+            </w:r>
+          </w:p>
+        </w:tc>
+        <w:tc>
+          <w:tcPr>
+            <w:tcW w:w="6560" w:type="dxa"/>
+            <w:tcBorders>
+              <w:top w:val="single" w:sz="1" w:space="0" w:color="BFBFBF"/>
+              <w:left w:val="single" w:sz="1" w:space="0" w:color="BFBFBF"/>
+              <w:bottom w:val="single" w:sz="1" w:space="0" w:color="BFBFBF"/>
+              <w:right w:val="single" w:sz="1" w:space="0" w:color="BFBFBF"/>
+            </w:tcBorders>
+            <w:tcMar>
+              <w:top w:w="70" w:type="dxa"/>
+              <w:left w:w="120" w:type="dxa"/>
+              <w:bottom w:w="70" w:type="dxa"/>
+              <w:right w:w="120" w:type="dxa"/>
+            </w:tcMar>
+          </w:tcPr>
+          <w:p>
+            <w:r>
+              <w:rPr>
+                <w:rFonts w:ascii="Courier New" w:eastAsia="Courier New" w:hAnsi="Courier New" w:cs="Courier New"/>
+                <w:color w:val="595959"/>
+                <w:sz w:val="18"/>
+                <w:szCs w:val="18"/>
+              </w:rPr>
+              <w:t>{{ fld.short_name }}</w:t>
             </w:r>
           </w:p>
         </w:tc>
@@ -1787,8 +2008,22 @@
     </w:tbl>
     <w:p>
       <w:pPr>
-        <w:spacing w:before="60" w:after="60"/>
-      </w:pPr>
+        <w:rPr>
+          <w:rFonts w:ascii="Courier New" w:eastAsia="Courier New" w:hAnsi="Courier New" w:cs="Courier New"/>
+          <w:color w:val="7030A0"/>
+          <w:sz w:val="18"/>
+          <w:szCs w:val="18"/>
+        </w:rPr>
+      </w:pPr>
+      <w:r>
+        <w:rPr>
+          <w:rFonts w:ascii="Courier New" w:eastAsia="Courier New" w:hAnsi="Courier New" w:cs="Courier New"/>
+          <w:color w:val="7030A0"/>
+          <w:sz w:val="18"/>
+          <w:szCs w:val="18"/>
+        </w:rPr>
+        <w:t>{% if fld.has_xlat %}</w:t>
+      </w:r>
     </w:p>
     <w:p>
       <w:pPr>
@@ -1801,12 +2036,48 @@
         <w:rPr>
           <w:noProof/>
         </w:rPr>
-        <w:t>Fields</w:t>
-      </w:r>
+        <w:t>Translate Values (</w:t>
+      </w:r>
+      <w:r>
+        <w:rPr>
+          <w:rFonts w:ascii="Courier New" w:eastAsia="Courier New" w:hAnsi="Courier New" w:cs="Courier New"/>
+          <w:noProof/>
+          <w:color w:val="595959"/>
+          <w:sz w:val="18"/>
+          <w:szCs w:val="18"/>
+        </w:rPr>
+        <w:t xml:space="preserve">{{ fld.xlat_count }} </w:t>
+      </w:r>
+      <w:r>
+        <w:rPr>
+          <w:rFonts w:ascii="Courier New" w:eastAsia="Courier New" w:hAnsi="Courier New" w:cs="Courier New"/>
+          <w:noProof/>
+          <w:color w:val="595959"/>
+          <w:sz w:val="18"/>
+          <w:szCs w:val="18"/>
+        </w:rPr>
+        <w:t>values</w:t>
+      </w:r>
+      <w:r>
+        <w:rPr>
+          <w:noProof/>
+        </w:rPr>
+        <w:t>)</w:t>
+      </w:r>
+    </w:p>
+    <w:p>
+      <w:pPr>
+        <w:rPr>
+          <w:rFonts w:ascii="Courier New" w:eastAsia="Courier New" w:hAnsi="Courier New" w:cs="Courier New"/>
+          <w:color w:val="7030A0"/>
+          <w:sz w:val="18"/>
+          <w:szCs w:val="18"/>
+        </w:rPr>
+      </w:pPr>
     </w:p>
     <w:tbl>
       <w:tblPr>
-        <w:tblW w:w="9360" w:type="dxa"/>
+        <w:tblW w:w="9898" w:type="dxa"/>
         <w:tblBorders>
           <w:top w:val="single" w:sz="4" w:space="0" w:color="auto"/>
           <w:left w:val="single" w:sz="4" w:space="0" w:color="auto"/>
@@ -1815,6 +2086,7 @@
           <w:insideH w:val="single" w:sz="4" w:space="0" w:color="auto"/>
           <w:insideV w:val="single" w:sz="4" w:space="0" w:color="auto"/>
         </w:tblBorders>
+        <w:tblLayout w:type="fixed"/>
         <w:tblCellMar>
           <w:left w:w="10" w:type="dxa"/>
           <w:right w:w="10" w:type="dxa"/>
@@ -1822,11 +2094,12 @@
         <w:tblLook w:val="0000" w:firstRow="0" w:lastRow="0" w:firstColumn="0" w:lastColumn="0" w:noHBand="0" w:noVBand="0"/>
       </w:tblPr>
       <w:tblGrid>
-        <w:gridCol w:w="1786"/>
-        <w:gridCol w:w="2366"/>
-        <w:gridCol w:w="1980"/>
-        <w:gridCol w:w="1883"/>
-        <w:gridCol w:w="1883"/>
+        <w:gridCol w:w="40"/>
+        <w:gridCol w:w="1590"/>
+        <w:gridCol w:w="1994"/>
+        <w:gridCol w:w="2091"/>
+        <w:gridCol w:w="2481"/>
+        <w:gridCol w:w="1702"/>
       </w:tblGrid>
       <w:tr>
         <w:trPr>
@@ -1834,23 +2107,16 @@
         </w:trPr>
         <w:tc>
           <w:tcPr>
-            <w:tcW w:w="2200" w:type="dxa"/>
-            <w:tcBorders>
-              <w:top w:val="single" w:sz="1" w:space="0" w:color="BFBFBF"/>
-              <w:left w:val="single" w:sz="1" w:space="0" w:color="BFBFBF"/>
-              <w:bottom w:val="single" w:sz="1" w:space="0" w:color="BFBFBF"/>
-              <w:right w:val="single" w:sz="1" w:space="0" w:color="BFBFBF"/>
-            </w:tcBorders>
-            <w:shd w:val="clear" w:color="auto" w:fill="1F4E79"/>
-            <w:tcMar>
-              <w:top w:w="70" w:type="dxa"/>
-              <w:left w:w="120" w:type="dxa"/>
-              <w:bottom w:w="70" w:type="dxa"/>
-              <w:right w:w="120" w:type="dxa"/>
-            </w:tcMar>
-          </w:tcPr>
-          <w:p>
-            <w:r>
+            <w:tcW w:w="40" w:type="dxa"/>
+            <w:tcBorders>
+              <w:top w:val="nil"/>
+              <w:left w:val="nil"/>
+              <w:bottom w:val="nil"/>
+              <w:right w:val="single" w:sz="4" w:space="0" w:color="BFBFBF"/>
+            </w:tcBorders>
+          </w:tcPr>
+          <w:p>
+            <w:pPr>
               <w:rPr>
                 <w:b/>
                 <w:bCs/>
@@ -1858,17 +2124,16 @@
                 <w:sz w:val="18"/>
                 <w:szCs w:val="18"/>
               </w:rPr>
-              <w:t>Field</w:t>
-            </w:r>
-          </w:p>
-        </w:tc>
-        <w:tc>
-          <w:tcPr>
-            <w:tcW w:w="1400" w:type="dxa"/>
-            <w:tcBorders>
-              <w:top w:val="single" w:sz="1" w:space="0" w:color="BFBFBF"/>
-              <w:left w:val="single" w:sz="1" w:space="0" w:color="BFBFBF"/>
-              <w:bottom w:val="single" w:sz="1" w:space="0" w:color="BFBFBF"/>
+            </w:pPr>
+          </w:p>
+        </w:tc>
+        <w:tc>
+          <w:tcPr>
+            <w:tcW w:w="1590" w:type="dxa"/>
+            <w:tcBorders>
+              <w:top w:val="single" w:sz="1" w:space="0" w:color="BFBFBF"/>
+              <w:left w:val="single" w:sz="4" w:space="0" w:color="BFBFBF"/>
+              <w:bottom w:val="single" w:sz="2" w:space="0" w:color="BFBFBF"/>
               <w:right w:val="single" w:sz="1" w:space="0" w:color="BFBFBF"/>
             </w:tcBorders>
             <w:shd w:val="clear" w:color="auto" w:fill="1F4E79"/>
@@ -1888,17 +2153,17 @@
                 <w:sz w:val="18"/>
                 <w:szCs w:val="18"/>
               </w:rPr>
-              <w:t>Type</w:t>
-            </w:r>
-          </w:p>
-        </w:tc>
-        <w:tc>
-          <w:tcPr>
-            <w:tcW w:w="700" w:type="dxa"/>
-            <w:tcBorders>
-              <w:top w:val="single" w:sz="1" w:space="0" w:color="BFBFBF"/>
-              <w:left w:val="single" w:sz="1" w:space="0" w:color="BFBFBF"/>
-              <w:bottom w:val="single" w:sz="1" w:space="0" w:color="BFBFBF"/>
+              <w:t>Value</w:t>
+            </w:r>
+          </w:p>
+        </w:tc>
+        <w:tc>
+          <w:tcPr>
+            <w:tcW w:w="1994" w:type="dxa"/>
+            <w:tcBorders>
+              <w:top w:val="single" w:sz="1" w:space="0" w:color="BFBFBF"/>
+              <w:left w:val="single" w:sz="1" w:space="0" w:color="BFBFBF"/>
+              <w:bottom w:val="single" w:sz="2" w:space="0" w:color="BFBFBF"/>
               <w:right w:val="single" w:sz="1" w:space="0" w:color="BFBFBF"/>
             </w:tcBorders>
             <w:shd w:val="clear" w:color="auto" w:fill="1F4E79"/>
@@ -1918,8 +2183,28 @@
                 <w:sz w:val="18"/>
                 <w:szCs w:val="18"/>
               </w:rPr>
-              <w:t>L</w:t>
-            </w:r>
+              <w:t>Long Descr</w:t>
+            </w:r>
+          </w:p>
+        </w:tc>
+        <w:tc>
+          <w:tcPr>
+            <w:tcW w:w="2091" w:type="dxa"/>
+            <w:tcBorders>
+              <w:top w:val="single" w:sz="1" w:space="0" w:color="BFBFBF"/>
+              <w:left w:val="single" w:sz="1" w:space="0" w:color="BFBFBF"/>
+              <w:bottom w:val="single" w:sz="2" w:space="0" w:color="BFBFBF"/>
+              <w:right w:val="single" w:sz="1" w:space="0" w:color="BFBFBF"/>
+            </w:tcBorders>
+            <w:shd w:val="clear" w:color="auto" w:fill="1F4E79"/>
+            <w:tcMar>
+              <w:top w:w="70" w:type="dxa"/>
+              <w:left w:w="120" w:type="dxa"/>
+              <w:bottom w:w="70" w:type="dxa"/>
+              <w:right w:w="120" w:type="dxa"/>
+            </w:tcMar>
+          </w:tcPr>
+          <w:p>
             <w:r>
               <w:rPr>
                 <w:b/>
@@ -1928,17 +2213,17 @@
                 <w:sz w:val="18"/>
                 <w:szCs w:val="18"/>
               </w:rPr>
-              <w:t>ength</w:t>
-            </w:r>
-          </w:p>
-        </w:tc>
-        <w:tc>
-          <w:tcPr>
-            <w:tcW w:w="2660" w:type="dxa"/>
-            <w:tcBorders>
-              <w:top w:val="single" w:sz="1" w:space="0" w:color="BFBFBF"/>
-              <w:left w:val="single" w:sz="1" w:space="0" w:color="BFBFBF"/>
-              <w:bottom w:val="single" w:sz="1" w:space="0" w:color="BFBFBF"/>
+              <w:t>Short Descr</w:t>
+            </w:r>
+          </w:p>
+        </w:tc>
+        <w:tc>
+          <w:tcPr>
+            <w:tcW w:w="2481" w:type="dxa"/>
+            <w:tcBorders>
+              <w:top w:val="single" w:sz="1" w:space="0" w:color="BFBFBF"/>
+              <w:left w:val="single" w:sz="1" w:space="0" w:color="BFBFBF"/>
+              <w:bottom w:val="single" w:sz="2" w:space="0" w:color="BFBFBF"/>
               <w:right w:val="single" w:sz="1" w:space="0" w:color="BFBFBF"/>
             </w:tcBorders>
             <w:shd w:val="clear" w:color="auto" w:fill="1F4E79"/>
@@ -1958,17 +2243,17 @@
                 <w:sz w:val="18"/>
                 <w:szCs w:val="18"/>
               </w:rPr>
-              <w:t>Flags</w:t>
-            </w:r>
-          </w:p>
-        </w:tc>
-        <w:tc>
-          <w:tcPr>
-            <w:tcW w:w="2400" w:type="dxa"/>
-            <w:tcBorders>
-              <w:top w:val="single" w:sz="1" w:space="0" w:color="BFBFBF"/>
-              <w:left w:val="single" w:sz="1" w:space="0" w:color="BFBFBF"/>
-              <w:bottom w:val="single" w:sz="1" w:space="0" w:color="BFBFBF"/>
+              <w:t>Effective Date</w:t>
+            </w:r>
+          </w:p>
+        </w:tc>
+        <w:tc>
+          <w:tcPr>
+            <w:tcW w:w="1702" w:type="dxa"/>
+            <w:tcBorders>
+              <w:top w:val="single" w:sz="1" w:space="0" w:color="BFBFBF"/>
+              <w:left w:val="single" w:sz="1" w:space="0" w:color="BFBFBF"/>
+              <w:bottom w:val="single" w:sz="2" w:space="0" w:color="BFBFBF"/>
               <w:right w:val="single" w:sz="1" w:space="0" w:color="BFBFBF"/>
             </w:tcBorders>
             <w:shd w:val="clear" w:color="auto" w:fill="1F4E79"/>
@@ -1988,41 +2273,179 @@
                 <w:sz w:val="18"/>
                 <w:szCs w:val="18"/>
               </w:rPr>
-              <w:t>Label</w:t>
+              <w:t>Eff Status</w:t>
             </w:r>
           </w:p>
         </w:tc>
       </w:tr>
       <w:tr>
-        <w:trPr>
-          <w:gridAfter w:val="4"/>
-          <w:wAfter w:w="7160" w:type="dxa"/>
-        </w:trPr>
-        <w:tc>
-          <w:tcPr>
-            <w:tcW w:w="9360" w:type="dxa"/>
-            <w:tcBorders>
-              <w:top w:val="none" w:sz="0" w:space="0" w:color="FFFFFF"/>
-              <w:left w:val="none" w:sz="0" w:space="0" w:color="FFFFFF"/>
-              <w:bottom w:val="none" w:sz="0" w:space="0" w:color="FFFFFF"/>
-              <w:right w:val="none" w:sz="0" w:space="0" w:color="FFFFFF"/>
-            </w:tcBorders>
-            <w:tcMar>
-              <w:top w:w="0" w:type="dxa"/>
-              <w:left w:w="0" w:type="dxa"/>
-              <w:bottom w:w="0" w:type="dxa"/>
-              <w:right w:w="0" w:type="dxa"/>
-            </w:tcMar>
-          </w:tcPr>
-          <w:p>
+        <w:tc>
+          <w:tcPr>
+            <w:tcW w:w="40" w:type="dxa"/>
+            <w:tcBorders>
+              <w:top w:val="nil"/>
+              <w:left w:val="nil"/>
+              <w:bottom w:val="nil"/>
+              <w:right w:val="single" w:sz="4" w:space="0" w:color="BFBFBF"/>
+            </w:tcBorders>
+          </w:tcPr>
+          <w:p>
+            <w:pPr>
+              <w:rPr>
+                <w:rFonts w:ascii="Courier New" w:eastAsia="Courier New" w:hAnsi="Courier New" w:cs="Courier New"/>
+                <w:color w:val="595959"/>
+                <w:sz w:val="2"/>
+                <w:szCs w:val="2"/>
+              </w:rPr>
+            </w:pPr>
             <w:r>
               <w:rPr>
                 <w:rFonts w:ascii="Courier New" w:eastAsia="Courier New" w:hAnsi="Courier New" w:cs="Courier New"/>
                 <w:color w:val="7030A0"/>
-                <w:sz w:val="18"/>
-                <w:szCs w:val="18"/>
-              </w:rPr>
-              <w:t>{% for field in rec.fields %}</w:t>
+                <w:sz w:val="2"/>
+                <w:szCs w:val="2"/>
+              </w:rPr>
+              <w:t>{% for xv in fld.translate_values %}</w:t>
+            </w:r>
+          </w:p>
+        </w:tc>
+        <w:tc>
+          <w:tcPr>
+            <w:tcW w:w="1590" w:type="dxa"/>
+            <w:tcBorders>
+              <w:top w:val="single" w:sz="2" w:space="0" w:color="BFBFBF"/>
+              <w:left w:val="single" w:sz="4" w:space="0" w:color="BFBFBF"/>
+              <w:bottom w:val="single" w:sz="4" w:space="0" w:color="BFBFBF"/>
+              <w:right w:val="single" w:sz="2" w:space="0" w:color="BFBFBF"/>
+            </w:tcBorders>
+            <w:tcMar>
+              <w:top w:w="70" w:type="dxa"/>
+              <w:left w:w="120" w:type="dxa"/>
+              <w:bottom w:w="70" w:type="dxa"/>
+              <w:right w:w="120" w:type="dxa"/>
+            </w:tcMar>
+          </w:tcPr>
+          <w:p>
+            <w:r>
+              <w:rPr>
+                <w:rFonts w:ascii="Courier New" w:eastAsia="Courier New" w:hAnsi="Courier New" w:cs="Courier New"/>
+                <w:color w:val="595959"/>
+                <w:sz w:val="18"/>
+                <w:szCs w:val="18"/>
+              </w:rPr>
+              <w:t>{{ xv.value }}</w:t>
+            </w:r>
+          </w:p>
+        </w:tc>
+        <w:tc>
+          <w:tcPr>
+            <w:tcW w:w="1994" w:type="dxa"/>
+            <w:tcBorders>
+              <w:top w:val="single" w:sz="2" w:space="0" w:color="BFBFBF"/>
+              <w:left w:val="single" w:sz="2" w:space="0" w:color="BFBFBF"/>
+              <w:bottom w:val="single" w:sz="4" w:space="0" w:color="BFBFBF"/>
+              <w:right w:val="single" w:sz="2" w:space="0" w:color="BFBFBF"/>
+            </w:tcBorders>
+            <w:tcMar>
+              <w:top w:w="70" w:type="dxa"/>
+              <w:left w:w="120" w:type="dxa"/>
+              <w:bottom w:w="70" w:type="dxa"/>
+              <w:right w:w="120" w:type="dxa"/>
+            </w:tcMar>
+          </w:tcPr>
+          <w:p>
+            <w:r>
+              <w:rPr>
+                <w:rFonts w:ascii="Courier New" w:eastAsia="Courier New" w:hAnsi="Courier New" w:cs="Courier New"/>
+                <w:color w:val="595959"/>
+                <w:sz w:val="18"/>
+                <w:szCs w:val="18"/>
+              </w:rPr>
+              <w:t>{{ xv.long_name }}</w:t>
+            </w:r>
+          </w:p>
+        </w:tc>
+        <w:tc>
+          <w:tcPr>
+            <w:tcW w:w="2091" w:type="dxa"/>
+            <w:tcBorders>
+              <w:top w:val="single" w:sz="2" w:space="0" w:color="BFBFBF"/>
+              <w:left w:val="single" w:sz="2" w:space="0" w:color="BFBFBF"/>
+              <w:bottom w:val="single" w:sz="4" w:space="0" w:color="BFBFBF"/>
+              <w:right w:val="single" w:sz="2" w:space="0" w:color="BFBFBF"/>
+            </w:tcBorders>
+            <w:tcMar>
+              <w:top w:w="70" w:type="dxa"/>
+              <w:left w:w="120" w:type="dxa"/>
+              <w:bottom w:w="70" w:type="dxa"/>
+              <w:right w:w="120" w:type="dxa"/>
+            </w:tcMar>
+          </w:tcPr>
+          <w:p>
+            <w:r>
+              <w:rPr>
+                <w:rFonts w:ascii="Courier New" w:eastAsia="Courier New" w:hAnsi="Courier New" w:cs="Courier New"/>
+                <w:color w:val="595959"/>
+                <w:sz w:val="18"/>
+                <w:szCs w:val="18"/>
+              </w:rPr>
+              <w:t>{{ xv.short_name }}</w:t>
+            </w:r>
+          </w:p>
+        </w:tc>
+        <w:tc>
+          <w:tcPr>
+            <w:tcW w:w="2481" w:type="dxa"/>
+            <w:tcBorders>
+              <w:top w:val="single" w:sz="2" w:space="0" w:color="BFBFBF"/>
+              <w:left w:val="single" w:sz="2" w:space="0" w:color="BFBFBF"/>
+              <w:bottom w:val="single" w:sz="4" w:space="0" w:color="BFBFBF"/>
+              <w:right w:val="single" w:sz="2" w:space="0" w:color="BFBFBF"/>
+            </w:tcBorders>
+            <w:tcMar>
+              <w:top w:w="70" w:type="dxa"/>
+              <w:left w:w="120" w:type="dxa"/>
+              <w:bottom w:w="70" w:type="dxa"/>
+              <w:right w:w="120" w:type="dxa"/>
+            </w:tcMar>
+          </w:tcPr>
+          <w:p>
+            <w:r>
+              <w:rPr>
+                <w:rFonts w:ascii="Courier New" w:eastAsia="Courier New" w:hAnsi="Courier New" w:cs="Courier New"/>
+                <w:color w:val="595959"/>
+                <w:sz w:val="18"/>
+                <w:szCs w:val="18"/>
+              </w:rPr>
+              <w:t>{{ xv.effective_date }}</w:t>
+            </w:r>
+          </w:p>
+        </w:tc>
+        <w:tc>
+          <w:tcPr>
+            <w:tcW w:w="1702" w:type="dxa"/>
+            <w:tcBorders>
+              <w:top w:val="single" w:sz="2" w:space="0" w:color="BFBFBF"/>
+              <w:left w:val="single" w:sz="2" w:space="0" w:color="BFBFBF"/>
+              <w:bottom w:val="single" w:sz="4" w:space="0" w:color="BFBFBF"/>
+              <w:right w:val="single" w:sz="2" w:space="0" w:color="BFBFBF"/>
+            </w:tcBorders>
+            <w:tcMar>
+              <w:top w:w="70" w:type="dxa"/>
+              <w:left w:w="120" w:type="dxa"/>
+              <w:bottom w:w="70" w:type="dxa"/>
+              <w:right w:w="120" w:type="dxa"/>
+            </w:tcMar>
+          </w:tcPr>
+          <w:p>
+            <w:r>
+              <w:rPr>
+                <w:rFonts w:ascii="Courier New" w:eastAsia="Courier New" w:hAnsi="Courier New" w:cs="Courier New"/>
+                <w:color w:val="595959"/>
+                <w:sz w:val="18"/>
+                <w:szCs w:val="18"/>
+              </w:rPr>
+              <w:t>{{ xv.status }}</w:t>
             </w:r>
           </w:p>
         </w:tc>
@@ -2030,207 +2453,246 @@
       <w:tr>
         <w:tc>
           <w:tcPr>
-            <w:tcW w:w="2200" w:type="dxa"/>
-            <w:tcBorders>
-              <w:top w:val="single" w:sz="1" w:space="0" w:color="BFBFBF"/>
-              <w:left w:val="single" w:sz="1" w:space="0" w:color="BFBFBF"/>
-              <w:bottom w:val="single" w:sz="1" w:space="0" w:color="BFBFBF"/>
-              <w:right w:val="single" w:sz="1" w:space="0" w:color="BFBFBF"/>
-            </w:tcBorders>
-            <w:tcMar>
-              <w:top w:w="70" w:type="dxa"/>
-              <w:left w:w="120" w:type="dxa"/>
-              <w:bottom w:w="70" w:type="dxa"/>
-              <w:right w:w="120" w:type="dxa"/>
-            </w:tcMar>
-          </w:tcPr>
-          <w:p>
-            <w:r>
-              <w:rPr>
-                <w:rFonts w:ascii="Courier New" w:eastAsia="Courier New" w:hAnsi="Courier New" w:cs="Courier New"/>
-                <w:color w:val="595959"/>
-                <w:sz w:val="18"/>
-                <w:szCs w:val="18"/>
-              </w:rPr>
-              <w:t>{{ field.name }}</w:t>
-            </w:r>
-          </w:p>
-        </w:tc>
-        <w:tc>
-          <w:tcPr>
-            <w:tcW w:w="1400" w:type="dxa"/>
-            <w:tcBorders>
-              <w:top w:val="single" w:sz="1" w:space="0" w:color="BFBFBF"/>
-              <w:left w:val="single" w:sz="1" w:space="0" w:color="BFBFBF"/>
-              <w:bottom w:val="single" w:sz="1" w:space="0" w:color="BFBFBF"/>
-              <w:right w:val="single" w:sz="1" w:space="0" w:color="BFBFBF"/>
-            </w:tcBorders>
-            <w:tcMar>
-              <w:top w:w="70" w:type="dxa"/>
-              <w:left w:w="120" w:type="dxa"/>
-              <w:bottom w:w="70" w:type="dxa"/>
-              <w:right w:w="120" w:type="dxa"/>
-            </w:tcMar>
-          </w:tcPr>
-          <w:p>
-            <w:r>
-              <w:rPr>
-                <w:rFonts w:ascii="Courier New" w:eastAsia="Courier New" w:hAnsi="Courier New" w:cs="Courier New"/>
-                <w:color w:val="595959"/>
-                <w:sz w:val="18"/>
-                <w:szCs w:val="18"/>
-              </w:rPr>
-              <w:t>{{ field.field_type }}</w:t>
-            </w:r>
-          </w:p>
-        </w:tc>
-        <w:tc>
-          <w:tcPr>
-            <w:tcW w:w="700" w:type="dxa"/>
-            <w:tcBorders>
-              <w:top w:val="single" w:sz="1" w:space="0" w:color="BFBFBF"/>
-              <w:left w:val="single" w:sz="1" w:space="0" w:color="BFBFBF"/>
-              <w:bottom w:val="single" w:sz="1" w:space="0" w:color="BFBFBF"/>
-              <w:right w:val="single" w:sz="1" w:space="0" w:color="BFBFBF"/>
-            </w:tcBorders>
-            <w:tcMar>
-              <w:top w:w="70" w:type="dxa"/>
-              <w:left w:w="120" w:type="dxa"/>
-              <w:bottom w:w="70" w:type="dxa"/>
-              <w:right w:w="120" w:type="dxa"/>
-            </w:tcMar>
-          </w:tcPr>
-          <w:p>
-            <w:r>
-              <w:rPr>
-                <w:rFonts w:ascii="Courier New" w:eastAsia="Courier New" w:hAnsi="Courier New" w:cs="Courier New"/>
-                <w:color w:val="595959"/>
-                <w:sz w:val="18"/>
-                <w:szCs w:val="18"/>
-              </w:rPr>
-              <w:t>{{ field.length }}</w:t>
-            </w:r>
-          </w:p>
-        </w:tc>
-        <w:tc>
-          <w:tcPr>
-            <w:tcW w:w="2660" w:type="dxa"/>
-            <w:tcBorders>
-              <w:top w:val="single" w:sz="1" w:space="0" w:color="BFBFBF"/>
-              <w:left w:val="single" w:sz="1" w:space="0" w:color="BFBFBF"/>
-              <w:bottom w:val="single" w:sz="1" w:space="0" w:color="BFBFBF"/>
-              <w:right w:val="single" w:sz="1" w:space="0" w:color="BFBFBF"/>
-            </w:tcBorders>
-            <w:tcMar>
-              <w:top w:w="70" w:type="dxa"/>
-              <w:left w:w="120" w:type="dxa"/>
-              <w:bottom w:w="70" w:type="dxa"/>
-              <w:right w:w="120" w:type="dxa"/>
-            </w:tcMar>
-          </w:tcPr>
-          <w:p>
-            <w:r>
-              <w:rPr>
-                <w:rFonts w:ascii="Courier New" w:eastAsia="Courier New" w:hAnsi="Courier New" w:cs="Courier New"/>
-                <w:color w:val="595959"/>
-                <w:sz w:val="18"/>
-                <w:szCs w:val="18"/>
-              </w:rPr>
-              <w:t>{{ field.flags }}</w:t>
-            </w:r>
-          </w:p>
-        </w:tc>
-        <w:tc>
-          <w:tcPr>
-            <w:tcW w:w="2400" w:type="dxa"/>
-            <w:tcBorders>
-              <w:top w:val="single" w:sz="1" w:space="0" w:color="BFBFBF"/>
-              <w:left w:val="single" w:sz="1" w:space="0" w:color="BFBFBF"/>
-              <w:bottom w:val="single" w:sz="1" w:space="0" w:color="BFBFBF"/>
-              <w:right w:val="single" w:sz="1" w:space="0" w:color="BFBFBF"/>
-            </w:tcBorders>
-            <w:tcMar>
-              <w:top w:w="70" w:type="dxa"/>
-              <w:left w:w="120" w:type="dxa"/>
-              <w:bottom w:w="70" w:type="dxa"/>
-              <w:right w:w="120" w:type="dxa"/>
-            </w:tcMar>
-          </w:tcPr>
-          <w:p>
-            <w:r>
-              <w:rPr>
-                <w:rFonts w:ascii="Courier New" w:eastAsia="Courier New" w:hAnsi="Courier New" w:cs="Courier New"/>
-                <w:color w:val="595959"/>
-                <w:sz w:val="18"/>
-                <w:szCs w:val="18"/>
-              </w:rPr>
-              <w:t>{{ field.label }}</w:t>
-            </w:r>
-          </w:p>
-        </w:tc>
-      </w:tr>
-      <w:tr>
-        <w:trPr>
-          <w:gridAfter w:val="4"/>
-          <w:wAfter w:w="7160" w:type="dxa"/>
-        </w:trPr>
-        <w:tc>
-          <w:tcPr>
-            <w:tcW w:w="9360" w:type="dxa"/>
-            <w:tcBorders>
-              <w:top w:val="none" w:sz="0" w:space="0" w:color="FFFFFF"/>
-              <w:left w:val="none" w:sz="0" w:space="0" w:color="FFFFFF"/>
-              <w:bottom w:val="none" w:sz="0" w:space="0" w:color="FFFFFF"/>
-              <w:right w:val="none" w:sz="0" w:space="0" w:color="FFFFFF"/>
-            </w:tcBorders>
-            <w:tcMar>
-              <w:top w:w="0" w:type="dxa"/>
-              <w:left w:w="0" w:type="dxa"/>
-              <w:bottom w:w="0" w:type="dxa"/>
-              <w:right w:w="0" w:type="dxa"/>
-            </w:tcMar>
-          </w:tcPr>
-          <w:p>
-            <w:r>
+            <w:tcW w:w="40" w:type="dxa"/>
+            <w:tcBorders>
+              <w:top w:val="nil"/>
+              <w:left w:val="nil"/>
+              <w:bottom w:val="nil"/>
+              <w:right w:val="nil"/>
+            </w:tcBorders>
+          </w:tcPr>
+          <w:p>
+            <w:pPr>
               <w:rPr>
                 <w:rFonts w:ascii="Courier New" w:eastAsia="Courier New" w:hAnsi="Courier New" w:cs="Courier New"/>
                 <w:color w:val="7030A0"/>
-                <w:sz w:val="18"/>
-                <w:szCs w:val="18"/>
+                <w:sz w:val="2"/>
+                <w:szCs w:val="2"/>
+              </w:rPr>
+            </w:pPr>
+            <w:r>
+              <w:rPr>
+                <w:rFonts w:ascii="Courier New" w:eastAsia="Courier New" w:hAnsi="Courier New" w:cs="Courier New"/>
+                <w:color w:val="7030A0"/>
+                <w:sz w:val="2"/>
+                <w:szCs w:val="2"/>
               </w:rPr>
               <w:t>{% endfor %}</w:t>
             </w:r>
+          </w:p>
+        </w:tc>
+        <w:tc>
+          <w:tcPr>
+            <w:tcW w:w="1590" w:type="dxa"/>
+            <w:tcBorders>
+              <w:top w:val="single" w:sz="4" w:space="0" w:color="BFBFBF"/>
+              <w:left w:val="nil"/>
+              <w:bottom w:val="nil"/>
+              <w:right w:val="nil"/>
+            </w:tcBorders>
+            <w:tcMar>
+              <w:top w:w="70" w:type="dxa"/>
+              <w:left w:w="120" w:type="dxa"/>
+              <w:bottom w:w="70" w:type="dxa"/>
+              <w:right w:w="120" w:type="dxa"/>
+            </w:tcMar>
+          </w:tcPr>
+          <w:p>
+            <w:pPr>
+              <w:rPr>
+                <w:rFonts w:ascii="Courier New" w:eastAsia="Courier New" w:hAnsi="Courier New" w:cs="Courier New"/>
+                <w:color w:val="595959"/>
+                <w:sz w:val="18"/>
+                <w:szCs w:val="18"/>
+              </w:rPr>
+            </w:pPr>
+          </w:p>
+        </w:tc>
+        <w:tc>
+          <w:tcPr>
+            <w:tcW w:w="1994" w:type="dxa"/>
+            <w:tcBorders>
+              <w:top w:val="single" w:sz="4" w:space="0" w:color="BFBFBF"/>
+              <w:left w:val="nil"/>
+              <w:bottom w:val="nil"/>
+              <w:right w:val="nil"/>
+            </w:tcBorders>
+            <w:tcMar>
+              <w:top w:w="70" w:type="dxa"/>
+              <w:left w:w="120" w:type="dxa"/>
+              <w:bottom w:w="70" w:type="dxa"/>
+              <w:right w:w="120" w:type="dxa"/>
+            </w:tcMar>
+          </w:tcPr>
+          <w:p>
+            <w:pPr>
+              <w:rPr>
+                <w:rFonts w:ascii="Courier New" w:eastAsia="Courier New" w:hAnsi="Courier New" w:cs="Courier New"/>
+                <w:color w:val="595959"/>
+                <w:sz w:val="18"/>
+                <w:szCs w:val="18"/>
+              </w:rPr>
+            </w:pPr>
+          </w:p>
+        </w:tc>
+        <w:tc>
+          <w:tcPr>
+            <w:tcW w:w="2091" w:type="dxa"/>
+            <w:tcBorders>
+              <w:top w:val="single" w:sz="4" w:space="0" w:color="BFBFBF"/>
+              <w:left w:val="nil"/>
+              <w:bottom w:val="nil"/>
+              <w:right w:val="nil"/>
+            </w:tcBorders>
+            <w:tcMar>
+              <w:top w:w="70" w:type="dxa"/>
+              <w:left w:w="120" w:type="dxa"/>
+              <w:bottom w:w="70" w:type="dxa"/>
+              <w:right w:w="120" w:type="dxa"/>
+            </w:tcMar>
+          </w:tcPr>
+          <w:p>
+            <w:pPr>
+              <w:rPr>
+                <w:rFonts w:ascii="Courier New" w:eastAsia="Courier New" w:hAnsi="Courier New" w:cs="Courier New"/>
+                <w:color w:val="595959"/>
+                <w:sz w:val="18"/>
+                <w:szCs w:val="18"/>
+              </w:rPr>
+            </w:pPr>
+          </w:p>
+        </w:tc>
+        <w:tc>
+          <w:tcPr>
+            <w:tcW w:w="2481" w:type="dxa"/>
+            <w:tcBorders>
+              <w:top w:val="single" w:sz="4" w:space="0" w:color="BFBFBF"/>
+              <w:left w:val="nil"/>
+              <w:bottom w:val="nil"/>
+              <w:right w:val="nil"/>
+            </w:tcBorders>
+            <w:tcMar>
+              <w:top w:w="70" w:type="dxa"/>
+              <w:left w:w="120" w:type="dxa"/>
+              <w:bottom w:w="70" w:type="dxa"/>
+              <w:right w:w="120" w:type="dxa"/>
+            </w:tcMar>
+          </w:tcPr>
+          <w:p>
+            <w:pPr>
+              <w:rPr>
+                <w:rFonts w:ascii="Courier New" w:eastAsia="Courier New" w:hAnsi="Courier New" w:cs="Courier New"/>
+                <w:color w:val="595959"/>
+                <w:sz w:val="18"/>
+                <w:szCs w:val="18"/>
+              </w:rPr>
+            </w:pPr>
+          </w:p>
+        </w:tc>
+        <w:tc>
+          <w:tcPr>
+            <w:tcW w:w="1702" w:type="dxa"/>
+            <w:tcBorders>
+              <w:top w:val="single" w:sz="4" w:space="0" w:color="BFBFBF"/>
+              <w:left w:val="nil"/>
+              <w:bottom w:val="nil"/>
+              <w:right w:val="nil"/>
+            </w:tcBorders>
+            <w:tcMar>
+              <w:top w:w="70" w:type="dxa"/>
+              <w:left w:w="120" w:type="dxa"/>
+              <w:bottom w:w="70" w:type="dxa"/>
+              <w:right w:w="120" w:type="dxa"/>
+            </w:tcMar>
+          </w:tcPr>
+          <w:p>
+            <w:pPr>
+              <w:rPr>
+                <w:rFonts w:ascii="Courier New" w:eastAsia="Courier New" w:hAnsi="Courier New" w:cs="Courier New"/>
+                <w:color w:val="595959"/>
+                <w:sz w:val="18"/>
+                <w:szCs w:val="18"/>
+              </w:rPr>
+            </w:pPr>
           </w:p>
         </w:tc>
       </w:tr>
     </w:tbl>
     <w:p>
       <w:pPr>
-        <w:pBdr>
-          <w:left w:val="single" w:sz="12" w:space="4" w:color="00B0F0"/>
-        </w:pBdr>
-        <w:spacing w:before="60" w:after="60"/>
-        <w:ind w:left="360"/>
-      </w:pPr>
-      <w:r>
-        <w:rPr>
-          <w:i/>
-          <w:iCs/>
-          <w:color w:val="595959"/>
-          <w:sz w:val="16"/>
-          <w:szCs w:val="16"/>
-        </w:rPr>
-        <w:t>ℹ️  Las filas de iteracion dentro de tablas son expandidas automaticamente por docxtpl.</w:t>
-      </w:r>
-    </w:p>
-    <w:p>
-      <w:pPr>
-        <w:spacing w:before="60" w:after="60"/>
-      </w:pPr>
-    </w:p>
-    <w:p>
-      <w:pPr>
-        <w:pStyle w:val="Ttulo3"/>
+        <w:rPr>
+          <w:rFonts w:ascii="Courier New" w:eastAsia="Courier New" w:hAnsi="Courier New" w:cs="Courier New"/>
+          <w:color w:val="7030A0"/>
+          <w:sz w:val="18"/>
+          <w:szCs w:val="18"/>
+        </w:rPr>
+      </w:pPr>
+      <w:r>
+        <w:rPr>
+          <w:rFonts w:ascii="Courier New" w:eastAsia="Courier New" w:hAnsi="Courier New" w:cs="Courier New"/>
+          <w:color w:val="7030A0"/>
+          <w:sz w:val="18"/>
+          <w:szCs w:val="18"/>
+        </w:rPr>
+        <w:t>{% endif %}</w:t>
+      </w:r>
+    </w:p>
+    <w:p>
+      <w:pPr>
+        <w:rPr>
+          <w:rFonts w:ascii="Courier New" w:eastAsia="Courier New" w:hAnsi="Courier New" w:cs="Courier New"/>
+          <w:color w:val="7030A0"/>
+          <w:sz w:val="18"/>
+          <w:szCs w:val="18"/>
+        </w:rPr>
+      </w:pPr>
+    </w:p>
+    <w:p>
+      <w:pPr>
+        <w:rPr>
+          <w:rFonts w:ascii="Courier New" w:eastAsia="Courier New" w:hAnsi="Courier New" w:cs="Courier New"/>
+          <w:color w:val="7030A0"/>
+          <w:sz w:val="18"/>
+          <w:szCs w:val="18"/>
+        </w:rPr>
+      </w:pPr>
+      <w:r>
+        <w:rPr>
+          <w:rFonts w:ascii="Courier New" w:eastAsia="Courier New" w:hAnsi="Courier New" w:cs="Courier New"/>
+          <w:color w:val="7030A0"/>
+          <w:sz w:val="18"/>
+          <w:szCs w:val="18"/>
+        </w:rPr>
+        <w:t>{% endfor %}</w:t>
+      </w:r>
+    </w:p>
+    <w:p>
+      <w:pPr>
+        <w:rPr>
+          <w:rFonts w:ascii="Courier New" w:eastAsia="Courier New" w:hAnsi="Courier New" w:cs="Courier New"/>
+          <w:color w:val="7030A0"/>
+          <w:sz w:val="18"/>
+          <w:szCs w:val="18"/>
+        </w:rPr>
+      </w:pPr>
+      <w:r>
+        <w:rPr>
+          <w:rFonts w:ascii="Courier New" w:eastAsia="Courier New" w:hAnsi="Courier New" w:cs="Courier New"/>
+          <w:color w:val="7030A0"/>
+          <w:sz w:val="18"/>
+          <w:szCs w:val="18"/>
+        </w:rPr>
+        <w:t>{% endif %}</w:t>
+      </w:r>
+    </w:p>
+    <w:p>
+      <w:r>
+        <w:br w:type="page"/>
+      </w:r>
+    </w:p>
+    <w:p>
+      <w:pPr>
+        <w:pStyle w:val="Ttulo1"/>
         <w:rPr>
           <w:noProof/>
         </w:rPr>
@@ -2239,592 +2701,8 @@
         <w:rPr>
           <w:noProof/>
         </w:rPr>
-        <w:t>SQL del View</w:t>
-      </w:r>
-      <w:r>
-        <w:rPr>
-          <w:noProof/>
-        </w:rPr>
-        <w:t xml:space="preserve"> (to-do)</w:t>
-      </w:r>
-    </w:p>
-    <w:p>
-      <w:pPr>
-        <w:shd w:val="clear" w:color="auto" w:fill="F2F2F2"/>
-        <w:spacing w:before="30" w:after="30"/>
-      </w:pPr>
-      <w:r>
-        <w:rPr>
-          <w:rFonts w:ascii="Courier New" w:eastAsia="Courier New" w:hAnsi="Courier New" w:cs="Courier New"/>
-          <w:color w:val="595959"/>
-          <w:sz w:val="18"/>
-          <w:szCs w:val="18"/>
-        </w:rPr>
-        <w:t>{% if rec.is_view %}</w:t>
-      </w:r>
-    </w:p>
-    <w:p>
-      <w:pPr>
-        <w:shd w:val="clear" w:color="auto" w:fill="F2F2F2"/>
-        <w:spacing w:before="30" w:after="30"/>
-        <w:ind w:left="360"/>
-      </w:pPr>
-      <w:r>
-        <w:rPr>
-          <w:rFonts w:ascii="Courier New" w:eastAsia="Courier New" w:hAnsi="Courier New" w:cs="Courier New"/>
-          <w:color w:val="595959"/>
-          <w:sz w:val="18"/>
-          <w:szCs w:val="18"/>
-        </w:rPr>
-        <w:t>{{ rec.sql_view_text }}</w:t>
-      </w:r>
-    </w:p>
-    <w:p>
-      <w:pPr>
-        <w:shd w:val="clear" w:color="auto" w:fill="F2F2F2"/>
-        <w:spacing w:before="30" w:after="30"/>
-      </w:pPr>
-      <w:r>
-        <w:rPr>
-          <w:rFonts w:ascii="Courier New" w:eastAsia="Courier New" w:hAnsi="Courier New" w:cs="Courier New"/>
-          <w:color w:val="595959"/>
-          <w:sz w:val="18"/>
-          <w:szCs w:val="18"/>
-        </w:rPr>
-        <w:t>{% endif %}</w:t>
-      </w:r>
-    </w:p>
-    <w:p>
-      <w:pPr>
-        <w:spacing w:before="60" w:after="60"/>
-      </w:pPr>
-    </w:p>
-    <w:p>
-      <w:pPr>
-        <w:pStyle w:val="Ttulo3"/>
-        <w:rPr>
-          <w:noProof/>
-        </w:rPr>
-      </w:pPr>
-      <w:r>
-        <w:rPr>
-          <w:noProof/>
-        </w:rPr>
-        <w:t>Translate Values de Campos</w:t>
-      </w:r>
-      <w:r>
-        <w:rPr>
-          <w:noProof/>
-        </w:rPr>
-        <w:t xml:space="preserve"> (to-do)</w:t>
-      </w:r>
-    </w:p>
-    <w:p>
-      <w:pPr>
-        <w:shd w:val="clear" w:color="auto" w:fill="F2F2F2"/>
-        <w:spacing w:before="30" w:after="30"/>
-      </w:pPr>
-      <w:r>
-        <w:rPr>
-          <w:rFonts w:ascii="Courier New" w:eastAsia="Courier New" w:hAnsi="Courier New" w:cs="Courier New"/>
-          <w:color w:val="595959"/>
-          <w:sz w:val="18"/>
-          <w:szCs w:val="18"/>
-        </w:rPr>
-        <w:t>{% for field in rec.fields %}{% if field.has_xlat %}</w:t>
-      </w:r>
-    </w:p>
-    <w:p>
-      <w:pPr>
-        <w:pStyle w:val="Ttulo4"/>
-        <w:rPr>
-          <w:noProof/>
-        </w:rPr>
-      </w:pPr>
-      <w:r>
-        <w:rPr>
-          <w:noProof/>
-        </w:rPr>
-        <w:t xml:space="preserve">Campo: </w:t>
-      </w:r>
-      <w:r>
-        <w:rPr>
-          <w:rFonts w:ascii="Courier New" w:eastAsia="Courier New" w:hAnsi="Courier New" w:cs="Courier New"/>
-          <w:noProof/>
-          <w:sz w:val="18"/>
-          <w:szCs w:val="18"/>
-        </w:rPr>
-        <w:t>{{ field.name }}</w:t>
-      </w:r>
-    </w:p>
-    <w:tbl>
-      <w:tblPr>
-        <w:tblW w:w="9360" w:type="dxa"/>
-        <w:tblBorders>
-          <w:top w:val="single" w:sz="4" w:space="0" w:color="auto"/>
-          <w:left w:val="single" w:sz="4" w:space="0" w:color="auto"/>
-          <w:bottom w:val="single" w:sz="4" w:space="0" w:color="auto"/>
-          <w:right w:val="single" w:sz="4" w:space="0" w:color="auto"/>
-          <w:insideH w:val="single" w:sz="4" w:space="0" w:color="auto"/>
-          <w:insideV w:val="single" w:sz="4" w:space="0" w:color="auto"/>
-        </w:tblBorders>
-        <w:tblCellMar>
-          <w:left w:w="10" w:type="dxa"/>
-          <w:right w:w="10" w:type="dxa"/>
-        </w:tblCellMar>
-        <w:tblLook w:val="0000" w:firstRow="0" w:lastRow="0" w:firstColumn="0" w:lastColumn="0" w:noHBand="0" w:noVBand="0"/>
-      </w:tblPr>
-      <w:tblGrid>
-        <w:gridCol w:w="2266"/>
-        <w:gridCol w:w="1841"/>
-        <w:gridCol w:w="1930"/>
-        <w:gridCol w:w="2286"/>
-        <w:gridCol w:w="1575"/>
-      </w:tblGrid>
-      <w:tr>
-        <w:trPr>
-          <w:tblHeader/>
-        </w:trPr>
-        <w:tc>
-          <w:tcPr>
-            <w:tcW w:w="1500" w:type="dxa"/>
-            <w:tcBorders>
-              <w:top w:val="single" w:sz="1" w:space="0" w:color="BFBFBF"/>
-              <w:left w:val="single" w:sz="1" w:space="0" w:color="BFBFBF"/>
-              <w:bottom w:val="single" w:sz="1" w:space="0" w:color="BFBFBF"/>
-              <w:right w:val="single" w:sz="1" w:space="0" w:color="BFBFBF"/>
-            </w:tcBorders>
-            <w:shd w:val="clear" w:color="auto" w:fill="1F4E79"/>
-            <w:tcMar>
-              <w:top w:w="70" w:type="dxa"/>
-              <w:left w:w="120" w:type="dxa"/>
-              <w:bottom w:w="70" w:type="dxa"/>
-              <w:right w:w="120" w:type="dxa"/>
-            </w:tcMar>
-          </w:tcPr>
-          <w:p>
-            <w:r>
-              <w:rPr>
-                <w:b/>
-                <w:bCs/>
-                <w:color w:val="FFFFFF"/>
-                <w:sz w:val="18"/>
-                <w:szCs w:val="18"/>
-              </w:rPr>
-              <w:t>Valor</w:t>
-            </w:r>
-          </w:p>
-        </w:tc>
-        <w:tc>
-          <w:tcPr>
-            <w:tcW w:w="3000" w:type="dxa"/>
-            <w:tcBorders>
-              <w:top w:val="single" w:sz="1" w:space="0" w:color="BFBFBF"/>
-              <w:left w:val="single" w:sz="1" w:space="0" w:color="BFBFBF"/>
-              <w:bottom w:val="single" w:sz="1" w:space="0" w:color="BFBFBF"/>
-              <w:right w:val="single" w:sz="1" w:space="0" w:color="BFBFBF"/>
-            </w:tcBorders>
-            <w:shd w:val="clear" w:color="auto" w:fill="1F4E79"/>
-            <w:tcMar>
-              <w:top w:w="70" w:type="dxa"/>
-              <w:left w:w="120" w:type="dxa"/>
-              <w:bottom w:w="70" w:type="dxa"/>
-              <w:right w:w="120" w:type="dxa"/>
-            </w:tcMar>
-          </w:tcPr>
-          <w:p>
-            <w:r>
-              <w:rPr>
-                <w:b/>
-                <w:bCs/>
-                <w:color w:val="FFFFFF"/>
-                <w:sz w:val="18"/>
-                <w:szCs w:val="18"/>
-              </w:rPr>
-              <w:t>Nombre Largo</w:t>
-            </w:r>
-          </w:p>
-        </w:tc>
-        <w:tc>
-          <w:tcPr>
-            <w:tcW w:w="2260" w:type="dxa"/>
-            <w:tcBorders>
-              <w:top w:val="single" w:sz="1" w:space="0" w:color="BFBFBF"/>
-              <w:left w:val="single" w:sz="1" w:space="0" w:color="BFBFBF"/>
-              <w:bottom w:val="single" w:sz="1" w:space="0" w:color="BFBFBF"/>
-              <w:right w:val="single" w:sz="1" w:space="0" w:color="BFBFBF"/>
-            </w:tcBorders>
-            <w:shd w:val="clear" w:color="auto" w:fill="1F4E79"/>
-            <w:tcMar>
-              <w:top w:w="70" w:type="dxa"/>
-              <w:left w:w="120" w:type="dxa"/>
-              <w:bottom w:w="70" w:type="dxa"/>
-              <w:right w:w="120" w:type="dxa"/>
-            </w:tcMar>
-          </w:tcPr>
-          <w:p>
-            <w:r>
-              <w:rPr>
-                <w:b/>
-                <w:bCs/>
-                <w:color w:val="FFFFFF"/>
-                <w:sz w:val="18"/>
-                <w:szCs w:val="18"/>
-              </w:rPr>
-              <w:t>Nombre Corto</w:t>
-            </w:r>
-          </w:p>
-        </w:tc>
-        <w:tc>
-          <w:tcPr>
-            <w:tcW w:w="1300" w:type="dxa"/>
-            <w:tcBorders>
-              <w:top w:val="single" w:sz="1" w:space="0" w:color="BFBFBF"/>
-              <w:left w:val="single" w:sz="1" w:space="0" w:color="BFBFBF"/>
-              <w:bottom w:val="single" w:sz="1" w:space="0" w:color="BFBFBF"/>
-              <w:right w:val="single" w:sz="1" w:space="0" w:color="BFBFBF"/>
-            </w:tcBorders>
-            <w:shd w:val="clear" w:color="auto" w:fill="1F4E79"/>
-            <w:tcMar>
-              <w:top w:w="70" w:type="dxa"/>
-              <w:left w:w="120" w:type="dxa"/>
-              <w:bottom w:w="70" w:type="dxa"/>
-              <w:right w:w="120" w:type="dxa"/>
-            </w:tcMar>
-          </w:tcPr>
-          <w:p>
-            <w:r>
-              <w:rPr>
-                <w:b/>
-                <w:bCs/>
-                <w:color w:val="FFFFFF"/>
-                <w:sz w:val="18"/>
-                <w:szCs w:val="18"/>
-              </w:rPr>
-              <w:t>F. Efectiva</w:t>
-            </w:r>
-          </w:p>
-        </w:tc>
-        <w:tc>
-          <w:tcPr>
-            <w:tcW w:w="1300" w:type="dxa"/>
-            <w:tcBorders>
-              <w:top w:val="single" w:sz="1" w:space="0" w:color="BFBFBF"/>
-              <w:left w:val="single" w:sz="1" w:space="0" w:color="BFBFBF"/>
-              <w:bottom w:val="single" w:sz="1" w:space="0" w:color="BFBFBF"/>
-              <w:right w:val="single" w:sz="1" w:space="0" w:color="BFBFBF"/>
-            </w:tcBorders>
-            <w:shd w:val="clear" w:color="auto" w:fill="1F4E79"/>
-            <w:tcMar>
-              <w:top w:w="70" w:type="dxa"/>
-              <w:left w:w="120" w:type="dxa"/>
-              <w:bottom w:w="70" w:type="dxa"/>
-              <w:right w:w="120" w:type="dxa"/>
-            </w:tcMar>
-          </w:tcPr>
-          <w:p>
-            <w:r>
-              <w:rPr>
-                <w:b/>
-                <w:bCs/>
-                <w:color w:val="FFFFFF"/>
-                <w:sz w:val="18"/>
-                <w:szCs w:val="18"/>
-              </w:rPr>
-              <w:t>Estado</w:t>
-            </w:r>
-          </w:p>
-        </w:tc>
-      </w:tr>
-      <w:tr>
-        <w:trPr>
-          <w:gridAfter w:val="4"/>
-          <w:wAfter w:w="7860" w:type="dxa"/>
-        </w:trPr>
-        <w:tc>
-          <w:tcPr>
-            <w:tcW w:w="9360" w:type="dxa"/>
-            <w:tcBorders>
-              <w:top w:val="none" w:sz="0" w:space="0" w:color="FFFFFF"/>
-              <w:left w:val="none" w:sz="0" w:space="0" w:color="FFFFFF"/>
-              <w:bottom w:val="none" w:sz="0" w:space="0" w:color="FFFFFF"/>
-              <w:right w:val="none" w:sz="0" w:space="0" w:color="FFFFFF"/>
-            </w:tcBorders>
-            <w:tcMar>
-              <w:top w:w="0" w:type="dxa"/>
-              <w:left w:w="0" w:type="dxa"/>
-              <w:bottom w:w="0" w:type="dxa"/>
-              <w:right w:w="0" w:type="dxa"/>
-            </w:tcMar>
-          </w:tcPr>
-          <w:p>
-            <w:r>
-              <w:rPr>
-                <w:rFonts w:ascii="Courier New" w:eastAsia="Courier New" w:hAnsi="Courier New" w:cs="Courier New"/>
-                <w:color w:val="7030A0"/>
-                <w:sz w:val="18"/>
-                <w:szCs w:val="18"/>
-              </w:rPr>
-              <w:t>{% for xv in field.translate_values %}</w:t>
-            </w:r>
-          </w:p>
-        </w:tc>
-      </w:tr>
-      <w:tr>
-        <w:tc>
-          <w:tcPr>
-            <w:tcW w:w="1500" w:type="dxa"/>
-            <w:tcBorders>
-              <w:top w:val="single" w:sz="1" w:space="0" w:color="BFBFBF"/>
-              <w:left w:val="single" w:sz="1" w:space="0" w:color="BFBFBF"/>
-              <w:bottom w:val="single" w:sz="1" w:space="0" w:color="BFBFBF"/>
-              <w:right w:val="single" w:sz="1" w:space="0" w:color="BFBFBF"/>
-            </w:tcBorders>
-            <w:tcMar>
-              <w:top w:w="70" w:type="dxa"/>
-              <w:left w:w="120" w:type="dxa"/>
-              <w:bottom w:w="70" w:type="dxa"/>
-              <w:right w:w="120" w:type="dxa"/>
-            </w:tcMar>
-          </w:tcPr>
-          <w:p>
-            <w:r>
-              <w:rPr>
-                <w:rFonts w:ascii="Courier New" w:eastAsia="Courier New" w:hAnsi="Courier New" w:cs="Courier New"/>
-                <w:color w:val="595959"/>
-                <w:sz w:val="18"/>
-                <w:szCs w:val="18"/>
-              </w:rPr>
-              <w:t>{{ xv.value }}</w:t>
-            </w:r>
-          </w:p>
-        </w:tc>
-        <w:tc>
-          <w:tcPr>
-            <w:tcW w:w="3000" w:type="dxa"/>
-            <w:tcBorders>
-              <w:top w:val="single" w:sz="1" w:space="0" w:color="BFBFBF"/>
-              <w:left w:val="single" w:sz="1" w:space="0" w:color="BFBFBF"/>
-              <w:bottom w:val="single" w:sz="1" w:space="0" w:color="BFBFBF"/>
-              <w:right w:val="single" w:sz="1" w:space="0" w:color="BFBFBF"/>
-            </w:tcBorders>
-            <w:tcMar>
-              <w:top w:w="70" w:type="dxa"/>
-              <w:left w:w="120" w:type="dxa"/>
-              <w:bottom w:w="70" w:type="dxa"/>
-              <w:right w:w="120" w:type="dxa"/>
-            </w:tcMar>
-          </w:tcPr>
-          <w:p>
-            <w:r>
-              <w:rPr>
-                <w:rFonts w:ascii="Courier New" w:eastAsia="Courier New" w:hAnsi="Courier New" w:cs="Courier New"/>
-                <w:color w:val="595959"/>
-                <w:sz w:val="18"/>
-                <w:szCs w:val="18"/>
-              </w:rPr>
-              <w:t>{{ xv.long_name }}</w:t>
-            </w:r>
-          </w:p>
-        </w:tc>
-        <w:tc>
-          <w:tcPr>
-            <w:tcW w:w="2260" w:type="dxa"/>
-            <w:tcBorders>
-              <w:top w:val="single" w:sz="1" w:space="0" w:color="BFBFBF"/>
-              <w:left w:val="single" w:sz="1" w:space="0" w:color="BFBFBF"/>
-              <w:bottom w:val="single" w:sz="1" w:space="0" w:color="BFBFBF"/>
-              <w:right w:val="single" w:sz="1" w:space="0" w:color="BFBFBF"/>
-            </w:tcBorders>
-            <w:tcMar>
-              <w:top w:w="70" w:type="dxa"/>
-              <w:left w:w="120" w:type="dxa"/>
-              <w:bottom w:w="70" w:type="dxa"/>
-              <w:right w:w="120" w:type="dxa"/>
-            </w:tcMar>
-          </w:tcPr>
-          <w:p>
-            <w:r>
-              <w:rPr>
-                <w:rFonts w:ascii="Courier New" w:eastAsia="Courier New" w:hAnsi="Courier New" w:cs="Courier New"/>
-                <w:color w:val="595959"/>
-                <w:sz w:val="18"/>
-                <w:szCs w:val="18"/>
-              </w:rPr>
-              <w:t>{{ xv.short_name }}</w:t>
-            </w:r>
-          </w:p>
-        </w:tc>
-        <w:tc>
-          <w:tcPr>
-            <w:tcW w:w="1300" w:type="dxa"/>
-            <w:tcBorders>
-              <w:top w:val="single" w:sz="1" w:space="0" w:color="BFBFBF"/>
-              <w:left w:val="single" w:sz="1" w:space="0" w:color="BFBFBF"/>
-              <w:bottom w:val="single" w:sz="1" w:space="0" w:color="BFBFBF"/>
-              <w:right w:val="single" w:sz="1" w:space="0" w:color="BFBFBF"/>
-            </w:tcBorders>
-            <w:tcMar>
-              <w:top w:w="70" w:type="dxa"/>
-              <w:left w:w="120" w:type="dxa"/>
-              <w:bottom w:w="70" w:type="dxa"/>
-              <w:right w:w="120" w:type="dxa"/>
-            </w:tcMar>
-          </w:tcPr>
-          <w:p>
-            <w:r>
-              <w:rPr>
-                <w:rFonts w:ascii="Courier New" w:eastAsia="Courier New" w:hAnsi="Courier New" w:cs="Courier New"/>
-                <w:color w:val="595959"/>
-                <w:sz w:val="18"/>
-                <w:szCs w:val="18"/>
-              </w:rPr>
-              <w:t>{{ xv.effective_date }}</w:t>
-            </w:r>
-          </w:p>
-        </w:tc>
-        <w:tc>
-          <w:tcPr>
-            <w:tcW w:w="1300" w:type="dxa"/>
-            <w:tcBorders>
-              <w:top w:val="single" w:sz="1" w:space="0" w:color="BFBFBF"/>
-              <w:left w:val="single" w:sz="1" w:space="0" w:color="BFBFBF"/>
-              <w:bottom w:val="single" w:sz="1" w:space="0" w:color="BFBFBF"/>
-              <w:right w:val="single" w:sz="1" w:space="0" w:color="BFBFBF"/>
-            </w:tcBorders>
-            <w:tcMar>
-              <w:top w:w="70" w:type="dxa"/>
-              <w:left w:w="120" w:type="dxa"/>
-              <w:bottom w:w="70" w:type="dxa"/>
-              <w:right w:w="120" w:type="dxa"/>
-            </w:tcMar>
-          </w:tcPr>
-          <w:p>
-            <w:r>
-              <w:rPr>
-                <w:rFonts w:ascii="Courier New" w:eastAsia="Courier New" w:hAnsi="Courier New" w:cs="Courier New"/>
-                <w:color w:val="595959"/>
-                <w:sz w:val="18"/>
-                <w:szCs w:val="18"/>
-              </w:rPr>
-              <w:t>{{ xv.status }}</w:t>
-            </w:r>
-          </w:p>
-        </w:tc>
-      </w:tr>
-      <w:tr>
-        <w:trPr>
-          <w:gridAfter w:val="4"/>
-          <w:wAfter w:w="7860" w:type="dxa"/>
-        </w:trPr>
-        <w:tc>
-          <w:tcPr>
-            <w:tcW w:w="9360" w:type="dxa"/>
-            <w:tcBorders>
-              <w:top w:val="none" w:sz="0" w:space="0" w:color="FFFFFF"/>
-              <w:left w:val="none" w:sz="0" w:space="0" w:color="FFFFFF"/>
-              <w:bottom w:val="none" w:sz="0" w:space="0" w:color="FFFFFF"/>
-              <w:right w:val="none" w:sz="0" w:space="0" w:color="FFFFFF"/>
-            </w:tcBorders>
-            <w:tcMar>
-              <w:top w:w="0" w:type="dxa"/>
-              <w:left w:w="0" w:type="dxa"/>
-              <w:bottom w:w="0" w:type="dxa"/>
-              <w:right w:w="0" w:type="dxa"/>
-            </w:tcMar>
-          </w:tcPr>
-          <w:p>
-            <w:r>
-              <w:rPr>
-                <w:rFonts w:ascii="Courier New" w:eastAsia="Courier New" w:hAnsi="Courier New" w:cs="Courier New"/>
-                <w:color w:val="7030A0"/>
-                <w:sz w:val="18"/>
-                <w:szCs w:val="18"/>
-              </w:rPr>
-              <w:t>{% endfor %}</w:t>
-            </w:r>
-          </w:p>
-        </w:tc>
-      </w:tr>
-    </w:tbl>
-    <w:p>
-      <w:pPr>
-        <w:shd w:val="clear" w:color="auto" w:fill="F2F2F2"/>
-        <w:spacing w:before="30" w:after="30"/>
-      </w:pPr>
-      <w:r>
-        <w:rPr>
-          <w:rFonts w:ascii="Courier New" w:eastAsia="Courier New" w:hAnsi="Courier New" w:cs="Courier New"/>
-          <w:color w:val="595959"/>
-          <w:sz w:val="18"/>
-          <w:szCs w:val="18"/>
-        </w:rPr>
-        <w:t>{% endif %}</w:t>
-      </w:r>
-    </w:p>
-    <w:p>
-      <w:pPr>
-        <w:shd w:val="clear" w:color="auto" w:fill="F2F2F2"/>
-        <w:spacing w:before="30" w:after="30"/>
-      </w:pPr>
-      <w:r>
-        <w:rPr>
-          <w:rFonts w:ascii="Courier New" w:eastAsia="Courier New" w:hAnsi="Courier New" w:cs="Courier New"/>
-          <w:color w:val="595959"/>
-          <w:sz w:val="18"/>
-          <w:szCs w:val="18"/>
-        </w:rPr>
-        <w:t>{% endfor %}</w:t>
-      </w:r>
-    </w:p>
-    <w:p>
-      <w:pPr>
-        <w:shd w:val="clear" w:color="auto" w:fill="F2F2F2"/>
-        <w:spacing w:before="30" w:after="30"/>
-      </w:pPr>
-      <w:r>
-        <w:rPr>
-          <w:rFonts w:ascii="Courier New" w:eastAsia="Courier New" w:hAnsi="Courier New" w:cs="Courier New"/>
-          <w:color w:val="595959"/>
-          <w:sz w:val="18"/>
-          <w:szCs w:val="18"/>
-        </w:rPr>
-        <w:t>{% endfor %}</w:t>
-      </w:r>
-    </w:p>
-    <w:p>
-      <w:pPr>
-        <w:shd w:val="clear" w:color="auto" w:fill="F2F2F2"/>
-        <w:spacing w:before="30" w:after="30"/>
-      </w:pPr>
-      <w:r>
-        <w:rPr>
-          <w:rFonts w:ascii="Courier New" w:eastAsia="Courier New" w:hAnsi="Courier New" w:cs="Courier New"/>
-          <w:color w:val="595959"/>
-          <w:sz w:val="18"/>
-          <w:szCs w:val="18"/>
-        </w:rPr>
-        <w:t>{% endif %}</w:t>
-      </w:r>
-    </w:p>
-    <w:p>
-      <w:r>
-        <w:br w:type="page"/>
-      </w:r>
-    </w:p>
-    <w:p>
-      <w:pPr>
-        <w:pStyle w:val="Ttulo1"/>
-        <w:rPr>
-          <w:noProof/>
-        </w:rPr>
-      </w:pPr>
-      <w:r>
-        <w:rPr>
-          <w:noProof/>
-        </w:rPr>
         <w:lastRenderedPageBreak/>
-        <w:t>Fields</w:t>
+        <w:t>Records</w:t>
       </w:r>
     </w:p>
     <w:p>
@@ -2837,35 +2715,21 @@
     </w:p>
     <w:p>
       <w:pPr>
-        <w:shd w:val="clear" w:color="auto" w:fill="F2F2F2"/>
-        <w:spacing w:before="30" w:after="30"/>
-      </w:pPr>
-      <w:r>
-        <w:rPr>
-          <w:rFonts w:ascii="Courier New" w:eastAsia="Courier New" w:hAnsi="Courier New" w:cs="Courier New"/>
-          <w:color w:val="595959"/>
-          <w:sz w:val="18"/>
-          <w:szCs w:val="18"/>
-        </w:rPr>
-        <w:t>{% if has.fields %}</w:t>
-      </w:r>
-      <w:r>
-        <w:rPr>
-          <w:rFonts w:ascii="Courier New" w:eastAsia="Courier New" w:hAnsi="Courier New" w:cs="Courier New"/>
-          <w:color w:val="595959"/>
-          <w:sz w:val="18"/>
-          <w:szCs w:val="18"/>
-        </w:rPr>
-        <w:t xml:space="preserve"> </w:t>
-      </w:r>
-      <w:r>
-        <w:rPr>
-          <w:rFonts w:ascii="Courier New" w:eastAsia="Courier New" w:hAnsi="Courier New" w:cs="Courier New"/>
-          <w:color w:val="595959"/>
-          <w:sz w:val="18"/>
-          <w:szCs w:val="18"/>
-        </w:rPr>
-        <w:t>{% for fld in fields %}</w:t>
+        <w:rPr>
+          <w:rFonts w:ascii="Courier New" w:eastAsia="Courier New" w:hAnsi="Courier New" w:cs="Courier New"/>
+          <w:color w:val="7030A0"/>
+          <w:sz w:val="18"/>
+          <w:szCs w:val="18"/>
+        </w:rPr>
+      </w:pPr>
+      <w:r>
+        <w:rPr>
+          <w:rFonts w:ascii="Courier New" w:eastAsia="Courier New" w:hAnsi="Courier New" w:cs="Courier New"/>
+          <w:color w:val="7030A0"/>
+          <w:sz w:val="18"/>
+          <w:szCs w:val="18"/>
+        </w:rPr>
+        <w:t>{% if has.records %} {% for rec in records %}</w:t>
       </w:r>
     </w:p>
     <w:p>
@@ -2873,7 +2737,10 @@
         <w:pStyle w:val="Ttulo2"/>
       </w:pPr>
       <w:r>
-        <w:t>{{ fld.name }}</w:t>
+        <w:t xml:space="preserve">Record: </w:t>
+      </w:r>
+      <w:r>
+        <w:t>{{ rec.name }}</w:t>
       </w:r>
     </w:p>
     <w:tbl>
@@ -2952,7 +2819,7 @@
                 <w:sz w:val="18"/>
                 <w:szCs w:val="18"/>
               </w:rPr>
-              <w:t>{{ fld.field_type }}</w:t>
+              <w:t>{{ rec.record_type }}</w:t>
             </w:r>
           </w:p>
         </w:tc>
@@ -2984,7 +2851,7 @@
                 <w:sz w:val="18"/>
                 <w:szCs w:val="18"/>
               </w:rPr>
-              <w:t>Longitud</w:t>
+              <w:t>Descripción</w:t>
             </w:r>
           </w:p>
         </w:tc>
@@ -3012,7 +2879,7 @@
                 <w:sz w:val="18"/>
                 <w:szCs w:val="18"/>
               </w:rPr>
-              <w:t>{{ fld.length }}</w:t>
+              <w:t>{{ rec.description }}</w:t>
             </w:r>
           </w:p>
         </w:tc>
@@ -3044,7 +2911,7 @@
                 <w:sz w:val="18"/>
                 <w:szCs w:val="18"/>
               </w:rPr>
-              <w:t>Nombre Largo</w:t>
+              <w:t>Parent Record</w:t>
             </w:r>
           </w:p>
         </w:tc>
@@ -3072,127 +2939,7 @@
                 <w:sz w:val="18"/>
                 <w:szCs w:val="18"/>
               </w:rPr>
-              <w:t>{{ fld.long_name }}</w:t>
-            </w:r>
-          </w:p>
-        </w:tc>
-      </w:tr>
-      <w:tr>
-        <w:tc>
-          <w:tcPr>
-            <w:tcW w:w="2800" w:type="dxa"/>
-            <w:tcBorders>
-              <w:top w:val="single" w:sz="1" w:space="0" w:color="BFBFBF"/>
-              <w:left w:val="single" w:sz="1" w:space="0" w:color="BFBFBF"/>
-              <w:bottom w:val="single" w:sz="1" w:space="0" w:color="BFBFBF"/>
-              <w:right w:val="single" w:sz="1" w:space="0" w:color="BFBFBF"/>
-            </w:tcBorders>
-            <w:shd w:val="clear" w:color="auto" w:fill="EBF3FB"/>
-            <w:tcMar>
-              <w:top w:w="70" w:type="dxa"/>
-              <w:left w:w="120" w:type="dxa"/>
-              <w:bottom w:w="70" w:type="dxa"/>
-              <w:right w:w="120" w:type="dxa"/>
-            </w:tcMar>
-          </w:tcPr>
-          <w:p>
-            <w:r>
-              <w:rPr>
-                <w:b/>
-                <w:bCs/>
-                <w:color w:val="000000"/>
-                <w:sz w:val="18"/>
-                <w:szCs w:val="18"/>
-              </w:rPr>
-              <w:t>Nombre Corto</w:t>
-            </w:r>
-          </w:p>
-        </w:tc>
-        <w:tc>
-          <w:tcPr>
-            <w:tcW w:w="6560" w:type="dxa"/>
-            <w:tcBorders>
-              <w:top w:val="single" w:sz="1" w:space="0" w:color="BFBFBF"/>
-              <w:left w:val="single" w:sz="1" w:space="0" w:color="BFBFBF"/>
-              <w:bottom w:val="single" w:sz="1" w:space="0" w:color="BFBFBF"/>
-              <w:right w:val="single" w:sz="1" w:space="0" w:color="BFBFBF"/>
-            </w:tcBorders>
-            <w:tcMar>
-              <w:top w:w="70" w:type="dxa"/>
-              <w:left w:w="120" w:type="dxa"/>
-              <w:bottom w:w="70" w:type="dxa"/>
-              <w:right w:w="120" w:type="dxa"/>
-            </w:tcMar>
-          </w:tcPr>
-          <w:p>
-            <w:r>
-              <w:rPr>
-                <w:rFonts w:ascii="Courier New" w:eastAsia="Courier New" w:hAnsi="Courier New" w:cs="Courier New"/>
-                <w:color w:val="595959"/>
-                <w:sz w:val="18"/>
-                <w:szCs w:val="18"/>
-              </w:rPr>
-              <w:t>{{ fld.short_name }}</w:t>
-            </w:r>
-          </w:p>
-        </w:tc>
-      </w:tr>
-      <w:tr>
-        <w:tc>
-          <w:tcPr>
-            <w:tcW w:w="2800" w:type="dxa"/>
-            <w:tcBorders>
-              <w:top w:val="single" w:sz="1" w:space="0" w:color="BFBFBF"/>
-              <w:left w:val="single" w:sz="1" w:space="0" w:color="BFBFBF"/>
-              <w:bottom w:val="single" w:sz="1" w:space="0" w:color="BFBFBF"/>
-              <w:right w:val="single" w:sz="1" w:space="0" w:color="BFBFBF"/>
-            </w:tcBorders>
-            <w:shd w:val="clear" w:color="auto" w:fill="EBF3FB"/>
-            <w:tcMar>
-              <w:top w:w="70" w:type="dxa"/>
-              <w:left w:w="120" w:type="dxa"/>
-              <w:bottom w:w="70" w:type="dxa"/>
-              <w:right w:w="120" w:type="dxa"/>
-            </w:tcMar>
-          </w:tcPr>
-          <w:p>
-            <w:r>
-              <w:rPr>
-                <w:b/>
-                <w:bCs/>
-                <w:color w:val="000000"/>
-                <w:sz w:val="18"/>
-                <w:szCs w:val="18"/>
-              </w:rPr>
-              <w:t>Descripción</w:t>
-            </w:r>
-          </w:p>
-        </w:tc>
-        <w:tc>
-          <w:tcPr>
-            <w:tcW w:w="6560" w:type="dxa"/>
-            <w:tcBorders>
-              <w:top w:val="single" w:sz="1" w:space="0" w:color="BFBFBF"/>
-              <w:left w:val="single" w:sz="1" w:space="0" w:color="BFBFBF"/>
-              <w:bottom w:val="single" w:sz="1" w:space="0" w:color="BFBFBF"/>
-              <w:right w:val="single" w:sz="1" w:space="0" w:color="BFBFBF"/>
-            </w:tcBorders>
-            <w:tcMar>
-              <w:top w:w="70" w:type="dxa"/>
-              <w:left w:w="120" w:type="dxa"/>
-              <w:bottom w:w="70" w:type="dxa"/>
-              <w:right w:w="120" w:type="dxa"/>
-            </w:tcMar>
-          </w:tcPr>
-          <w:p>
-            <w:r>
-              <w:rPr>
-                <w:rFonts w:ascii="Courier New" w:eastAsia="Courier New" w:hAnsi="Courier New" w:cs="Courier New"/>
-                <w:color w:val="595959"/>
-                <w:sz w:val="18"/>
-                <w:szCs w:val="18"/>
-              </w:rPr>
-              <w:t>{{ fld.description }}</w:t>
+              <w:t>{{ rec.parent_record }}</w:t>
             </w:r>
           </w:p>
         </w:tc>
@@ -3200,6 +2947,11 @@
     </w:tbl>
     <w:p>
       <w:pPr>
+        <w:spacing w:before="60" w:after="60"/>
+      </w:pPr>
+    </w:p>
+    <w:p>
+      <w:pPr>
         <w:pStyle w:val="Ttulo3"/>
         <w:rPr>
           <w:noProof/>
@@ -3209,37 +2961,12 @@
         <w:rPr>
           <w:noProof/>
         </w:rPr>
-        <w:t>Translate Values (</w:t>
-      </w:r>
-      <w:r>
-        <w:rPr>
-          <w:rFonts w:ascii="Courier New" w:eastAsia="Courier New" w:hAnsi="Courier New" w:cs="Courier New"/>
-          <w:noProof/>
-          <w:color w:val="595959"/>
-          <w:sz w:val="18"/>
-          <w:szCs w:val="18"/>
-        </w:rPr>
-        <w:t>{{ fld.xlat_count }} valores)</w:t>
-      </w:r>
-    </w:p>
-    <w:p>
-      <w:pPr>
-        <w:shd w:val="clear" w:color="auto" w:fill="F2F2F2"/>
-        <w:spacing w:before="30" w:after="30"/>
-      </w:pPr>
-      <w:r>
-        <w:rPr>
-          <w:rFonts w:ascii="Courier New" w:eastAsia="Courier New" w:hAnsi="Courier New" w:cs="Courier New"/>
-          <w:color w:val="595959"/>
-          <w:sz w:val="18"/>
-          <w:szCs w:val="18"/>
-        </w:rPr>
-        <w:t>{% if fld.has_xlat %}</w:t>
+        <w:t>Fields</w:t>
       </w:r>
     </w:p>
     <w:tbl>
       <w:tblPr>
-        <w:tblW w:w="9360" w:type="dxa"/>
+        <w:tblW w:w="9913" w:type="dxa"/>
         <w:tblBorders>
           <w:top w:val="single" w:sz="4" w:space="0" w:color="auto"/>
           <w:left w:val="single" w:sz="4" w:space="0" w:color="auto"/>
@@ -3248,6 +2975,7 @@
           <w:insideH w:val="single" w:sz="4" w:space="0" w:color="auto"/>
           <w:insideV w:val="single" w:sz="4" w:space="0" w:color="auto"/>
         </w:tblBorders>
+        <w:tblLayout w:type="fixed"/>
         <w:tblCellMar>
           <w:left w:w="10" w:type="dxa"/>
           <w:right w:w="10" w:type="dxa"/>
@@ -3255,11 +2983,12 @@
         <w:tblLook w:val="0000" w:firstRow="0" w:lastRow="0" w:firstColumn="0" w:lastColumn="0" w:noHBand="0" w:noVBand="0"/>
       </w:tblPr>
       <w:tblGrid>
-        <w:gridCol w:w="2127"/>
-        <w:gridCol w:w="1875"/>
-        <w:gridCol w:w="1965"/>
-        <w:gridCol w:w="2329"/>
-        <w:gridCol w:w="1602"/>
+        <w:gridCol w:w="40"/>
+        <w:gridCol w:w="2365"/>
+        <w:gridCol w:w="2268"/>
+        <w:gridCol w:w="1484"/>
+        <w:gridCol w:w="1878"/>
+        <w:gridCol w:w="1878"/>
       </w:tblGrid>
       <w:tr>
         <w:trPr>
@@ -3267,23 +2996,16 @@
         </w:trPr>
         <w:tc>
           <w:tcPr>
-            <w:tcW w:w="1500" w:type="dxa"/>
-            <w:tcBorders>
-              <w:top w:val="single" w:sz="1" w:space="0" w:color="BFBFBF"/>
-              <w:left w:val="single" w:sz="1" w:space="0" w:color="BFBFBF"/>
-              <w:bottom w:val="single" w:sz="1" w:space="0" w:color="BFBFBF"/>
-              <w:right w:val="single" w:sz="1" w:space="0" w:color="BFBFBF"/>
-            </w:tcBorders>
-            <w:shd w:val="clear" w:color="auto" w:fill="1F4E79"/>
-            <w:tcMar>
-              <w:top w:w="70" w:type="dxa"/>
-              <w:left w:w="120" w:type="dxa"/>
-              <w:bottom w:w="70" w:type="dxa"/>
-              <w:right w:w="120" w:type="dxa"/>
-            </w:tcMar>
-          </w:tcPr>
-          <w:p>
-            <w:r>
+            <w:tcW w:w="40" w:type="dxa"/>
+            <w:tcBorders>
+              <w:top w:val="single" w:sz="4" w:space="0" w:color="FFFFFF" w:themeColor="background1"/>
+              <w:left w:val="single" w:sz="4" w:space="0" w:color="FFFFFF" w:themeColor="background1"/>
+              <w:bottom w:val="single" w:sz="4" w:space="0" w:color="FFFFFF" w:themeColor="background1"/>
+              <w:right w:val="single" w:sz="1" w:space="0" w:color="BFBFBF"/>
+            </w:tcBorders>
+          </w:tcPr>
+          <w:p>
+            <w:pPr>
               <w:rPr>
                 <w:b/>
                 <w:bCs/>
@@ -3291,13 +3013,12 @@
                 <w:sz w:val="18"/>
                 <w:szCs w:val="18"/>
               </w:rPr>
-              <w:t>Value</w:t>
-            </w:r>
-          </w:p>
-        </w:tc>
-        <w:tc>
-          <w:tcPr>
-            <w:tcW w:w="3000" w:type="dxa"/>
+            </w:pPr>
+          </w:p>
+        </w:tc>
+        <w:tc>
+          <w:tcPr>
+            <w:tcW w:w="2365" w:type="dxa"/>
             <w:tcBorders>
               <w:top w:val="single" w:sz="1" w:space="0" w:color="BFBFBF"/>
               <w:left w:val="single" w:sz="1" w:space="0" w:color="BFBFBF"/>
@@ -3321,13 +3042,13 @@
                 <w:sz w:val="18"/>
                 <w:szCs w:val="18"/>
               </w:rPr>
-              <w:t>Long Descr</w:t>
-            </w:r>
-          </w:p>
-        </w:tc>
-        <w:tc>
-          <w:tcPr>
-            <w:tcW w:w="2260" w:type="dxa"/>
+              <w:t>Field</w:t>
+            </w:r>
+          </w:p>
+        </w:tc>
+        <w:tc>
+          <w:tcPr>
+            <w:tcW w:w="2268" w:type="dxa"/>
             <w:tcBorders>
               <w:top w:val="single" w:sz="1" w:space="0" w:color="BFBFBF"/>
               <w:left w:val="single" w:sz="1" w:space="0" w:color="BFBFBF"/>
@@ -3351,13 +3072,13 @@
                 <w:sz w:val="18"/>
                 <w:szCs w:val="18"/>
               </w:rPr>
-              <w:t>Short Descr</w:t>
-            </w:r>
-          </w:p>
-        </w:tc>
-        <w:tc>
-          <w:tcPr>
-            <w:tcW w:w="1300" w:type="dxa"/>
+              <w:t>Type</w:t>
+            </w:r>
+          </w:p>
+        </w:tc>
+        <w:tc>
+          <w:tcPr>
+            <w:tcW w:w="1484" w:type="dxa"/>
             <w:tcBorders>
               <w:top w:val="single" w:sz="1" w:space="0" w:color="BFBFBF"/>
               <w:left w:val="single" w:sz="1" w:space="0" w:color="BFBFBF"/>
@@ -3381,28 +3102,8 @@
                 <w:sz w:val="18"/>
                 <w:szCs w:val="18"/>
               </w:rPr>
-              <w:t>Effective Date</w:t>
-            </w:r>
-          </w:p>
-        </w:tc>
-        <w:tc>
-          <w:tcPr>
-            <w:tcW w:w="1300" w:type="dxa"/>
-            <w:tcBorders>
-              <w:top w:val="single" w:sz="1" w:space="0" w:color="BFBFBF"/>
-              <w:left w:val="single" w:sz="1" w:space="0" w:color="BFBFBF"/>
-              <w:bottom w:val="single" w:sz="1" w:space="0" w:color="BFBFBF"/>
-              <w:right w:val="single" w:sz="1" w:space="0" w:color="BFBFBF"/>
-            </w:tcBorders>
-            <w:shd w:val="clear" w:color="auto" w:fill="1F4E79"/>
-            <w:tcMar>
-              <w:top w:w="70" w:type="dxa"/>
-              <w:left w:w="120" w:type="dxa"/>
-              <w:bottom w:w="70" w:type="dxa"/>
-              <w:right w:w="120" w:type="dxa"/>
-            </w:tcMar>
-          </w:tcPr>
-          <w:p>
+              <w:t>L</w:t>
+            </w:r>
             <w:r>
               <w:rPr>
                 <w:b/>
@@ -3411,41 +3112,247 @@
                 <w:sz w:val="18"/>
                 <w:szCs w:val="18"/>
               </w:rPr>
-              <w:t>Eff Status</w:t>
+              <w:t>ength</w:t>
+            </w:r>
+          </w:p>
+        </w:tc>
+        <w:tc>
+          <w:tcPr>
+            <w:tcW w:w="1878" w:type="dxa"/>
+            <w:tcBorders>
+              <w:top w:val="single" w:sz="1" w:space="0" w:color="BFBFBF"/>
+              <w:left w:val="single" w:sz="1" w:space="0" w:color="BFBFBF"/>
+              <w:bottom w:val="single" w:sz="1" w:space="0" w:color="BFBFBF"/>
+              <w:right w:val="single" w:sz="1" w:space="0" w:color="BFBFBF"/>
+            </w:tcBorders>
+            <w:shd w:val="clear" w:color="auto" w:fill="1F4E79"/>
+            <w:tcMar>
+              <w:top w:w="70" w:type="dxa"/>
+              <w:left w:w="120" w:type="dxa"/>
+              <w:bottom w:w="70" w:type="dxa"/>
+              <w:right w:w="120" w:type="dxa"/>
+            </w:tcMar>
+          </w:tcPr>
+          <w:p>
+            <w:r>
+              <w:rPr>
+                <w:b/>
+                <w:bCs/>
+                <w:color w:val="FFFFFF"/>
+                <w:sz w:val="18"/>
+                <w:szCs w:val="18"/>
+              </w:rPr>
+              <w:t>Flags</w:t>
+            </w:r>
+          </w:p>
+        </w:tc>
+        <w:tc>
+          <w:tcPr>
+            <w:tcW w:w="1878" w:type="dxa"/>
+            <w:tcBorders>
+              <w:top w:val="single" w:sz="1" w:space="0" w:color="BFBFBF"/>
+              <w:left w:val="single" w:sz="1" w:space="0" w:color="BFBFBF"/>
+              <w:bottom w:val="single" w:sz="1" w:space="0" w:color="BFBFBF"/>
+              <w:right w:val="single" w:sz="1" w:space="0" w:color="BFBFBF"/>
+            </w:tcBorders>
+            <w:shd w:val="clear" w:color="auto" w:fill="1F4E79"/>
+            <w:tcMar>
+              <w:top w:w="70" w:type="dxa"/>
+              <w:left w:w="120" w:type="dxa"/>
+              <w:bottom w:w="70" w:type="dxa"/>
+              <w:right w:w="120" w:type="dxa"/>
+            </w:tcMar>
+          </w:tcPr>
+          <w:p>
+            <w:r>
+              <w:rPr>
+                <w:b/>
+                <w:bCs/>
+                <w:color w:val="FFFFFF"/>
+                <w:sz w:val="18"/>
+                <w:szCs w:val="18"/>
+              </w:rPr>
+              <w:t>Label</w:t>
             </w:r>
           </w:p>
         </w:tc>
       </w:tr>
       <w:tr>
-        <w:trPr>
-          <w:gridAfter w:val="4"/>
-          <w:wAfter w:w="7860" w:type="dxa"/>
-        </w:trPr>
-        <w:tc>
-          <w:tcPr>
-            <w:tcW w:w="9360" w:type="dxa"/>
-            <w:tcBorders>
-              <w:top w:val="none" w:sz="0" w:space="0" w:color="FFFFFF"/>
-              <w:left w:val="none" w:sz="0" w:space="0" w:color="FFFFFF"/>
-              <w:bottom w:val="none" w:sz="0" w:space="0" w:color="FFFFFF"/>
-              <w:right w:val="none" w:sz="0" w:space="0" w:color="FFFFFF"/>
-            </w:tcBorders>
-            <w:tcMar>
-              <w:top w:w="0" w:type="dxa"/>
-              <w:left w:w="0" w:type="dxa"/>
-              <w:bottom w:w="0" w:type="dxa"/>
-              <w:right w:w="0" w:type="dxa"/>
-            </w:tcMar>
-          </w:tcPr>
-          <w:p>
+        <w:tc>
+          <w:tcPr>
+            <w:tcW w:w="40" w:type="dxa"/>
+            <w:tcBorders>
+              <w:top w:val="single" w:sz="4" w:space="0" w:color="FFFFFF" w:themeColor="background1"/>
+              <w:left w:val="single" w:sz="4" w:space="0" w:color="FFFFFF" w:themeColor="background1"/>
+              <w:bottom w:val="single" w:sz="4" w:space="0" w:color="FFFFFF" w:themeColor="background1"/>
+              <w:right w:val="single" w:sz="1" w:space="0" w:color="BFBFBF"/>
+            </w:tcBorders>
+          </w:tcPr>
+          <w:p>
+            <w:pPr>
+              <w:rPr>
+                <w:rFonts w:ascii="Courier New" w:eastAsia="Courier New" w:hAnsi="Courier New" w:cs="Courier New"/>
+                <w:color w:val="595959"/>
+                <w:sz w:val="2"/>
+                <w:szCs w:val="2"/>
+              </w:rPr>
+            </w:pPr>
             <w:r>
               <w:rPr>
                 <w:rFonts w:ascii="Courier New" w:eastAsia="Courier New" w:hAnsi="Courier New" w:cs="Courier New"/>
                 <w:color w:val="7030A0"/>
-                <w:sz w:val="18"/>
-                <w:szCs w:val="18"/>
-              </w:rPr>
-              <w:t>{% for xv in fld.translate_values %}</w:t>
+                <w:sz w:val="2"/>
+                <w:szCs w:val="2"/>
+              </w:rPr>
+              <w:t>{% for field in rec.fields %}</w:t>
+            </w:r>
+          </w:p>
+        </w:tc>
+        <w:tc>
+          <w:tcPr>
+            <w:tcW w:w="2365" w:type="dxa"/>
+            <w:tcBorders>
+              <w:top w:val="single" w:sz="1" w:space="0" w:color="BFBFBF"/>
+              <w:left w:val="single" w:sz="1" w:space="0" w:color="BFBFBF"/>
+              <w:bottom w:val="single" w:sz="4" w:space="0" w:color="BFBFBF"/>
+              <w:right w:val="single" w:sz="1" w:space="0" w:color="BFBFBF"/>
+            </w:tcBorders>
+            <w:tcMar>
+              <w:top w:w="70" w:type="dxa"/>
+              <w:left w:w="120" w:type="dxa"/>
+              <w:bottom w:w="70" w:type="dxa"/>
+              <w:right w:w="120" w:type="dxa"/>
+            </w:tcMar>
+          </w:tcPr>
+          <w:p>
+            <w:r>
+              <w:rPr>
+                <w:rFonts w:ascii="Courier New" w:eastAsia="Courier New" w:hAnsi="Courier New" w:cs="Courier New"/>
+                <w:color w:val="595959"/>
+                <w:sz w:val="18"/>
+                <w:szCs w:val="18"/>
+              </w:rPr>
+              <w:t>{{ field.name }}</w:t>
+            </w:r>
+          </w:p>
+        </w:tc>
+        <w:tc>
+          <w:tcPr>
+            <w:tcW w:w="2268" w:type="dxa"/>
+            <w:tcBorders>
+              <w:top w:val="single" w:sz="1" w:space="0" w:color="BFBFBF"/>
+              <w:left w:val="single" w:sz="1" w:space="0" w:color="BFBFBF"/>
+              <w:bottom w:val="single" w:sz="4" w:space="0" w:color="BFBFBF"/>
+              <w:right w:val="single" w:sz="1" w:space="0" w:color="BFBFBF"/>
+            </w:tcBorders>
+            <w:tcMar>
+              <w:top w:w="70" w:type="dxa"/>
+              <w:left w:w="120" w:type="dxa"/>
+              <w:bottom w:w="70" w:type="dxa"/>
+              <w:right w:w="120" w:type="dxa"/>
+            </w:tcMar>
+          </w:tcPr>
+          <w:p>
+            <w:r>
+              <w:rPr>
+                <w:rFonts w:ascii="Courier New" w:eastAsia="Courier New" w:hAnsi="Courier New" w:cs="Courier New"/>
+                <w:color w:val="595959"/>
+                <w:sz w:val="18"/>
+                <w:szCs w:val="18"/>
+              </w:rPr>
+              <w:t>{{ field.field_type }}</w:t>
+            </w:r>
+          </w:p>
+        </w:tc>
+        <w:tc>
+          <w:tcPr>
+            <w:tcW w:w="1484" w:type="dxa"/>
+            <w:tcBorders>
+              <w:top w:val="single" w:sz="1" w:space="0" w:color="BFBFBF"/>
+              <w:left w:val="single" w:sz="1" w:space="0" w:color="BFBFBF"/>
+              <w:bottom w:val="single" w:sz="4" w:space="0" w:color="BFBFBF"/>
+              <w:right w:val="single" w:sz="1" w:space="0" w:color="BFBFBF"/>
+            </w:tcBorders>
+            <w:tcMar>
+              <w:top w:w="70" w:type="dxa"/>
+              <w:left w:w="120" w:type="dxa"/>
+              <w:bottom w:w="70" w:type="dxa"/>
+              <w:right w:w="120" w:type="dxa"/>
+            </w:tcMar>
+          </w:tcPr>
+          <w:p>
+            <w:r>
+              <w:rPr>
+                <w:rFonts w:ascii="Courier New" w:eastAsia="Courier New" w:hAnsi="Courier New" w:cs="Courier New"/>
+                <w:color w:val="595959"/>
+                <w:sz w:val="18"/>
+                <w:szCs w:val="18"/>
+              </w:rPr>
+              <w:t>{{ field.length }}</w:t>
+            </w:r>
+          </w:p>
+        </w:tc>
+        <w:tc>
+          <w:tcPr>
+            <w:tcW w:w="1878" w:type="dxa"/>
+            <w:tcBorders>
+              <w:top w:val="single" w:sz="1" w:space="0" w:color="BFBFBF"/>
+              <w:left w:val="single" w:sz="1" w:space="0" w:color="BFBFBF"/>
+              <w:bottom w:val="single" w:sz="4" w:space="0" w:color="BFBFBF"/>
+              <w:right w:val="single" w:sz="1" w:space="0" w:color="BFBFBF"/>
+            </w:tcBorders>
+            <w:tcMar>
+              <w:top w:w="70" w:type="dxa"/>
+              <w:left w:w="120" w:type="dxa"/>
+              <w:bottom w:w="70" w:type="dxa"/>
+              <w:right w:w="120" w:type="dxa"/>
+            </w:tcMar>
+          </w:tcPr>
+          <w:p>
+            <w:r>
+              <w:rPr>
+                <w:rFonts w:ascii="Courier New" w:eastAsia="Courier New" w:hAnsi="Courier New" w:cs="Courier New"/>
+                <w:color w:val="595959"/>
+                <w:sz w:val="18"/>
+                <w:szCs w:val="18"/>
+              </w:rPr>
+              <w:t>{{ field.flags }}</w:t>
+            </w:r>
+          </w:p>
+        </w:tc>
+        <w:tc>
+          <w:tcPr>
+            <w:tcW w:w="1878" w:type="dxa"/>
+            <w:tcBorders>
+              <w:top w:val="single" w:sz="1" w:space="0" w:color="BFBFBF"/>
+              <w:left w:val="single" w:sz="1" w:space="0" w:color="BFBFBF"/>
+              <w:bottom w:val="single" w:sz="4" w:space="0" w:color="BFBFBF"/>
+              <w:right w:val="single" w:sz="1" w:space="0" w:color="BFBFBF"/>
+            </w:tcBorders>
+            <w:tcMar>
+              <w:top w:w="70" w:type="dxa"/>
+              <w:left w:w="120" w:type="dxa"/>
+              <w:bottom w:w="70" w:type="dxa"/>
+              <w:right w:w="120" w:type="dxa"/>
+            </w:tcMar>
+          </w:tcPr>
+          <w:p>
+            <w:pPr>
+              <w:rPr>
+                <w:rFonts w:ascii="Courier New" w:eastAsia="Courier New" w:hAnsi="Courier New" w:cs="Courier New"/>
+                <w:color w:val="595959"/>
+                <w:sz w:val="18"/>
+                <w:szCs w:val="18"/>
+              </w:rPr>
+            </w:pPr>
+            <w:r>
+              <w:rPr>
+                <w:rFonts w:ascii="Courier New" w:eastAsia="Courier New" w:hAnsi="Courier New" w:cs="Courier New"/>
+                <w:color w:val="595959"/>
+                <w:sz w:val="18"/>
+                <w:szCs w:val="18"/>
+              </w:rPr>
+              <w:t>{{ field.label }}</w:t>
             </w:r>
           </w:p>
         </w:tc>
@@ -3453,182 +3360,212 @@
       <w:tr>
         <w:tc>
           <w:tcPr>
-            <w:tcW w:w="1500" w:type="dxa"/>
-            <w:tcBorders>
-              <w:top w:val="single" w:sz="1" w:space="0" w:color="BFBFBF"/>
-              <w:left w:val="single" w:sz="1" w:space="0" w:color="BFBFBF"/>
-              <w:bottom w:val="single" w:sz="1" w:space="0" w:color="BFBFBF"/>
-              <w:right w:val="single" w:sz="1" w:space="0" w:color="BFBFBF"/>
-            </w:tcBorders>
-            <w:tcMar>
-              <w:top w:w="70" w:type="dxa"/>
-              <w:left w:w="120" w:type="dxa"/>
-              <w:bottom w:w="70" w:type="dxa"/>
-              <w:right w:w="120" w:type="dxa"/>
-            </w:tcMar>
-          </w:tcPr>
-          <w:p>
-            <w:r>
-              <w:rPr>
-                <w:rFonts w:ascii="Courier New" w:eastAsia="Courier New" w:hAnsi="Courier New" w:cs="Courier New"/>
-                <w:color w:val="595959"/>
-                <w:sz w:val="18"/>
-                <w:szCs w:val="18"/>
-              </w:rPr>
-              <w:t>{{ xv.value }}</w:t>
-            </w:r>
-          </w:p>
-        </w:tc>
-        <w:tc>
-          <w:tcPr>
-            <w:tcW w:w="3000" w:type="dxa"/>
-            <w:tcBorders>
-              <w:top w:val="single" w:sz="1" w:space="0" w:color="BFBFBF"/>
-              <w:left w:val="single" w:sz="1" w:space="0" w:color="BFBFBF"/>
-              <w:bottom w:val="single" w:sz="1" w:space="0" w:color="BFBFBF"/>
-              <w:right w:val="single" w:sz="1" w:space="0" w:color="BFBFBF"/>
-            </w:tcBorders>
-            <w:tcMar>
-              <w:top w:w="70" w:type="dxa"/>
-              <w:left w:w="120" w:type="dxa"/>
-              <w:bottom w:w="70" w:type="dxa"/>
-              <w:right w:w="120" w:type="dxa"/>
-            </w:tcMar>
-          </w:tcPr>
-          <w:p>
-            <w:r>
-              <w:rPr>
-                <w:rFonts w:ascii="Courier New" w:eastAsia="Courier New" w:hAnsi="Courier New" w:cs="Courier New"/>
-                <w:color w:val="595959"/>
-                <w:sz w:val="18"/>
-                <w:szCs w:val="18"/>
-              </w:rPr>
-              <w:t>{{ xv.long_name }}</w:t>
-            </w:r>
-          </w:p>
-        </w:tc>
-        <w:tc>
-          <w:tcPr>
-            <w:tcW w:w="2260" w:type="dxa"/>
-            <w:tcBorders>
-              <w:top w:val="single" w:sz="1" w:space="0" w:color="BFBFBF"/>
-              <w:left w:val="single" w:sz="1" w:space="0" w:color="BFBFBF"/>
-              <w:bottom w:val="single" w:sz="1" w:space="0" w:color="BFBFBF"/>
-              <w:right w:val="single" w:sz="1" w:space="0" w:color="BFBFBF"/>
-            </w:tcBorders>
-            <w:tcMar>
-              <w:top w:w="70" w:type="dxa"/>
-              <w:left w:w="120" w:type="dxa"/>
-              <w:bottom w:w="70" w:type="dxa"/>
-              <w:right w:w="120" w:type="dxa"/>
-            </w:tcMar>
-          </w:tcPr>
-          <w:p>
-            <w:r>
-              <w:rPr>
-                <w:rFonts w:ascii="Courier New" w:eastAsia="Courier New" w:hAnsi="Courier New" w:cs="Courier New"/>
-                <w:color w:val="595959"/>
-                <w:sz w:val="18"/>
-                <w:szCs w:val="18"/>
-              </w:rPr>
-              <w:t>{{ xv.short_name }}</w:t>
-            </w:r>
-          </w:p>
-        </w:tc>
-        <w:tc>
-          <w:tcPr>
-            <w:tcW w:w="1300" w:type="dxa"/>
-            <w:tcBorders>
-              <w:top w:val="single" w:sz="1" w:space="0" w:color="BFBFBF"/>
-              <w:left w:val="single" w:sz="1" w:space="0" w:color="BFBFBF"/>
-              <w:bottom w:val="single" w:sz="1" w:space="0" w:color="BFBFBF"/>
-              <w:right w:val="single" w:sz="1" w:space="0" w:color="BFBFBF"/>
-            </w:tcBorders>
-            <w:tcMar>
-              <w:top w:w="70" w:type="dxa"/>
-              <w:left w:w="120" w:type="dxa"/>
-              <w:bottom w:w="70" w:type="dxa"/>
-              <w:right w:w="120" w:type="dxa"/>
-            </w:tcMar>
-          </w:tcPr>
-          <w:p>
-            <w:r>
-              <w:rPr>
-                <w:rFonts w:ascii="Courier New" w:eastAsia="Courier New" w:hAnsi="Courier New" w:cs="Courier New"/>
-                <w:color w:val="595959"/>
-                <w:sz w:val="18"/>
-                <w:szCs w:val="18"/>
-              </w:rPr>
-              <w:t>{{ xv.effective_date }}</w:t>
-            </w:r>
-          </w:p>
-        </w:tc>
-        <w:tc>
-          <w:tcPr>
-            <w:tcW w:w="1300" w:type="dxa"/>
-            <w:tcBorders>
-              <w:top w:val="single" w:sz="1" w:space="0" w:color="BFBFBF"/>
-              <w:left w:val="single" w:sz="1" w:space="0" w:color="BFBFBF"/>
-              <w:bottom w:val="single" w:sz="1" w:space="0" w:color="BFBFBF"/>
-              <w:right w:val="single" w:sz="1" w:space="0" w:color="BFBFBF"/>
-            </w:tcBorders>
-            <w:tcMar>
-              <w:top w:w="70" w:type="dxa"/>
-              <w:left w:w="120" w:type="dxa"/>
-              <w:bottom w:w="70" w:type="dxa"/>
-              <w:right w:w="120" w:type="dxa"/>
-            </w:tcMar>
-          </w:tcPr>
-          <w:p>
-            <w:r>
-              <w:rPr>
-                <w:rFonts w:ascii="Courier New" w:eastAsia="Courier New" w:hAnsi="Courier New" w:cs="Courier New"/>
-                <w:color w:val="595959"/>
-                <w:sz w:val="18"/>
-                <w:szCs w:val="18"/>
-              </w:rPr>
-              <w:t>{{ xv.status }}</w:t>
-            </w:r>
-          </w:p>
-        </w:tc>
-      </w:tr>
-      <w:tr>
-        <w:trPr>
-          <w:gridAfter w:val="4"/>
-          <w:wAfter w:w="7860" w:type="dxa"/>
-        </w:trPr>
-        <w:tc>
-          <w:tcPr>
-            <w:tcW w:w="9360" w:type="dxa"/>
-            <w:tcBorders>
-              <w:top w:val="none" w:sz="0" w:space="0" w:color="FFFFFF"/>
-              <w:left w:val="none" w:sz="0" w:space="0" w:color="FFFFFF"/>
-              <w:bottom w:val="none" w:sz="0" w:space="0" w:color="FFFFFF"/>
-              <w:right w:val="none" w:sz="0" w:space="0" w:color="FFFFFF"/>
-            </w:tcBorders>
-            <w:tcMar>
-              <w:top w:w="0" w:type="dxa"/>
-              <w:left w:w="0" w:type="dxa"/>
-              <w:bottom w:w="0" w:type="dxa"/>
-              <w:right w:w="0" w:type="dxa"/>
-            </w:tcMar>
-          </w:tcPr>
-          <w:p>
-            <w:r>
+            <w:tcW w:w="40" w:type="dxa"/>
+            <w:tcBorders>
+              <w:top w:val="single" w:sz="4" w:space="0" w:color="FFFFFF" w:themeColor="background1"/>
+              <w:left w:val="nil"/>
+              <w:bottom w:val="nil"/>
+              <w:right w:val="nil"/>
+            </w:tcBorders>
+          </w:tcPr>
+          <w:p>
+            <w:pPr>
               <w:rPr>
                 <w:rFonts w:ascii="Courier New" w:eastAsia="Courier New" w:hAnsi="Courier New" w:cs="Courier New"/>
                 <w:color w:val="7030A0"/>
-                <w:sz w:val="18"/>
-                <w:szCs w:val="18"/>
+                <w:sz w:val="2"/>
+                <w:szCs w:val="2"/>
+              </w:rPr>
+            </w:pPr>
+            <w:r>
+              <w:rPr>
+                <w:rFonts w:ascii="Courier New" w:eastAsia="Courier New" w:hAnsi="Courier New" w:cs="Courier New"/>
+                <w:color w:val="7030A0"/>
+                <w:sz w:val="2"/>
+                <w:szCs w:val="2"/>
               </w:rPr>
               <w:t>{% endfor %}</w:t>
             </w:r>
+          </w:p>
+        </w:tc>
+        <w:tc>
+          <w:tcPr>
+            <w:tcW w:w="2365" w:type="dxa"/>
+            <w:tcBorders>
+              <w:top w:val="single" w:sz="4" w:space="0" w:color="BFBFBF"/>
+              <w:left w:val="nil"/>
+              <w:bottom w:val="nil"/>
+              <w:right w:val="nil"/>
+            </w:tcBorders>
+            <w:tcMar>
+              <w:top w:w="70" w:type="dxa"/>
+              <w:left w:w="120" w:type="dxa"/>
+              <w:bottom w:w="70" w:type="dxa"/>
+              <w:right w:w="120" w:type="dxa"/>
+            </w:tcMar>
+          </w:tcPr>
+          <w:p>
+            <w:pPr>
+              <w:rPr>
+                <w:rFonts w:ascii="Courier New" w:eastAsia="Courier New" w:hAnsi="Courier New" w:cs="Courier New"/>
+                <w:color w:val="595959"/>
+                <w:sz w:val="18"/>
+                <w:szCs w:val="18"/>
+              </w:rPr>
+            </w:pPr>
+          </w:p>
+        </w:tc>
+        <w:tc>
+          <w:tcPr>
+            <w:tcW w:w="2268" w:type="dxa"/>
+            <w:tcBorders>
+              <w:top w:val="single" w:sz="4" w:space="0" w:color="BFBFBF"/>
+              <w:left w:val="nil"/>
+              <w:bottom w:val="nil"/>
+              <w:right w:val="nil"/>
+            </w:tcBorders>
+            <w:tcMar>
+              <w:top w:w="70" w:type="dxa"/>
+              <w:left w:w="120" w:type="dxa"/>
+              <w:bottom w:w="70" w:type="dxa"/>
+              <w:right w:w="120" w:type="dxa"/>
+            </w:tcMar>
+          </w:tcPr>
+          <w:p>
+            <w:pPr>
+              <w:rPr>
+                <w:rFonts w:ascii="Courier New" w:eastAsia="Courier New" w:hAnsi="Courier New" w:cs="Courier New"/>
+                <w:color w:val="595959"/>
+                <w:sz w:val="18"/>
+                <w:szCs w:val="18"/>
+              </w:rPr>
+            </w:pPr>
+          </w:p>
+        </w:tc>
+        <w:tc>
+          <w:tcPr>
+            <w:tcW w:w="1484" w:type="dxa"/>
+            <w:tcBorders>
+              <w:top w:val="single" w:sz="4" w:space="0" w:color="BFBFBF"/>
+              <w:left w:val="nil"/>
+              <w:bottom w:val="nil"/>
+              <w:right w:val="nil"/>
+            </w:tcBorders>
+            <w:tcMar>
+              <w:top w:w="70" w:type="dxa"/>
+              <w:left w:w="120" w:type="dxa"/>
+              <w:bottom w:w="70" w:type="dxa"/>
+              <w:right w:w="120" w:type="dxa"/>
+            </w:tcMar>
+          </w:tcPr>
+          <w:p>
+            <w:pPr>
+              <w:rPr>
+                <w:rFonts w:ascii="Courier New" w:eastAsia="Courier New" w:hAnsi="Courier New" w:cs="Courier New"/>
+                <w:color w:val="595959"/>
+                <w:sz w:val="18"/>
+                <w:szCs w:val="18"/>
+              </w:rPr>
+            </w:pPr>
+          </w:p>
+        </w:tc>
+        <w:tc>
+          <w:tcPr>
+            <w:tcW w:w="1878" w:type="dxa"/>
+            <w:tcBorders>
+              <w:top w:val="single" w:sz="4" w:space="0" w:color="BFBFBF"/>
+              <w:left w:val="nil"/>
+              <w:bottom w:val="nil"/>
+              <w:right w:val="nil"/>
+            </w:tcBorders>
+            <w:tcMar>
+              <w:top w:w="70" w:type="dxa"/>
+              <w:left w:w="120" w:type="dxa"/>
+              <w:bottom w:w="70" w:type="dxa"/>
+              <w:right w:w="120" w:type="dxa"/>
+            </w:tcMar>
+          </w:tcPr>
+          <w:p>
+            <w:pPr>
+              <w:rPr>
+                <w:rFonts w:ascii="Courier New" w:eastAsia="Courier New" w:hAnsi="Courier New" w:cs="Courier New"/>
+                <w:color w:val="595959"/>
+                <w:sz w:val="18"/>
+                <w:szCs w:val="18"/>
+              </w:rPr>
+            </w:pPr>
+          </w:p>
+        </w:tc>
+        <w:tc>
+          <w:tcPr>
+            <w:tcW w:w="1878" w:type="dxa"/>
+            <w:tcBorders>
+              <w:top w:val="single" w:sz="4" w:space="0" w:color="BFBFBF"/>
+              <w:left w:val="nil"/>
+              <w:bottom w:val="nil"/>
+              <w:right w:val="nil"/>
+            </w:tcBorders>
+            <w:tcMar>
+              <w:top w:w="70" w:type="dxa"/>
+              <w:left w:w="120" w:type="dxa"/>
+              <w:bottom w:w="70" w:type="dxa"/>
+              <w:right w:w="120" w:type="dxa"/>
+            </w:tcMar>
+          </w:tcPr>
+          <w:p>
+            <w:pPr>
+              <w:rPr>
+                <w:rFonts w:ascii="Courier New" w:eastAsia="Courier New" w:hAnsi="Courier New" w:cs="Courier New"/>
+                <w:color w:val="595959"/>
+                <w:sz w:val="18"/>
+                <w:szCs w:val="18"/>
+              </w:rPr>
+            </w:pPr>
           </w:p>
         </w:tc>
       </w:tr>
     </w:tbl>
     <w:p>
       <w:pPr>
+        <w:rPr>
+          <w:rFonts w:ascii="Courier New" w:eastAsia="Courier New" w:hAnsi="Courier New" w:cs="Courier New"/>
+          <w:color w:val="7030A0"/>
+          <w:sz w:val="18"/>
+          <w:szCs w:val="18"/>
+        </w:rPr>
+      </w:pPr>
+      <w:r>
+        <w:rPr>
+          <w:rFonts w:ascii="Courier New" w:eastAsia="Courier New" w:hAnsi="Courier New" w:cs="Courier New"/>
+          <w:color w:val="7030A0"/>
+          <w:sz w:val="18"/>
+          <w:szCs w:val="18"/>
+        </w:rPr>
+        <w:t>{% if rec.is_view %}</w:t>
+      </w:r>
+    </w:p>
+    <w:p>
+      <w:pPr>
+        <w:pStyle w:val="Ttulo3"/>
+        <w:rPr>
+          <w:noProof/>
+        </w:rPr>
+      </w:pPr>
+      <w:r>
+        <w:rPr>
+          <w:noProof/>
+        </w:rPr>
+        <w:t xml:space="preserve">SQL </w:t>
+      </w:r>
+      <w:r>
+        <w:rPr>
+          <w:noProof/>
+        </w:rPr>
+        <w:t>content</w:t>
+      </w:r>
+    </w:p>
+    <w:p>
+      <w:pPr>
         <w:shd w:val="clear" w:color="auto" w:fill="F2F2F2"/>
         <w:spacing w:before="30" w:after="30"/>
       </w:pPr>
@@ -3639,13 +3576,8 @@
           <w:sz w:val="18"/>
           <w:szCs w:val="18"/>
         </w:rPr>
-        <w:t>{% endif %}</w:t>
-      </w:r>
-    </w:p>
-    <w:p>
-      <w:pPr>
-        <w:spacing w:before="60" w:after="60"/>
-      </w:pPr>
+        <w:t>{{ rec.sql_view_text }}</w:t>
+      </w:r>
     </w:p>
     <w:p>
       <w:pPr>
@@ -3659,18 +3591,51 @@
           <w:sz w:val="18"/>
           <w:szCs w:val="18"/>
         </w:rPr>
+        <w:t>{% endif %}</w:t>
+      </w:r>
+    </w:p>
+    <w:p>
+      <w:pPr>
+        <w:rPr>
+          <w:rFonts w:ascii="Courier New" w:eastAsia="Courier New" w:hAnsi="Courier New" w:cs="Courier New"/>
+          <w:color w:val="7030A0"/>
+          <w:sz w:val="18"/>
+          <w:szCs w:val="18"/>
+        </w:rPr>
+      </w:pPr>
+    </w:p>
+    <w:p>
+      <w:pPr>
+        <w:rPr>
+          <w:rFonts w:ascii="Courier New" w:eastAsia="Courier New" w:hAnsi="Courier New" w:cs="Courier New"/>
+          <w:color w:val="7030A0"/>
+          <w:sz w:val="18"/>
+          <w:szCs w:val="18"/>
+        </w:rPr>
+      </w:pPr>
+      <w:r>
+        <w:rPr>
+          <w:rFonts w:ascii="Courier New" w:eastAsia="Courier New" w:hAnsi="Courier New" w:cs="Courier New"/>
+          <w:color w:val="7030A0"/>
+          <w:sz w:val="18"/>
+          <w:szCs w:val="18"/>
+        </w:rPr>
         <w:t>{% endfor %}</w:t>
       </w:r>
     </w:p>
     <w:p>
       <w:pPr>
-        <w:shd w:val="clear" w:color="auto" w:fill="F2F2F2"/>
-        <w:spacing w:before="30" w:after="30"/>
-      </w:pPr>
-      <w:r>
-        <w:rPr>
-          <w:rFonts w:ascii="Courier New" w:eastAsia="Courier New" w:hAnsi="Courier New" w:cs="Courier New"/>
-          <w:color w:val="595959"/>
+        <w:rPr>
+          <w:rFonts w:ascii="Courier New" w:eastAsia="Courier New" w:hAnsi="Courier New" w:cs="Courier New"/>
+          <w:color w:val="7030A0"/>
+          <w:sz w:val="18"/>
+          <w:szCs w:val="18"/>
+        </w:rPr>
+      </w:pPr>
+      <w:r>
+        <w:rPr>
+          <w:rFonts w:ascii="Courier New" w:eastAsia="Courier New" w:hAnsi="Courier New" w:cs="Courier New"/>
+          <w:color w:val="7030A0"/>
           <w:sz w:val="18"/>
           <w:szCs w:val="18"/>
         </w:rPr>
@@ -3707,13 +3672,17 @@
     </w:p>
     <w:p>
       <w:pPr>
-        <w:shd w:val="clear" w:color="auto" w:fill="F2F2F2"/>
-        <w:spacing w:before="30" w:after="30"/>
-      </w:pPr>
-      <w:r>
-        <w:rPr>
-          <w:rFonts w:ascii="Courier New" w:eastAsia="Courier New" w:hAnsi="Courier New" w:cs="Courier New"/>
-          <w:color w:val="595959"/>
+        <w:rPr>
+          <w:rFonts w:ascii="Courier New" w:eastAsia="Courier New" w:hAnsi="Courier New" w:cs="Courier New"/>
+          <w:color w:val="7030A0"/>
+          <w:sz w:val="18"/>
+          <w:szCs w:val="18"/>
+        </w:rPr>
+      </w:pPr>
+      <w:r>
+        <w:rPr>
+          <w:rFonts w:ascii="Courier New" w:eastAsia="Courier New" w:hAnsi="Courier New" w:cs="Courier New"/>
+          <w:color w:val="7030A0"/>
           <w:sz w:val="18"/>
           <w:szCs w:val="18"/>
         </w:rPr>
@@ -3722,7 +3691,7 @@
       <w:r>
         <w:rPr>
           <w:rFonts w:ascii="Courier New" w:eastAsia="Courier New" w:hAnsi="Courier New" w:cs="Courier New"/>
-          <w:color w:val="595959"/>
+          <w:color w:val="7030A0"/>
           <w:sz w:val="18"/>
           <w:szCs w:val="18"/>
         </w:rPr>
@@ -3731,7 +3700,7 @@
       <w:r>
         <w:rPr>
           <w:rFonts w:ascii="Courier New" w:eastAsia="Courier New" w:hAnsi="Courier New" w:cs="Courier New"/>
-          <w:color w:val="595959"/>
+          <w:color w:val="7030A0"/>
           <w:sz w:val="18"/>
           <w:szCs w:val="18"/>
         </w:rPr>
@@ -3742,6 +3711,9 @@
       <w:pPr>
         <w:pStyle w:val="Ttulo2"/>
       </w:pPr>
+      <w:r>
+        <w:t xml:space="preserve">SQL: </w:t>
+      </w:r>
       <w:r>
         <w:t>{{ sql.name }}</w:t>
       </w:r>
@@ -3920,18 +3892,27 @@
     </w:p>
     <w:p>
       <w:pPr>
-        <w:spacing w:before="60" w:after="60"/>
-      </w:pPr>
-    </w:p>
-    <w:p>
-      <w:pPr>
-        <w:shd w:val="clear" w:color="auto" w:fill="F2F2F2"/>
-        <w:spacing w:before="30" w:after="30"/>
-      </w:pPr>
-      <w:r>
-        <w:rPr>
-          <w:rFonts w:ascii="Courier New" w:eastAsia="Courier New" w:hAnsi="Courier New" w:cs="Courier New"/>
-          <w:color w:val="595959"/>
+        <w:rPr>
+          <w:rFonts w:ascii="Courier New" w:eastAsia="Courier New" w:hAnsi="Courier New" w:cs="Courier New"/>
+          <w:color w:val="7030A0"/>
+          <w:sz w:val="18"/>
+          <w:szCs w:val="18"/>
+        </w:rPr>
+      </w:pPr>
+    </w:p>
+    <w:p>
+      <w:pPr>
+        <w:rPr>
+          <w:rFonts w:ascii="Courier New" w:eastAsia="Courier New" w:hAnsi="Courier New" w:cs="Courier New"/>
+          <w:color w:val="7030A0"/>
+          <w:sz w:val="18"/>
+          <w:szCs w:val="18"/>
+        </w:rPr>
+      </w:pPr>
+      <w:r>
+        <w:rPr>
+          <w:rFonts w:ascii="Courier New" w:eastAsia="Courier New" w:hAnsi="Courier New" w:cs="Courier New"/>
+          <w:color w:val="7030A0"/>
           <w:sz w:val="18"/>
           <w:szCs w:val="18"/>
         </w:rPr>
@@ -3940,13 +3921,17 @@
     </w:p>
     <w:p>
       <w:pPr>
-        <w:shd w:val="clear" w:color="auto" w:fill="F2F2F2"/>
-        <w:spacing w:before="30" w:after="30"/>
-      </w:pPr>
-      <w:r>
-        <w:rPr>
-          <w:rFonts w:ascii="Courier New" w:eastAsia="Courier New" w:hAnsi="Courier New" w:cs="Courier New"/>
-          <w:color w:val="595959"/>
+        <w:rPr>
+          <w:rFonts w:ascii="Courier New" w:eastAsia="Courier New" w:hAnsi="Courier New" w:cs="Courier New"/>
+          <w:color w:val="7030A0"/>
+          <w:sz w:val="18"/>
+          <w:szCs w:val="18"/>
+        </w:rPr>
+      </w:pPr>
+      <w:r>
+        <w:rPr>
+          <w:rFonts w:ascii="Courier New" w:eastAsia="Courier New" w:hAnsi="Courier New" w:cs="Courier New"/>
+          <w:color w:val="7030A0"/>
           <w:sz w:val="18"/>
           <w:szCs w:val="18"/>
         </w:rPr>
@@ -3995,13 +3980,17 @@
     </w:p>
     <w:p>
       <w:pPr>
-        <w:shd w:val="clear" w:color="auto" w:fill="F2F2F2"/>
-        <w:spacing w:before="30" w:after="30"/>
-      </w:pPr>
-      <w:r>
-        <w:rPr>
-          <w:rFonts w:ascii="Courier New" w:eastAsia="Courier New" w:hAnsi="Courier New" w:cs="Courier New"/>
-          <w:color w:val="595959"/>
+        <w:rPr>
+          <w:rFonts w:ascii="Courier New" w:eastAsia="Courier New" w:hAnsi="Courier New" w:cs="Courier New"/>
+          <w:color w:val="7030A0"/>
+          <w:sz w:val="18"/>
+          <w:szCs w:val="18"/>
+        </w:rPr>
+      </w:pPr>
+      <w:r>
+        <w:rPr>
+          <w:rFonts w:ascii="Courier New" w:eastAsia="Courier New" w:hAnsi="Courier New" w:cs="Courier New"/>
+          <w:color w:val="7030A0"/>
           <w:sz w:val="18"/>
           <w:szCs w:val="18"/>
         </w:rPr>
@@ -4018,13 +4007,17 @@
     </w:p>
     <w:p>
       <w:pPr>
-        <w:shd w:val="clear" w:color="auto" w:fill="F2F2F2"/>
-        <w:spacing w:before="30" w:after="30"/>
-      </w:pPr>
-      <w:r>
-        <w:rPr>
-          <w:rFonts w:ascii="Courier New" w:eastAsia="Courier New" w:hAnsi="Courier New" w:cs="Courier New"/>
-          <w:color w:val="595959"/>
+        <w:rPr>
+          <w:rFonts w:ascii="Courier New" w:eastAsia="Courier New" w:hAnsi="Courier New" w:cs="Courier New"/>
+          <w:color w:val="7030A0"/>
+          <w:sz w:val="18"/>
+          <w:szCs w:val="18"/>
+        </w:rPr>
+      </w:pPr>
+      <w:r>
+        <w:rPr>
+          <w:rFonts w:ascii="Courier New" w:eastAsia="Courier New" w:hAnsi="Courier New" w:cs="Courier New"/>
+          <w:color w:val="7030A0"/>
           <w:sz w:val="18"/>
           <w:szCs w:val="18"/>
         </w:rPr>
@@ -4343,18 +4336,27 @@
     </w:p>
     <w:p>
       <w:pPr>
-        <w:spacing w:before="60" w:after="60"/>
-      </w:pPr>
-    </w:p>
-    <w:p>
-      <w:pPr>
-        <w:shd w:val="clear" w:color="auto" w:fill="F2F2F2"/>
-        <w:spacing w:before="30" w:after="30"/>
-      </w:pPr>
-      <w:r>
-        <w:rPr>
-          <w:rFonts w:ascii="Courier New" w:eastAsia="Courier New" w:hAnsi="Courier New" w:cs="Courier New"/>
-          <w:color w:val="595959"/>
+        <w:rPr>
+          <w:rFonts w:ascii="Courier New" w:eastAsia="Courier New" w:hAnsi="Courier New" w:cs="Courier New"/>
+          <w:color w:val="7030A0"/>
+          <w:sz w:val="18"/>
+          <w:szCs w:val="18"/>
+        </w:rPr>
+      </w:pPr>
+    </w:p>
+    <w:p>
+      <w:pPr>
+        <w:rPr>
+          <w:rFonts w:ascii="Courier New" w:eastAsia="Courier New" w:hAnsi="Courier New" w:cs="Courier New"/>
+          <w:color w:val="7030A0"/>
+          <w:sz w:val="18"/>
+          <w:szCs w:val="18"/>
+        </w:rPr>
+      </w:pPr>
+      <w:r>
+        <w:rPr>
+          <w:rFonts w:ascii="Courier New" w:eastAsia="Courier New" w:hAnsi="Courier New" w:cs="Courier New"/>
+          <w:color w:val="7030A0"/>
           <w:sz w:val="18"/>
           <w:szCs w:val="18"/>
         </w:rPr>
@@ -4363,13 +4365,17 @@
     </w:p>
     <w:p>
       <w:pPr>
-        <w:shd w:val="clear" w:color="auto" w:fill="F2F2F2"/>
-        <w:spacing w:before="30" w:after="30"/>
-      </w:pPr>
-      <w:r>
-        <w:rPr>
-          <w:rFonts w:ascii="Courier New" w:eastAsia="Courier New" w:hAnsi="Courier New" w:cs="Courier New"/>
-          <w:color w:val="595959"/>
+        <w:rPr>
+          <w:rFonts w:ascii="Courier New" w:eastAsia="Courier New" w:hAnsi="Courier New" w:cs="Courier New"/>
+          <w:color w:val="7030A0"/>
+          <w:sz w:val="18"/>
+          <w:szCs w:val="18"/>
+        </w:rPr>
+      </w:pPr>
+      <w:r>
+        <w:rPr>
+          <w:rFonts w:ascii="Courier New" w:eastAsia="Courier New" w:hAnsi="Courier New" w:cs="Courier New"/>
+          <w:color w:val="7030A0"/>
           <w:sz w:val="18"/>
           <w:szCs w:val="18"/>
         </w:rPr>
@@ -4406,52 +4412,51 @@
     </w:p>
     <w:p>
       <w:pPr>
-        <w:shd w:val="clear" w:color="auto" w:fill="F2F2F2"/>
-        <w:spacing w:before="30" w:after="30"/>
-      </w:pPr>
-      <w:r>
-        <w:rPr>
-          <w:rFonts w:ascii="Courier New" w:eastAsia="Courier New" w:hAnsi="Courier New" w:cs="Courier New"/>
+        <w:rPr>
+          <w:rFonts w:ascii="Courier New" w:eastAsia="Courier New" w:hAnsi="Courier New" w:cs="Courier New"/>
+          <w:color w:val="7030A0"/>
+          <w:sz w:val="18"/>
+          <w:szCs w:val="18"/>
+        </w:rPr>
+      </w:pPr>
+      <w:r>
+        <w:rPr>
+          <w:rFonts w:ascii="Courier New" w:eastAsia="Courier New" w:hAnsi="Courier New" w:cs="Courier New"/>
+          <w:color w:val="7030A0"/>
+          <w:sz w:val="18"/>
+          <w:szCs w:val="18"/>
+        </w:rPr>
+        <w:t>{% for group in ap_peoplecode_grp %}</w:t>
+      </w:r>
+    </w:p>
+    <w:p>
+      <w:pPr>
+        <w:pStyle w:val="Ttulo2"/>
+      </w:pPr>
+      <w:r>
+        <w:t>App Package</w:t>
+      </w:r>
+      <w:r>
+        <w:t>: {{ group.app_package }}</w:t>
+      </w:r>
+    </w:p>
+    <w:p>
+      <w:pPr>
+        <w:pStyle w:val="Ttulo3"/>
+        <w:rPr>
+          <w:noProof/>
+        </w:rPr>
+      </w:pPr>
+      <w:r>
+        <w:rPr>
+          <w:rFonts w:ascii="Courier New" w:eastAsia="Courier New" w:hAnsi="Courier New" w:cs="Courier New"/>
+          <w:noProof/>
           <w:color w:val="595959"/>
           <w:sz w:val="18"/>
           <w:szCs w:val="18"/>
         </w:rPr>
-        <w:t>{% for group in ap_peoplecode_grp %}</w:t>
-      </w:r>
-    </w:p>
-    <w:p>
-      <w:pPr>
-        <w:pStyle w:val="Ttulo2"/>
-      </w:pPr>
-      <w:r>
-        <w:t>App Package</w:t>
-      </w:r>
-      <w:r>
-        <w:t>: {{ group.app_package }}</w:t>
-      </w:r>
-    </w:p>
-    <w:p>
-      <w:pPr>
-        <w:shd w:val="clear" w:color="auto" w:fill="F2F2F2"/>
-        <w:spacing w:before="30" w:after="30"/>
-      </w:pPr>
-      <w:r>
-        <w:rPr>
-          <w:rFonts w:ascii="Courier New" w:eastAsia="Courier New" w:hAnsi="Courier New" w:cs="Courier New"/>
-          <w:color w:val="595959"/>
-          <w:sz w:val="18"/>
-          <w:szCs w:val="18"/>
-        </w:rPr>
         <w:t>{% for evt in group.events %}</w:t>
       </w:r>
-    </w:p>
-    <w:p>
-      <w:pPr>
-        <w:pStyle w:val="Ttulo3"/>
-        <w:rPr>
-          <w:noProof/>
-        </w:rPr>
-      </w:pPr>
       <w:r>
         <w:rPr>
           <w:rFonts w:ascii="Courier New" w:eastAsia="Courier New" w:hAnsi="Courier New" w:cs="Courier New"/>
@@ -4623,7 +4628,6 @@
       <w:pPr>
         <w:shd w:val="clear" w:color="auto" w:fill="F2F2F2"/>
         <w:spacing w:before="30" w:after="30"/>
-        <w:ind w:left="360"/>
       </w:pPr>
       <w:r>
         <w:rPr>
@@ -4655,18 +4659,27 @@
     </w:p>
     <w:p>
       <w:pPr>
-        <w:spacing w:before="60" w:after="60"/>
-      </w:pPr>
-    </w:p>
-    <w:p>
-      <w:pPr>
-        <w:shd w:val="clear" w:color="auto" w:fill="F2F2F2"/>
-        <w:spacing w:before="30" w:after="30"/>
-      </w:pPr>
-      <w:r>
-        <w:rPr>
-          <w:rFonts w:ascii="Courier New" w:eastAsia="Courier New" w:hAnsi="Courier New" w:cs="Courier New"/>
-          <w:color w:val="595959"/>
+        <w:rPr>
+          <w:rFonts w:ascii="Courier New" w:eastAsia="Courier New" w:hAnsi="Courier New" w:cs="Courier New"/>
+          <w:color w:val="7030A0"/>
+          <w:sz w:val="18"/>
+          <w:szCs w:val="18"/>
+        </w:rPr>
+      </w:pPr>
+    </w:p>
+    <w:p>
+      <w:pPr>
+        <w:rPr>
+          <w:rFonts w:ascii="Courier New" w:eastAsia="Courier New" w:hAnsi="Courier New" w:cs="Courier New"/>
+          <w:color w:val="7030A0"/>
+          <w:sz w:val="18"/>
+          <w:szCs w:val="18"/>
+        </w:rPr>
+      </w:pPr>
+      <w:r>
+        <w:rPr>
+          <w:rFonts w:ascii="Courier New" w:eastAsia="Courier New" w:hAnsi="Courier New" w:cs="Courier New"/>
+          <w:color w:val="7030A0"/>
           <w:sz w:val="18"/>
           <w:szCs w:val="18"/>
         </w:rPr>
@@ -4675,19 +4688,17 @@
     </w:p>
     <w:p>
       <w:pPr>
-        <w:shd w:val="clear" w:color="auto" w:fill="F2F2F2"/>
-        <w:spacing w:before="30" w:after="30"/>
-        <w:rPr>
-          <w:rFonts w:ascii="Courier New" w:eastAsia="Courier New" w:hAnsi="Courier New" w:cs="Courier New"/>
-          <w:color w:val="595959"/>
-          <w:sz w:val="18"/>
-          <w:szCs w:val="18"/>
-        </w:rPr>
-      </w:pPr>
-      <w:r>
-        <w:rPr>
-          <w:rFonts w:ascii="Courier New" w:eastAsia="Courier New" w:hAnsi="Courier New" w:cs="Courier New"/>
-          <w:color w:val="595959"/>
+        <w:rPr>
+          <w:rFonts w:ascii="Courier New" w:eastAsia="Courier New" w:hAnsi="Courier New" w:cs="Courier New"/>
+          <w:color w:val="7030A0"/>
+          <w:sz w:val="18"/>
+          <w:szCs w:val="18"/>
+        </w:rPr>
+      </w:pPr>
+      <w:r>
+        <w:rPr>
+          <w:rFonts w:ascii="Courier New" w:eastAsia="Courier New" w:hAnsi="Courier New" w:cs="Courier New"/>
+          <w:color w:val="7030A0"/>
           <w:sz w:val="18"/>
           <w:szCs w:val="18"/>
         </w:rPr>
@@ -4724,13 +4735,17 @@
     </w:p>
     <w:p>
       <w:pPr>
-        <w:shd w:val="clear" w:color="auto" w:fill="F2F2F2"/>
-        <w:spacing w:before="30" w:after="30"/>
-      </w:pPr>
-      <w:r>
-        <w:rPr>
-          <w:rFonts w:ascii="Courier New" w:eastAsia="Courier New" w:hAnsi="Courier New" w:cs="Courier New"/>
-          <w:color w:val="595959"/>
+        <w:rPr>
+          <w:rFonts w:ascii="Courier New" w:eastAsia="Courier New" w:hAnsi="Courier New" w:cs="Courier New"/>
+          <w:color w:val="7030A0"/>
+          <w:sz w:val="18"/>
+          <w:szCs w:val="18"/>
+        </w:rPr>
+      </w:pPr>
+      <w:r>
+        <w:rPr>
+          <w:rFonts w:ascii="Courier New" w:eastAsia="Courier New" w:hAnsi="Courier New" w:cs="Courier New"/>
+          <w:color w:val="7030A0"/>
           <w:sz w:val="18"/>
           <w:szCs w:val="18"/>
         </w:rPr>
@@ -4739,7 +4754,7 @@
       <w:r>
         <w:rPr>
           <w:rFonts w:ascii="Courier New" w:eastAsia="Courier New" w:hAnsi="Courier New" w:cs="Courier New"/>
-          <w:color w:val="595959"/>
+          <w:color w:val="7030A0"/>
           <w:sz w:val="18"/>
           <w:szCs w:val="18"/>
         </w:rPr>
@@ -4748,7 +4763,7 @@
       <w:r>
         <w:rPr>
           <w:rFonts w:ascii="Courier New" w:eastAsia="Courier New" w:hAnsi="Courier New" w:cs="Courier New"/>
-          <w:color w:val="595959"/>
+          <w:color w:val="7030A0"/>
           <w:sz w:val="18"/>
           <w:szCs w:val="18"/>
         </w:rPr>
@@ -4759,6 +4774,9 @@
       <w:pPr>
         <w:pStyle w:val="Ttulo2"/>
       </w:pPr>
+      <w:r>
+        <w:t xml:space="preserve">Page: </w:t>
+      </w:r>
       <w:r>
         <w:t>{{ pg.name }}</w:t>
       </w:r>
@@ -4917,13 +4935,17 @@
     </w:tbl>
     <w:p>
       <w:pPr>
-        <w:shd w:val="clear" w:color="auto" w:fill="F2F2F2"/>
-        <w:spacing w:before="30" w:after="30"/>
-      </w:pPr>
-      <w:r>
-        <w:rPr>
-          <w:rFonts w:ascii="Courier New" w:eastAsia="Courier New" w:hAnsi="Courier New" w:cs="Courier New"/>
-          <w:color w:val="595959"/>
+        <w:rPr>
+          <w:rFonts w:ascii="Courier New" w:eastAsia="Courier New" w:hAnsi="Courier New" w:cs="Courier New"/>
+          <w:color w:val="7030A0"/>
+          <w:sz w:val="18"/>
+          <w:szCs w:val="18"/>
+        </w:rPr>
+      </w:pPr>
+      <w:r>
+        <w:rPr>
+          <w:rFonts w:ascii="Courier New" w:eastAsia="Courier New" w:hAnsi="Courier New" w:cs="Courier New"/>
+          <w:color w:val="7030A0"/>
           <w:sz w:val="18"/>
           <w:szCs w:val="18"/>
         </w:rPr>
@@ -4932,13 +4954,17 @@
     </w:p>
     <w:p>
       <w:pPr>
-        <w:shd w:val="clear" w:color="auto" w:fill="F2F2F2"/>
-        <w:spacing w:before="30" w:after="30"/>
-      </w:pPr>
-      <w:r>
-        <w:rPr>
-          <w:rFonts w:ascii="Courier New" w:eastAsia="Courier New" w:hAnsi="Courier New" w:cs="Courier New"/>
-          <w:color w:val="595959"/>
+        <w:rPr>
+          <w:rFonts w:ascii="Courier New" w:eastAsia="Courier New" w:hAnsi="Courier New" w:cs="Courier New"/>
+          <w:color w:val="7030A0"/>
+          <w:sz w:val="18"/>
+          <w:szCs w:val="18"/>
+        </w:rPr>
+      </w:pPr>
+      <w:r>
+        <w:rPr>
+          <w:rFonts w:ascii="Courier New" w:eastAsia="Courier New" w:hAnsi="Courier New" w:cs="Courier New"/>
+          <w:color w:val="7030A0"/>
           <w:sz w:val="18"/>
           <w:szCs w:val="18"/>
         </w:rPr>
@@ -4975,13 +5001,17 @@
     </w:p>
     <w:p>
       <w:pPr>
-        <w:shd w:val="clear" w:color="auto" w:fill="F2F2F2"/>
-        <w:spacing w:before="30" w:after="30"/>
-      </w:pPr>
-      <w:r>
-        <w:rPr>
-          <w:rFonts w:ascii="Courier New" w:eastAsia="Courier New" w:hAnsi="Courier New" w:cs="Courier New"/>
-          <w:color w:val="595959"/>
+        <w:rPr>
+          <w:rFonts w:ascii="Courier New" w:eastAsia="Courier New" w:hAnsi="Courier New" w:cs="Courier New"/>
+          <w:color w:val="7030A0"/>
+          <w:sz w:val="18"/>
+          <w:szCs w:val="18"/>
+        </w:rPr>
+      </w:pPr>
+      <w:r>
+        <w:rPr>
+          <w:rFonts w:ascii="Courier New" w:eastAsia="Courier New" w:hAnsi="Courier New" w:cs="Courier New"/>
+          <w:color w:val="7030A0"/>
           <w:sz w:val="18"/>
           <w:szCs w:val="18"/>
         </w:rPr>
@@ -4990,7 +5020,7 @@
       <w:r>
         <w:rPr>
           <w:rFonts w:ascii="Courier New" w:eastAsia="Courier New" w:hAnsi="Courier New" w:cs="Courier New"/>
-          <w:color w:val="595959"/>
+          <w:color w:val="7030A0"/>
           <w:sz w:val="18"/>
           <w:szCs w:val="18"/>
         </w:rPr>
@@ -4999,7 +5029,7 @@
       <w:r>
         <w:rPr>
           <w:rFonts w:ascii="Courier New" w:eastAsia="Courier New" w:hAnsi="Courier New" w:cs="Courier New"/>
-          <w:color w:val="595959"/>
+          <w:color w:val="7030A0"/>
           <w:sz w:val="18"/>
           <w:szCs w:val="18"/>
         </w:rPr>
@@ -5011,7 +5041,16 @@
         <w:pStyle w:val="Ttulo2"/>
       </w:pPr>
       <w:r>
-        <w:t>{{ comp.name }}  ({{ comp.market }})</w:t>
+        <w:t xml:space="preserve">Component: </w:t>
+      </w:r>
+      <w:r>
+        <w:t>{{ comp.name }}</w:t>
+      </w:r>
+      <w:r>
+        <w:t xml:space="preserve"> </w:t>
+      </w:r>
+      <w:r>
+        <w:t>({{ comp.market }})</w:t>
       </w:r>
     </w:p>
     <w:tbl>
@@ -5287,7 +5326,7 @@
         <w:rPr>
           <w:noProof/>
         </w:rPr>
-        <w:t>Records del Componente</w:t>
+        <w:t>Component records</w:t>
       </w:r>
     </w:p>
     <w:tbl>
@@ -5578,33 +5617,40 @@
         <w:rPr>
           <w:noProof/>
         </w:rPr>
-        <w:t>PeopleCode del Componente</w:t>
-      </w:r>
-    </w:p>
-    <w:p>
-      <w:pPr>
-        <w:shd w:val="clear" w:color="auto" w:fill="F2F2F2"/>
-        <w:spacing w:before="30" w:after="30"/>
-      </w:pPr>
-      <w:r>
-        <w:rPr>
-          <w:rFonts w:ascii="Courier New" w:eastAsia="Courier New" w:hAnsi="Courier New" w:cs="Courier New"/>
-          <w:color w:val="595959"/>
+        <w:t>Component PeopleCode</w:t>
+      </w:r>
+    </w:p>
+    <w:p>
+      <w:pPr>
+        <w:rPr>
+          <w:rFonts w:ascii="Courier New" w:eastAsia="Courier New" w:hAnsi="Courier New" w:cs="Courier New"/>
+          <w:color w:val="7030A0"/>
+          <w:sz w:val="18"/>
+          <w:szCs w:val="18"/>
+        </w:rPr>
+      </w:pPr>
+      <w:r>
+        <w:rPr>
+          <w:rFonts w:ascii="Courier New" w:eastAsia="Courier New" w:hAnsi="Courier New" w:cs="Courier New"/>
+          <w:color w:val="7030A0"/>
           <w:sz w:val="18"/>
           <w:szCs w:val="18"/>
         </w:rPr>
         <w:t>{% if comp.has_peoplecode %}</w:t>
       </w:r>
-    </w:p>
-    <w:p>
-      <w:pPr>
-        <w:shd w:val="clear" w:color="auto" w:fill="F2F2F2"/>
-        <w:spacing w:before="30" w:after="30"/>
-      </w:pPr>
-      <w:r>
-        <w:rPr>
-          <w:rFonts w:ascii="Courier New" w:eastAsia="Courier New" w:hAnsi="Courier New" w:cs="Courier New"/>
-          <w:color w:val="595959"/>
+      <w:r>
+        <w:rPr>
+          <w:rFonts w:ascii="Courier New" w:eastAsia="Courier New" w:hAnsi="Courier New" w:cs="Courier New"/>
+          <w:color w:val="7030A0"/>
+          <w:sz w:val="18"/>
+          <w:szCs w:val="18"/>
+        </w:rPr>
+        <w:t xml:space="preserve"> </w:t>
+      </w:r>
+      <w:r>
+        <w:rPr>
+          <w:rFonts w:ascii="Courier New" w:eastAsia="Courier New" w:hAnsi="Courier New" w:cs="Courier New"/>
+          <w:color w:val="7030A0"/>
           <w:sz w:val="18"/>
           <w:szCs w:val="18"/>
         </w:rPr>
@@ -5651,13 +5697,17 @@
     </w:p>
     <w:p>
       <w:pPr>
-        <w:shd w:val="clear" w:color="auto" w:fill="F2F2F2"/>
-        <w:spacing w:before="30" w:after="30"/>
-      </w:pPr>
-      <w:r>
-        <w:rPr>
-          <w:rFonts w:ascii="Courier New" w:eastAsia="Courier New" w:hAnsi="Courier New" w:cs="Courier New"/>
-          <w:color w:val="595959"/>
+        <w:rPr>
+          <w:rFonts w:ascii="Courier New" w:eastAsia="Courier New" w:hAnsi="Courier New" w:cs="Courier New"/>
+          <w:color w:val="7030A0"/>
+          <w:sz w:val="18"/>
+          <w:szCs w:val="18"/>
+        </w:rPr>
+      </w:pPr>
+      <w:r>
+        <w:rPr>
+          <w:rFonts w:ascii="Courier New" w:eastAsia="Courier New" w:hAnsi="Courier New" w:cs="Courier New"/>
+          <w:color w:val="7030A0"/>
           <w:sz w:val="18"/>
           <w:szCs w:val="18"/>
         </w:rPr>
@@ -5666,13 +5716,17 @@
     </w:p>
     <w:p>
       <w:pPr>
-        <w:shd w:val="clear" w:color="auto" w:fill="F2F2F2"/>
-        <w:spacing w:before="30" w:after="30"/>
-      </w:pPr>
-      <w:r>
-        <w:rPr>
-          <w:rFonts w:ascii="Courier New" w:eastAsia="Courier New" w:hAnsi="Courier New" w:cs="Courier New"/>
-          <w:color w:val="595959"/>
+        <w:rPr>
+          <w:rFonts w:ascii="Courier New" w:eastAsia="Courier New" w:hAnsi="Courier New" w:cs="Courier New"/>
+          <w:color w:val="7030A0"/>
+          <w:sz w:val="18"/>
+          <w:szCs w:val="18"/>
+        </w:rPr>
+      </w:pPr>
+      <w:r>
+        <w:rPr>
+          <w:rFonts w:ascii="Courier New" w:eastAsia="Courier New" w:hAnsi="Courier New" w:cs="Courier New"/>
+          <w:color w:val="7030A0"/>
           <w:sz w:val="18"/>
           <w:szCs w:val="18"/>
         </w:rPr>
@@ -5681,13 +5735,17 @@
     </w:p>
     <w:p>
       <w:pPr>
-        <w:shd w:val="clear" w:color="auto" w:fill="F2F2F2"/>
-        <w:spacing w:before="30" w:after="30"/>
-      </w:pPr>
-      <w:r>
-        <w:rPr>
-          <w:rFonts w:ascii="Courier New" w:eastAsia="Courier New" w:hAnsi="Courier New" w:cs="Courier New"/>
-          <w:color w:val="595959"/>
+        <w:rPr>
+          <w:rFonts w:ascii="Courier New" w:eastAsia="Courier New" w:hAnsi="Courier New" w:cs="Courier New"/>
+          <w:color w:val="7030A0"/>
+          <w:sz w:val="18"/>
+          <w:szCs w:val="18"/>
+        </w:rPr>
+      </w:pPr>
+      <w:r>
+        <w:rPr>
+          <w:rFonts w:ascii="Courier New" w:eastAsia="Courier New" w:hAnsi="Courier New" w:cs="Courier New"/>
+          <w:color w:val="7030A0"/>
           <w:sz w:val="18"/>
           <w:szCs w:val="18"/>
         </w:rPr>
@@ -5696,13 +5754,17 @@
     </w:p>
     <w:p>
       <w:pPr>
-        <w:shd w:val="clear" w:color="auto" w:fill="F2F2F2"/>
-        <w:spacing w:before="30" w:after="30"/>
-      </w:pPr>
-      <w:r>
-        <w:rPr>
-          <w:rFonts w:ascii="Courier New" w:eastAsia="Courier New" w:hAnsi="Courier New" w:cs="Courier New"/>
-          <w:color w:val="595959"/>
+        <w:rPr>
+          <w:rFonts w:ascii="Courier New" w:eastAsia="Courier New" w:hAnsi="Courier New" w:cs="Courier New"/>
+          <w:color w:val="7030A0"/>
+          <w:sz w:val="18"/>
+          <w:szCs w:val="18"/>
+        </w:rPr>
+      </w:pPr>
+      <w:r>
+        <w:rPr>
+          <w:rFonts w:ascii="Courier New" w:eastAsia="Courier New" w:hAnsi="Courier New" w:cs="Courier New"/>
+          <w:color w:val="7030A0"/>
           <w:sz w:val="18"/>
           <w:szCs w:val="18"/>
         </w:rPr>
@@ -5751,35 +5813,21 @@
     </w:p>
     <w:p>
       <w:pPr>
-        <w:shd w:val="clear" w:color="auto" w:fill="F2F2F2"/>
-        <w:spacing w:before="30" w:after="30"/>
-      </w:pPr>
-      <w:r>
-        <w:rPr>
-          <w:rFonts w:ascii="Courier New" w:eastAsia="Courier New" w:hAnsi="Courier New" w:cs="Courier New"/>
-          <w:color w:val="595959"/>
-          <w:sz w:val="18"/>
-          <w:szCs w:val="18"/>
-        </w:rPr>
-        <w:t xml:space="preserve">{% for group in </w:t>
-      </w:r>
-      <w:r>
-        <w:rPr>
-          <w:rFonts w:ascii="Courier New" w:eastAsia="Courier New" w:hAnsi="Courier New" w:cs="Courier New"/>
-          <w:color w:val="595959"/>
-          <w:sz w:val="18"/>
-          <w:szCs w:val="18"/>
-        </w:rPr>
-        <w:t>pc_comp_groups</w:t>
-      </w:r>
-      <w:r>
-        <w:rPr>
-          <w:rFonts w:ascii="Courier New" w:eastAsia="Courier New" w:hAnsi="Courier New" w:cs="Courier New"/>
-          <w:color w:val="595959"/>
-          <w:sz w:val="18"/>
-          <w:szCs w:val="18"/>
-        </w:rPr>
-        <w:t xml:space="preserve"> %}</w:t>
+        <w:rPr>
+          <w:rFonts w:ascii="Courier New" w:eastAsia="Courier New" w:hAnsi="Courier New" w:cs="Courier New"/>
+          <w:color w:val="7030A0"/>
+          <w:sz w:val="18"/>
+          <w:szCs w:val="18"/>
+        </w:rPr>
+      </w:pPr>
+      <w:r>
+        <w:rPr>
+          <w:rFonts w:ascii="Courier New" w:eastAsia="Courier New" w:hAnsi="Courier New" w:cs="Courier New"/>
+          <w:color w:val="7030A0"/>
+          <w:sz w:val="18"/>
+          <w:szCs w:val="18"/>
+        </w:rPr>
+        <w:t>{% for group in pc_comp_groups %}</w:t>
       </w:r>
     </w:p>
     <w:p>
@@ -5801,13 +5849,17 @@
     </w:p>
     <w:p>
       <w:pPr>
-        <w:shd w:val="clear" w:color="auto" w:fill="F2F2F2"/>
-        <w:spacing w:before="30" w:after="30"/>
-      </w:pPr>
-      <w:r>
-        <w:rPr>
-          <w:rFonts w:ascii="Courier New" w:eastAsia="Courier New" w:hAnsi="Courier New" w:cs="Courier New"/>
-          <w:color w:val="595959"/>
+        <w:rPr>
+          <w:rFonts w:ascii="Courier New" w:eastAsia="Courier New" w:hAnsi="Courier New" w:cs="Courier New"/>
+          <w:color w:val="7030A0"/>
+          <w:sz w:val="18"/>
+          <w:szCs w:val="18"/>
+        </w:rPr>
+      </w:pPr>
+      <w:r>
+        <w:rPr>
+          <w:rFonts w:ascii="Courier New" w:eastAsia="Courier New" w:hAnsi="Courier New" w:cs="Courier New"/>
+          <w:color w:val="7030A0"/>
           <w:sz w:val="18"/>
           <w:szCs w:val="18"/>
         </w:rPr>
@@ -6102,18 +6154,27 @@
     </w:p>
     <w:p>
       <w:pPr>
-        <w:spacing w:before="60" w:after="60"/>
-      </w:pPr>
-    </w:p>
-    <w:p>
-      <w:pPr>
-        <w:shd w:val="clear" w:color="auto" w:fill="F2F2F2"/>
-        <w:spacing w:before="30" w:after="30"/>
-      </w:pPr>
-      <w:r>
-        <w:rPr>
-          <w:rFonts w:ascii="Courier New" w:eastAsia="Courier New" w:hAnsi="Courier New" w:cs="Courier New"/>
-          <w:color w:val="595959"/>
+        <w:rPr>
+          <w:rFonts w:ascii="Courier New" w:eastAsia="Courier New" w:hAnsi="Courier New" w:cs="Courier New"/>
+          <w:color w:val="7030A0"/>
+          <w:sz w:val="18"/>
+          <w:szCs w:val="18"/>
+        </w:rPr>
+      </w:pPr>
+    </w:p>
+    <w:p>
+      <w:pPr>
+        <w:rPr>
+          <w:rFonts w:ascii="Courier New" w:eastAsia="Courier New" w:hAnsi="Courier New" w:cs="Courier New"/>
+          <w:color w:val="7030A0"/>
+          <w:sz w:val="18"/>
+          <w:szCs w:val="18"/>
+        </w:rPr>
+      </w:pPr>
+      <w:r>
+        <w:rPr>
+          <w:rFonts w:ascii="Courier New" w:eastAsia="Courier New" w:hAnsi="Courier New" w:cs="Courier New"/>
+          <w:color w:val="7030A0"/>
           <w:sz w:val="18"/>
           <w:szCs w:val="18"/>
         </w:rPr>
@@ -6122,13 +6183,17 @@
     </w:p>
     <w:p>
       <w:pPr>
-        <w:shd w:val="clear" w:color="auto" w:fill="F2F2F2"/>
-        <w:spacing w:before="30" w:after="30"/>
-      </w:pPr>
-      <w:r>
-        <w:rPr>
-          <w:rFonts w:ascii="Courier New" w:eastAsia="Courier New" w:hAnsi="Courier New" w:cs="Courier New"/>
-          <w:color w:val="595959"/>
+        <w:rPr>
+          <w:rFonts w:ascii="Courier New" w:eastAsia="Courier New" w:hAnsi="Courier New" w:cs="Courier New"/>
+          <w:color w:val="7030A0"/>
+          <w:sz w:val="18"/>
+          <w:szCs w:val="18"/>
+        </w:rPr>
+      </w:pPr>
+      <w:r>
+        <w:rPr>
+          <w:rFonts w:ascii="Courier New" w:eastAsia="Courier New" w:hAnsi="Courier New" w:cs="Courier New"/>
+          <w:color w:val="7030A0"/>
           <w:sz w:val="18"/>
           <w:szCs w:val="18"/>
         </w:rPr>
@@ -6177,19 +6242,17 @@
     </w:p>
     <w:p>
       <w:pPr>
-        <w:shd w:val="clear" w:color="auto" w:fill="F2F2F2"/>
-        <w:spacing w:before="30" w:after="30"/>
-        <w:rPr>
-          <w:rFonts w:ascii="Courier New" w:eastAsia="Courier New" w:hAnsi="Courier New" w:cs="Courier New"/>
-          <w:color w:val="595959"/>
-          <w:sz w:val="18"/>
-          <w:szCs w:val="18"/>
-        </w:rPr>
-      </w:pPr>
-      <w:r>
-        <w:rPr>
-          <w:rFonts w:ascii="Courier New" w:eastAsia="Courier New" w:hAnsi="Courier New" w:cs="Courier New"/>
-          <w:color w:val="595959"/>
+        <w:rPr>
+          <w:rFonts w:ascii="Courier New" w:eastAsia="Courier New" w:hAnsi="Courier New" w:cs="Courier New"/>
+          <w:color w:val="7030A0"/>
+          <w:sz w:val="18"/>
+          <w:szCs w:val="18"/>
+        </w:rPr>
+      </w:pPr>
+      <w:r>
+        <w:rPr>
+          <w:rFonts w:ascii="Courier New" w:eastAsia="Courier New" w:hAnsi="Courier New" w:cs="Courier New"/>
+          <w:color w:val="7030A0"/>
           <w:sz w:val="18"/>
           <w:szCs w:val="18"/>
         </w:rPr>
@@ -6212,13 +6275,17 @@
     </w:p>
     <w:p>
       <w:pPr>
-        <w:shd w:val="clear" w:color="auto" w:fill="F2F2F2"/>
-        <w:spacing w:before="30" w:after="30"/>
-      </w:pPr>
-      <w:r>
-        <w:rPr>
-          <w:rFonts w:ascii="Courier New" w:eastAsia="Courier New" w:hAnsi="Courier New" w:cs="Courier New"/>
-          <w:color w:val="595959"/>
+        <w:rPr>
+          <w:rFonts w:ascii="Courier New" w:eastAsia="Courier New" w:hAnsi="Courier New" w:cs="Courier New"/>
+          <w:color w:val="7030A0"/>
+          <w:sz w:val="18"/>
+          <w:szCs w:val="18"/>
+        </w:rPr>
+      </w:pPr>
+      <w:r>
+        <w:rPr>
+          <w:rFonts w:ascii="Courier New" w:eastAsia="Courier New" w:hAnsi="Courier New" w:cs="Courier New"/>
+          <w:color w:val="7030A0"/>
           <w:sz w:val="18"/>
           <w:szCs w:val="18"/>
         </w:rPr>
@@ -6685,18 +6752,27 @@
     </w:p>
     <w:p>
       <w:pPr>
-        <w:spacing w:before="60" w:after="60"/>
-      </w:pPr>
-    </w:p>
-    <w:p>
-      <w:pPr>
-        <w:shd w:val="clear" w:color="auto" w:fill="F2F2F2"/>
-        <w:spacing w:before="30" w:after="30"/>
-      </w:pPr>
-      <w:r>
-        <w:rPr>
-          <w:rFonts w:ascii="Courier New" w:eastAsia="Courier New" w:hAnsi="Courier New" w:cs="Courier New"/>
-          <w:color w:val="595959"/>
+        <w:rPr>
+          <w:rFonts w:ascii="Courier New" w:eastAsia="Courier New" w:hAnsi="Courier New" w:cs="Courier New"/>
+          <w:color w:val="7030A0"/>
+          <w:sz w:val="18"/>
+          <w:szCs w:val="18"/>
+        </w:rPr>
+      </w:pPr>
+    </w:p>
+    <w:p>
+      <w:pPr>
+        <w:rPr>
+          <w:rFonts w:ascii="Courier New" w:eastAsia="Courier New" w:hAnsi="Courier New" w:cs="Courier New"/>
+          <w:color w:val="7030A0"/>
+          <w:sz w:val="18"/>
+          <w:szCs w:val="18"/>
+        </w:rPr>
+      </w:pPr>
+      <w:r>
+        <w:rPr>
+          <w:rFonts w:ascii="Courier New" w:eastAsia="Courier New" w:hAnsi="Courier New" w:cs="Courier New"/>
+          <w:color w:val="7030A0"/>
           <w:sz w:val="18"/>
           <w:szCs w:val="18"/>
         </w:rPr>
@@ -6705,13 +6781,17 @@
     </w:p>
     <w:p>
       <w:pPr>
-        <w:shd w:val="clear" w:color="auto" w:fill="F2F2F2"/>
-        <w:spacing w:before="30" w:after="30"/>
-      </w:pPr>
-      <w:r>
-        <w:rPr>
-          <w:rFonts w:ascii="Courier New" w:eastAsia="Courier New" w:hAnsi="Courier New" w:cs="Courier New"/>
-          <w:color w:val="595959"/>
+        <w:rPr>
+          <w:rFonts w:ascii="Courier New" w:eastAsia="Courier New" w:hAnsi="Courier New" w:cs="Courier New"/>
+          <w:color w:val="7030A0"/>
+          <w:sz w:val="18"/>
+          <w:szCs w:val="18"/>
+        </w:rPr>
+      </w:pPr>
+      <w:r>
+        <w:rPr>
+          <w:rFonts w:ascii="Courier New" w:eastAsia="Courier New" w:hAnsi="Courier New" w:cs="Courier New"/>
+          <w:color w:val="7030A0"/>
           <w:sz w:val="18"/>
           <w:szCs w:val="18"/>
         </w:rPr>
@@ -6748,13 +6828,17 @@
     </w:p>
     <w:p>
       <w:pPr>
-        <w:shd w:val="clear" w:color="auto" w:fill="F2F2F2"/>
-        <w:spacing w:before="30" w:after="30"/>
-      </w:pPr>
-      <w:r>
-        <w:rPr>
-          <w:rFonts w:ascii="Courier New" w:eastAsia="Courier New" w:hAnsi="Courier New" w:cs="Courier New"/>
-          <w:color w:val="595959"/>
+        <w:rPr>
+          <w:rFonts w:ascii="Courier New" w:eastAsia="Courier New" w:hAnsi="Courier New" w:cs="Courier New"/>
+          <w:color w:val="7030A0"/>
+          <w:sz w:val="18"/>
+          <w:szCs w:val="18"/>
+        </w:rPr>
+      </w:pPr>
+      <w:r>
+        <w:rPr>
+          <w:rFonts w:ascii="Courier New" w:eastAsia="Courier New" w:hAnsi="Courier New" w:cs="Courier New"/>
+          <w:color w:val="7030A0"/>
           <w:sz w:val="18"/>
           <w:szCs w:val="18"/>
         </w:rPr>
@@ -6763,7 +6847,7 @@
       <w:r>
         <w:rPr>
           <w:rFonts w:ascii="Courier New" w:eastAsia="Courier New" w:hAnsi="Courier New" w:cs="Courier New"/>
-          <w:color w:val="595959"/>
+          <w:color w:val="7030A0"/>
           <w:sz w:val="18"/>
           <w:szCs w:val="18"/>
         </w:rPr>
@@ -6772,7 +6856,7 @@
       <w:r>
         <w:rPr>
           <w:rFonts w:ascii="Courier New" w:eastAsia="Courier New" w:hAnsi="Courier New" w:cs="Courier New"/>
-          <w:color w:val="595959"/>
+          <w:color w:val="7030A0"/>
           <w:sz w:val="18"/>
           <w:szCs w:val="18"/>
         </w:rPr>
@@ -6783,6 +6867,9 @@
       <w:pPr>
         <w:pStyle w:val="Ttulo2"/>
       </w:pPr>
+      <w:r>
+        <w:t xml:space="preserve">Menu: </w:t>
+      </w:r>
       <w:r>
         <w:t>{{ m.name }}</w:t>
       </w:r>
@@ -7173,6 +7260,14 @@
             </w:tcMar>
           </w:tcPr>
           <w:p>
+            <w:pPr>
+              <w:rPr>
+                <w:rFonts w:ascii="Courier New" w:eastAsia="Courier New" w:hAnsi="Courier New" w:cs="Courier New"/>
+                <w:color w:val="595959"/>
+                <w:sz w:val="18"/>
+                <w:szCs w:val="18"/>
+              </w:rPr>
+            </w:pPr>
             <w:r>
               <w:rPr>
                 <w:rFonts w:ascii="Courier New" w:eastAsia="Courier New" w:hAnsi="Courier New" w:cs="Courier New"/>
@@ -7188,13 +7283,17 @@
     </w:tbl>
     <w:p>
       <w:pPr>
-        <w:shd w:val="clear" w:color="auto" w:fill="F2F2F2"/>
-        <w:spacing w:before="30" w:after="30"/>
-      </w:pPr>
-      <w:r>
-        <w:rPr>
-          <w:rFonts w:ascii="Courier New" w:eastAsia="Courier New" w:hAnsi="Courier New" w:cs="Courier New"/>
-          <w:color w:val="595959"/>
+        <w:rPr>
+          <w:rFonts w:ascii="Courier New" w:eastAsia="Courier New" w:hAnsi="Courier New" w:cs="Courier New"/>
+          <w:color w:val="7030A0"/>
+          <w:sz w:val="18"/>
+          <w:szCs w:val="18"/>
+        </w:rPr>
+      </w:pPr>
+      <w:r>
+        <w:rPr>
+          <w:rFonts w:ascii="Courier New" w:eastAsia="Courier New" w:hAnsi="Courier New" w:cs="Courier New"/>
+          <w:color w:val="7030A0"/>
           <w:sz w:val="18"/>
           <w:szCs w:val="18"/>
         </w:rPr>
@@ -7203,13 +7302,17 @@
     </w:p>
     <w:p>
       <w:pPr>
-        <w:shd w:val="clear" w:color="auto" w:fill="F2F2F2"/>
-        <w:spacing w:before="30" w:after="30"/>
-      </w:pPr>
-      <w:r>
-        <w:rPr>
-          <w:rFonts w:ascii="Courier New" w:eastAsia="Courier New" w:hAnsi="Courier New" w:cs="Courier New"/>
-          <w:color w:val="595959"/>
+        <w:rPr>
+          <w:rFonts w:ascii="Courier New" w:eastAsia="Courier New" w:hAnsi="Courier New" w:cs="Courier New"/>
+          <w:color w:val="7030A0"/>
+          <w:sz w:val="18"/>
+          <w:szCs w:val="18"/>
+        </w:rPr>
+      </w:pPr>
+      <w:r>
+        <w:rPr>
+          <w:rFonts w:ascii="Courier New" w:eastAsia="Courier New" w:hAnsi="Courier New" w:cs="Courier New"/>
+          <w:color w:val="7030A0"/>
           <w:sz w:val="18"/>
           <w:szCs w:val="18"/>
         </w:rPr>
@@ -7246,13 +7349,17 @@
     </w:p>
     <w:p>
       <w:pPr>
-        <w:shd w:val="clear" w:color="auto" w:fill="F2F2F2"/>
-        <w:spacing w:before="30" w:after="30"/>
-      </w:pPr>
-      <w:r>
-        <w:rPr>
-          <w:rFonts w:ascii="Courier New" w:eastAsia="Courier New" w:hAnsi="Courier New" w:cs="Courier New"/>
-          <w:color w:val="595959"/>
+        <w:rPr>
+          <w:rFonts w:ascii="Courier New" w:eastAsia="Courier New" w:hAnsi="Courier New" w:cs="Courier New"/>
+          <w:color w:val="7030A0"/>
+          <w:sz w:val="18"/>
+          <w:szCs w:val="18"/>
+        </w:rPr>
+      </w:pPr>
+      <w:r>
+        <w:rPr>
+          <w:rFonts w:ascii="Courier New" w:eastAsia="Courier New" w:hAnsi="Courier New" w:cs="Courier New"/>
+          <w:color w:val="7030A0"/>
           <w:sz w:val="18"/>
           <w:szCs w:val="18"/>
         </w:rPr>
@@ -7261,7 +7368,7 @@
       <w:r>
         <w:rPr>
           <w:rFonts w:ascii="Courier New" w:eastAsia="Courier New" w:hAnsi="Courier New" w:cs="Courier New"/>
-          <w:color w:val="595959"/>
+          <w:color w:val="7030A0"/>
           <w:sz w:val="18"/>
           <w:szCs w:val="18"/>
         </w:rPr>
@@ -7270,7 +7377,7 @@
       <w:r>
         <w:rPr>
           <w:rFonts w:ascii="Courier New" w:eastAsia="Courier New" w:hAnsi="Courier New" w:cs="Courier New"/>
-          <w:color w:val="595959"/>
+          <w:color w:val="7030A0"/>
           <w:sz w:val="18"/>
           <w:szCs w:val="18"/>
         </w:rPr>
@@ -7281,6 +7388,9 @@
       <w:pPr>
         <w:pStyle w:val="Ttulo2"/>
       </w:pPr>
+      <w:r>
+        <w:t xml:space="preserve">Application Engine: </w:t>
+      </w:r>
       <w:r>
         <w:t>{{ ae.name }}</w:t>
       </w:r>
@@ -7663,7 +7773,7 @@
             </w:tcMar>
           </w:tcPr>
           <w:p>
-            <w:r>
+            <w:pPr>
               <w:rPr>
                 <w:b/>
                 <w:bCs/>
@@ -7671,6 +7781,120 @@
                 <w:sz w:val="18"/>
                 <w:szCs w:val="18"/>
               </w:rPr>
+            </w:pPr>
+            <w:r>
+              <w:rPr>
+                <w:b/>
+                <w:bCs/>
+                <w:color w:val="000000"/>
+                <w:sz w:val="18"/>
+                <w:szCs w:val="18"/>
+              </w:rPr>
+              <w:t>Temporary Records</w:t>
+            </w:r>
+          </w:p>
+        </w:tc>
+        <w:tc>
+          <w:tcPr>
+            <w:tcW w:w="6560" w:type="dxa"/>
+            <w:tcBorders>
+              <w:top w:val="single" w:sz="1" w:space="0" w:color="BFBFBF"/>
+              <w:left w:val="single" w:sz="1" w:space="0" w:color="BFBFBF"/>
+              <w:bottom w:val="single" w:sz="1" w:space="0" w:color="BFBFBF"/>
+              <w:right w:val="single" w:sz="1" w:space="0" w:color="BFBFBF"/>
+            </w:tcBorders>
+            <w:tcMar>
+              <w:top w:w="70" w:type="dxa"/>
+              <w:left w:w="120" w:type="dxa"/>
+              <w:bottom w:w="70" w:type="dxa"/>
+              <w:right w:w="120" w:type="dxa"/>
+            </w:tcMar>
+          </w:tcPr>
+          <w:p>
+            <w:pPr>
+              <w:rPr>
+                <w:rFonts w:ascii="Courier New" w:eastAsia="Courier New" w:hAnsi="Courier New" w:cs="Courier New"/>
+                <w:color w:val="595959"/>
+                <w:sz w:val="18"/>
+                <w:szCs w:val="18"/>
+              </w:rPr>
+            </w:pPr>
+            <w:r>
+              <w:rPr>
+                <w:rFonts w:ascii="Courier New" w:eastAsia="Courier New" w:hAnsi="Courier New" w:cs="Courier New"/>
+                <w:color w:val="595959"/>
+                <w:sz w:val="18"/>
+                <w:szCs w:val="18"/>
+              </w:rPr>
+              <w:t>{% for tmp in ae.</w:t>
+            </w:r>
+            <w:r>
+              <w:rPr>
+                <w:rFonts w:ascii="Courier New" w:eastAsia="Courier New" w:hAnsi="Courier New" w:cs="Courier New"/>
+                <w:color w:val="595959"/>
+                <w:sz w:val="18"/>
+                <w:szCs w:val="18"/>
+              </w:rPr>
+              <w:t>t</w:t>
+            </w:r>
+            <w:r>
+              <w:rPr>
+                <w:rFonts w:ascii="Courier New" w:eastAsia="Courier New" w:hAnsi="Courier New" w:cs="Courier New"/>
+                <w:color w:val="595959"/>
+                <w:sz w:val="18"/>
+                <w:szCs w:val="18"/>
+              </w:rPr>
+              <w:t>empRecords %}- {{ tmp }}</w:t>
+            </w:r>
+          </w:p>
+          <w:p>
+            <w:pPr>
+              <w:rPr>
+                <w:rFonts w:ascii="Courier New" w:eastAsia="Courier New" w:hAnsi="Courier New" w:cs="Courier New"/>
+                <w:color w:val="595959"/>
+                <w:sz w:val="18"/>
+                <w:szCs w:val="18"/>
+              </w:rPr>
+            </w:pPr>
+            <w:r>
+              <w:rPr>
+                <w:rFonts w:ascii="Courier New" w:eastAsia="Courier New" w:hAnsi="Courier New" w:cs="Courier New"/>
+                <w:color w:val="595959"/>
+                <w:sz w:val="18"/>
+                <w:szCs w:val="18"/>
+              </w:rPr>
+              <w:t>{% endfor %}</w:t>
+            </w:r>
+          </w:p>
+        </w:tc>
+      </w:tr>
+      <w:tr>
+        <w:tc>
+          <w:tcPr>
+            <w:tcW w:w="2800" w:type="dxa"/>
+            <w:tcBorders>
+              <w:top w:val="single" w:sz="1" w:space="0" w:color="BFBFBF"/>
+              <w:left w:val="single" w:sz="1" w:space="0" w:color="BFBFBF"/>
+              <w:bottom w:val="single" w:sz="1" w:space="0" w:color="BFBFBF"/>
+              <w:right w:val="single" w:sz="1" w:space="0" w:color="BFBFBF"/>
+            </w:tcBorders>
+            <w:shd w:val="clear" w:color="auto" w:fill="EBF3FB"/>
+            <w:tcMar>
+              <w:top w:w="70" w:type="dxa"/>
+              <w:left w:w="120" w:type="dxa"/>
+              <w:bottom w:w="70" w:type="dxa"/>
+              <w:right w:w="120" w:type="dxa"/>
+            </w:tcMar>
+          </w:tcPr>
+          <w:p>
+            <w:r>
+              <w:rPr>
+                <w:b/>
+                <w:bCs/>
+                <w:color w:val="000000"/>
+                <w:sz w:val="18"/>
+                <w:szCs w:val="18"/>
+              </w:rPr>
               <w:t>Sections</w:t>
             </w:r>
           </w:p>
@@ -7707,13 +7931,17 @@
     </w:tbl>
     <w:p>
       <w:pPr>
-        <w:shd w:val="clear" w:color="auto" w:fill="F2F2F2"/>
-        <w:spacing w:before="30" w:after="30"/>
-      </w:pPr>
-      <w:r>
-        <w:rPr>
-          <w:rFonts w:ascii="Courier New" w:eastAsia="Courier New" w:hAnsi="Courier New" w:cs="Courier New"/>
-          <w:color w:val="595959"/>
+        <w:rPr>
+          <w:rFonts w:ascii="Courier New" w:eastAsia="Courier New" w:hAnsi="Courier New" w:cs="Courier New"/>
+          <w:color w:val="7030A0"/>
+          <w:sz w:val="18"/>
+          <w:szCs w:val="18"/>
+        </w:rPr>
+      </w:pPr>
+      <w:r>
+        <w:rPr>
+          <w:rFonts w:ascii="Courier New" w:eastAsia="Courier New" w:hAnsi="Courier New" w:cs="Courier New"/>
+          <w:color w:val="7030A0"/>
           <w:sz w:val="18"/>
           <w:szCs w:val="18"/>
         </w:rPr>
@@ -7951,13 +8179,17 @@
     </w:tbl>
     <w:p>
       <w:pPr>
-        <w:shd w:val="clear" w:color="auto" w:fill="F2F2F2"/>
-        <w:spacing w:before="30" w:after="30"/>
-      </w:pPr>
-      <w:r>
-        <w:rPr>
-          <w:rFonts w:ascii="Courier New" w:eastAsia="Courier New" w:hAnsi="Courier New" w:cs="Courier New"/>
-          <w:color w:val="595959"/>
+        <w:rPr>
+          <w:rFonts w:ascii="Courier New" w:eastAsia="Courier New" w:hAnsi="Courier New" w:cs="Courier New"/>
+          <w:color w:val="7030A0"/>
+          <w:sz w:val="18"/>
+          <w:szCs w:val="18"/>
+        </w:rPr>
+      </w:pPr>
+      <w:r>
+        <w:rPr>
+          <w:rFonts w:ascii="Courier New" w:eastAsia="Courier New" w:hAnsi="Courier New" w:cs="Courier New"/>
+          <w:color w:val="7030A0"/>
           <w:sz w:val="18"/>
           <w:szCs w:val="18"/>
         </w:rPr>
@@ -7966,7 +8198,7 @@
       <w:r>
         <w:rPr>
           <w:rFonts w:ascii="Courier New" w:eastAsia="Courier New" w:hAnsi="Courier New" w:cs="Courier New"/>
-          <w:color w:val="595959"/>
+          <w:color w:val="7030A0"/>
           <w:sz w:val="18"/>
           <w:szCs w:val="18"/>
         </w:rPr>
@@ -7975,7 +8207,7 @@
       <w:r>
         <w:rPr>
           <w:rFonts w:ascii="Courier New" w:eastAsia="Courier New" w:hAnsi="Courier New" w:cs="Courier New"/>
-          <w:color w:val="595959"/>
+          <w:color w:val="7030A0"/>
           <w:sz w:val="18"/>
           <w:szCs w:val="18"/>
         </w:rPr>
@@ -8166,7 +8398,7 @@
           <w:sz w:val="18"/>
           <w:szCs w:val="18"/>
         </w:rPr>
-        <w:t xml:space="preserve">{% elif action.type == </w:t>
+        <w:t>{% elif action.</w:t>
       </w:r>
       <w:r>
         <w:rPr>
@@ -8175,6 +8407,24 @@
           <w:sz w:val="18"/>
           <w:szCs w:val="18"/>
         </w:rPr>
+        <w:t>action_</w:t>
+      </w:r>
+      <w:r>
+        <w:rPr>
+          <w:rFonts w:ascii="Courier New" w:eastAsia="Courier New" w:hAnsi="Courier New" w:cs="Courier New"/>
+          <w:color w:val="595959"/>
+          <w:sz w:val="18"/>
+          <w:szCs w:val="18"/>
+        </w:rPr>
+        <w:t xml:space="preserve">type == </w:t>
+      </w:r>
+      <w:r>
+        <w:rPr>
+          <w:rFonts w:ascii="Courier New" w:eastAsia="Courier New" w:hAnsi="Courier New" w:cs="Courier New"/>
+          <w:color w:val="595959"/>
+          <w:sz w:val="18"/>
+          <w:szCs w:val="18"/>
+        </w:rPr>
         <w:t>"</w:t>
       </w:r>
       <w:r>
@@ -8198,6 +8448,26 @@
       <w:r>
         <w:rPr>
           <w:rFonts w:ascii="Courier New" w:eastAsia="Courier New" w:hAnsi="Courier New" w:cs="Courier New"/>
+          <w:color w:val="595959"/>
+          <w:sz w:val="18"/>
+          <w:szCs w:val="18"/>
+        </w:rPr>
+        <w:t xml:space="preserve"> &gt;&gt;</w:t>
+      </w:r>
+      <w:r>
+        <w:rPr>
+          <w:rFonts w:ascii="Courier New" w:eastAsia="Courier New" w:hAnsi="Courier New" w:cs="Courier New"/>
+          <w:color w:val="595959"/>
+          <w:sz w:val="18"/>
+          <w:szCs w:val="18"/>
+        </w:rPr>
+        <w:t xml:space="preserve"> </w:t>
+      </w:r>
+      <w:r>
+        <w:rPr>
+          <w:rFonts w:ascii="Courier New" w:eastAsia="Courier New" w:hAnsi="Courier New" w:cs="Courier New"/>
+          <w:i/>
+          <w:iCs/>
           <w:color w:val="595959"/>
           <w:sz w:val="18"/>
           <w:szCs w:val="18"/>
@@ -8255,18 +8525,27 @@
     </w:p>
     <w:p>
       <w:pPr>
-        <w:spacing w:before="60" w:after="60"/>
-        <w:rPr>
-          <w:rFonts w:ascii="Courier New" w:eastAsia="Courier New" w:hAnsi="Courier New" w:cs="Courier New"/>
-          <w:color w:val="595959"/>
-          <w:sz w:val="18"/>
-          <w:szCs w:val="18"/>
-        </w:rPr>
-      </w:pPr>
-      <w:r>
-        <w:rPr>
-          <w:rFonts w:ascii="Courier New" w:eastAsia="Courier New" w:hAnsi="Courier New" w:cs="Courier New"/>
-          <w:color w:val="595959"/>
+        <w:rPr>
+          <w:rFonts w:ascii="Courier New" w:eastAsia="Courier New" w:hAnsi="Courier New" w:cs="Courier New"/>
+          <w:color w:val="7030A0"/>
+          <w:sz w:val="18"/>
+          <w:szCs w:val="18"/>
+        </w:rPr>
+      </w:pPr>
+    </w:p>
+    <w:p>
+      <w:pPr>
+        <w:rPr>
+          <w:rFonts w:ascii="Courier New" w:eastAsia="Courier New" w:hAnsi="Courier New" w:cs="Courier New"/>
+          <w:color w:val="7030A0"/>
+          <w:sz w:val="18"/>
+          <w:szCs w:val="18"/>
+        </w:rPr>
+      </w:pPr>
+      <w:r>
+        <w:rPr>
+          <w:rFonts w:ascii="Courier New" w:eastAsia="Courier New" w:hAnsi="Courier New" w:cs="Courier New"/>
+          <w:color w:val="7030A0"/>
           <w:sz w:val="18"/>
           <w:szCs w:val="18"/>
         </w:rPr>
@@ -8275,87 +8554,11 @@
       <w:r>
         <w:rPr>
           <w:rFonts w:ascii="Courier New" w:eastAsia="Courier New" w:hAnsi="Courier New" w:cs="Courier New"/>
-          <w:color w:val="595959"/>
-          <w:sz w:val="18"/>
-          <w:szCs w:val="18"/>
-        </w:rPr>
-        <w:t xml:space="preserve"> </w:t>
-      </w:r>
-      <w:r>
-        <w:rPr>
-          <w:rFonts w:ascii="Courier New" w:eastAsia="Courier New" w:hAnsi="Courier New" w:cs="Courier New"/>
-          <w:color w:val="595959"/>
-          <w:sz w:val="18"/>
-          <w:szCs w:val="18"/>
-        </w:rPr>
-        <w:t>{% endfor %}</w:t>
-      </w:r>
-      <w:r>
-        <w:rPr>
-          <w:rFonts w:ascii="Courier New" w:eastAsia="Courier New" w:hAnsi="Courier New" w:cs="Courier New"/>
-          <w:color w:val="595959"/>
-          <w:sz w:val="18"/>
-          <w:szCs w:val="18"/>
-        </w:rPr>
-        <w:t xml:space="preserve"> </w:t>
-      </w:r>
-      <w:r>
-        <w:rPr>
-          <w:rFonts w:ascii="Courier New" w:eastAsia="Courier New" w:hAnsi="Courier New" w:cs="Courier New"/>
-          <w:color w:val="595959"/>
-          <w:sz w:val="18"/>
-          <w:szCs w:val="18"/>
-        </w:rPr>
-        <w:t>{% endif %}</w:t>
-      </w:r>
-    </w:p>
-    <w:p>
-      <w:pPr>
-        <w:spacing w:before="60" w:after="60"/>
-      </w:pPr>
-      <w:r>
-        <w:rPr>
-          <w:rFonts w:ascii="Courier New" w:eastAsia="Courier New" w:hAnsi="Courier New" w:cs="Courier New"/>
-          <w:color w:val="595959"/>
-          <w:sz w:val="18"/>
-          <w:szCs w:val="18"/>
-        </w:rPr>
-        <w:t>{% endfor %}</w:t>
-      </w:r>
-    </w:p>
-    <w:p>
-      <w:pPr>
-        <w:spacing w:before="60" w:after="60"/>
-      </w:pPr>
-    </w:p>
-    <w:p>
-      <w:pPr>
-        <w:shd w:val="clear" w:color="auto" w:fill="F2F2F2"/>
-        <w:spacing w:before="30" w:after="30"/>
-      </w:pPr>
-      <w:r>
-        <w:rPr>
-          <w:rFonts w:ascii="Courier New" w:eastAsia="Courier New" w:hAnsi="Courier New" w:cs="Courier New"/>
-          <w:color w:val="595959"/>
-          <w:sz w:val="18"/>
-          <w:szCs w:val="18"/>
-        </w:rPr>
-        <w:t>{% endfor %}</w:t>
-      </w:r>
-    </w:p>
-    <w:p>
-      <w:pPr>
-        <w:shd w:val="clear" w:color="auto" w:fill="F2F2F2"/>
-        <w:spacing w:before="30" w:after="30"/>
-      </w:pPr>
-      <w:r>
-        <w:rPr>
-          <w:rFonts w:ascii="Courier New" w:eastAsia="Courier New" w:hAnsi="Courier New" w:cs="Courier New"/>
-          <w:color w:val="595959"/>
-          <w:sz w:val="18"/>
-          <w:szCs w:val="18"/>
-        </w:rPr>
-        <w:t>{% endif %}</w:t>
+          <w:color w:val="7030A0"/>
+          <w:sz w:val="18"/>
+          <w:szCs w:val="18"/>
+        </w:rPr>
+        <w:t>{% endfor %}{% endif %}{% endfor %}{% endfor %}{% endif %}</w:t>
       </w:r>
     </w:p>
     <w:p>
@@ -8388,13 +8591,17 @@
     </w:p>
     <w:p>
       <w:pPr>
-        <w:shd w:val="clear" w:color="auto" w:fill="F2F2F2"/>
-        <w:spacing w:before="30" w:after="30"/>
-      </w:pPr>
-      <w:r>
-        <w:rPr>
-          <w:rFonts w:ascii="Courier New" w:eastAsia="Courier New" w:hAnsi="Courier New" w:cs="Courier New"/>
-          <w:color w:val="595959"/>
+        <w:rPr>
+          <w:rFonts w:ascii="Courier New" w:eastAsia="Courier New" w:hAnsi="Courier New" w:cs="Courier New"/>
+          <w:color w:val="7030A0"/>
+          <w:sz w:val="18"/>
+          <w:szCs w:val="18"/>
+        </w:rPr>
+      </w:pPr>
+      <w:r>
+        <w:rPr>
+          <w:rFonts w:ascii="Courier New" w:eastAsia="Courier New" w:hAnsi="Courier New" w:cs="Courier New"/>
+          <w:color w:val="7030A0"/>
           <w:sz w:val="18"/>
           <w:szCs w:val="18"/>
         </w:rPr>
@@ -8403,7 +8610,7 @@
       <w:r>
         <w:rPr>
           <w:rFonts w:ascii="Courier New" w:eastAsia="Courier New" w:hAnsi="Courier New" w:cs="Courier New"/>
-          <w:color w:val="595959"/>
+          <w:color w:val="7030A0"/>
           <w:sz w:val="18"/>
           <w:szCs w:val="18"/>
         </w:rPr>
@@ -8412,7 +8619,7 @@
       <w:r>
         <w:rPr>
           <w:rFonts w:ascii="Courier New" w:eastAsia="Courier New" w:hAnsi="Courier New" w:cs="Courier New"/>
-          <w:color w:val="595959"/>
+          <w:color w:val="7030A0"/>
           <w:sz w:val="18"/>
           <w:szCs w:val="18"/>
         </w:rPr>
@@ -8423,6 +8630,9 @@
       <w:pPr>
         <w:pStyle w:val="Ttulo2"/>
       </w:pPr>
+      <w:r>
+        <w:t xml:space="preserve">Application Package: </w:t>
+      </w:r>
       <w:r>
         <w:t>{{ pkg.name }}</w:t>
       </w:r>
@@ -8631,13 +8841,17 @@
     </w:tbl>
     <w:p>
       <w:pPr>
-        <w:shd w:val="clear" w:color="auto" w:fill="F2F2F2"/>
-        <w:spacing w:before="30" w:after="30"/>
-      </w:pPr>
-      <w:r>
-        <w:rPr>
-          <w:rFonts w:ascii="Courier New" w:eastAsia="Courier New" w:hAnsi="Courier New" w:cs="Courier New"/>
-          <w:color w:val="595959"/>
+        <w:rPr>
+          <w:rFonts w:ascii="Courier New" w:eastAsia="Courier New" w:hAnsi="Courier New" w:cs="Courier New"/>
+          <w:color w:val="7030A0"/>
+          <w:sz w:val="18"/>
+          <w:szCs w:val="18"/>
+        </w:rPr>
+      </w:pPr>
+      <w:r>
+        <w:rPr>
+          <w:rFonts w:ascii="Courier New" w:eastAsia="Courier New" w:hAnsi="Courier New" w:cs="Courier New"/>
+          <w:color w:val="7030A0"/>
           <w:sz w:val="18"/>
           <w:szCs w:val="18"/>
         </w:rPr>
@@ -8907,13 +9121,17 @@
     </w:p>
     <w:p>
       <w:pPr>
-        <w:shd w:val="clear" w:color="auto" w:fill="F2F2F2"/>
-        <w:spacing w:before="30" w:after="30"/>
-      </w:pPr>
-      <w:r>
-        <w:rPr>
-          <w:rFonts w:ascii="Courier New" w:eastAsia="Courier New" w:hAnsi="Courier New" w:cs="Courier New"/>
-          <w:color w:val="595959"/>
+        <w:rPr>
+          <w:rFonts w:ascii="Courier New" w:eastAsia="Courier New" w:hAnsi="Courier New" w:cs="Courier New"/>
+          <w:color w:val="7030A0"/>
+          <w:sz w:val="18"/>
+          <w:szCs w:val="18"/>
+        </w:rPr>
+      </w:pPr>
+      <w:r>
+        <w:rPr>
+          <w:rFonts w:ascii="Courier New" w:eastAsia="Courier New" w:hAnsi="Courier New" w:cs="Courier New"/>
+          <w:color w:val="7030A0"/>
           <w:sz w:val="18"/>
           <w:szCs w:val="18"/>
         </w:rPr>
@@ -8922,13 +9140,17 @@
     </w:p>
     <w:p>
       <w:pPr>
-        <w:shd w:val="clear" w:color="auto" w:fill="F2F2F2"/>
-        <w:spacing w:before="30" w:after="30"/>
-      </w:pPr>
-      <w:r>
-        <w:rPr>
-          <w:rFonts w:ascii="Courier New" w:eastAsia="Courier New" w:hAnsi="Courier New" w:cs="Courier New"/>
-          <w:color w:val="595959"/>
+        <w:rPr>
+          <w:rFonts w:ascii="Courier New" w:eastAsia="Courier New" w:hAnsi="Courier New" w:cs="Courier New"/>
+          <w:color w:val="7030A0"/>
+          <w:sz w:val="18"/>
+          <w:szCs w:val="18"/>
+        </w:rPr>
+      </w:pPr>
+      <w:r>
+        <w:rPr>
+          <w:rFonts w:ascii="Courier New" w:eastAsia="Courier New" w:hAnsi="Courier New" w:cs="Courier New"/>
+          <w:color w:val="7030A0"/>
           <w:sz w:val="18"/>
           <w:szCs w:val="18"/>
         </w:rPr>
@@ -8937,13 +9159,17 @@
     </w:p>
     <w:p>
       <w:pPr>
-        <w:shd w:val="clear" w:color="auto" w:fill="F2F2F2"/>
-        <w:spacing w:before="30" w:after="30"/>
-      </w:pPr>
-      <w:r>
-        <w:rPr>
-          <w:rFonts w:ascii="Courier New" w:eastAsia="Courier New" w:hAnsi="Courier New" w:cs="Courier New"/>
-          <w:color w:val="595959"/>
+        <w:rPr>
+          <w:rFonts w:ascii="Courier New" w:eastAsia="Courier New" w:hAnsi="Courier New" w:cs="Courier New"/>
+          <w:color w:val="7030A0"/>
+          <w:sz w:val="18"/>
+          <w:szCs w:val="18"/>
+        </w:rPr>
+      </w:pPr>
+      <w:r>
+        <w:rPr>
+          <w:rFonts w:ascii="Courier New" w:eastAsia="Courier New" w:hAnsi="Courier New" w:cs="Courier New"/>
+          <w:color w:val="7030A0"/>
           <w:sz w:val="18"/>
           <w:szCs w:val="18"/>
         </w:rPr>
@@ -9416,13 +9642,17 @@
     </w:p>
     <w:p>
       <w:pPr>
-        <w:shd w:val="clear" w:color="auto" w:fill="F2F2F2"/>
-        <w:spacing w:before="30" w:after="30"/>
-      </w:pPr>
-      <w:r>
-        <w:rPr>
-          <w:rFonts w:ascii="Courier New" w:eastAsia="Courier New" w:hAnsi="Courier New" w:cs="Courier New"/>
-          <w:color w:val="595959"/>
+        <w:rPr>
+          <w:rFonts w:ascii="Courier New" w:eastAsia="Courier New" w:hAnsi="Courier New" w:cs="Courier New"/>
+          <w:color w:val="7030A0"/>
+          <w:sz w:val="18"/>
+          <w:szCs w:val="18"/>
+        </w:rPr>
+      </w:pPr>
+      <w:r>
+        <w:rPr>
+          <w:rFonts w:ascii="Courier New" w:eastAsia="Courier New" w:hAnsi="Courier New" w:cs="Courier New"/>
+          <w:color w:val="7030A0"/>
           <w:sz w:val="18"/>
           <w:szCs w:val="18"/>
         </w:rPr>
@@ -9431,7 +9661,7 @@
       <w:r>
         <w:rPr>
           <w:rFonts w:ascii="Courier New" w:eastAsia="Courier New" w:hAnsi="Courier New" w:cs="Courier New"/>
-          <w:color w:val="595959"/>
+          <w:color w:val="7030A0"/>
           <w:sz w:val="18"/>
           <w:szCs w:val="18"/>
         </w:rPr>
@@ -9440,7 +9670,7 @@
       <w:r>
         <w:rPr>
           <w:rFonts w:ascii="Courier New" w:eastAsia="Courier New" w:hAnsi="Courier New" w:cs="Courier New"/>
-          <w:color w:val="595959"/>
+          <w:color w:val="7030A0"/>
           <w:sz w:val="18"/>
           <w:szCs w:val="18"/>
         </w:rPr>
@@ -9451,6 +9681,9 @@
       <w:pPr>
         <w:pStyle w:val="Ttulo2"/>
       </w:pPr>
+      <w:r>
+        <w:t xml:space="preserve">Process: </w:t>
+      </w:r>
       <w:r>
         <w:t>{{ proc.name }}</w:t>
       </w:r>
@@ -10070,13 +10303,17 @@
     </w:tbl>
     <w:p>
       <w:pPr>
-        <w:shd w:val="clear" w:color="auto" w:fill="F2F2F2"/>
-        <w:spacing w:before="30" w:after="30"/>
-      </w:pPr>
-      <w:r>
-        <w:rPr>
-          <w:rFonts w:ascii="Courier New" w:eastAsia="Courier New" w:hAnsi="Courier New" w:cs="Courier New"/>
-          <w:color w:val="595959"/>
+        <w:rPr>
+          <w:rFonts w:ascii="Courier New" w:eastAsia="Courier New" w:hAnsi="Courier New" w:cs="Courier New"/>
+          <w:color w:val="7030A0"/>
+          <w:sz w:val="18"/>
+          <w:szCs w:val="18"/>
+        </w:rPr>
+      </w:pPr>
+      <w:r>
+        <w:rPr>
+          <w:rFonts w:ascii="Courier New" w:eastAsia="Courier New" w:hAnsi="Courier New" w:cs="Courier New"/>
+          <w:color w:val="7030A0"/>
           <w:sz w:val="18"/>
           <w:szCs w:val="18"/>
         </w:rPr>
@@ -10085,13 +10322,17 @@
     </w:p>
     <w:p>
       <w:pPr>
-        <w:shd w:val="clear" w:color="auto" w:fill="F2F2F2"/>
-        <w:spacing w:before="30" w:after="30"/>
-      </w:pPr>
-      <w:r>
-        <w:rPr>
-          <w:rFonts w:ascii="Courier New" w:eastAsia="Courier New" w:hAnsi="Courier New" w:cs="Courier New"/>
-          <w:color w:val="595959"/>
+        <w:rPr>
+          <w:rFonts w:ascii="Courier New" w:eastAsia="Courier New" w:hAnsi="Courier New" w:cs="Courier New"/>
+          <w:color w:val="7030A0"/>
+          <w:sz w:val="18"/>
+          <w:szCs w:val="18"/>
+        </w:rPr>
+      </w:pPr>
+      <w:r>
+        <w:rPr>
+          <w:rFonts w:ascii="Courier New" w:eastAsia="Courier New" w:hAnsi="Courier New" w:cs="Courier New"/>
+          <w:color w:val="7030A0"/>
           <w:sz w:val="18"/>
           <w:szCs w:val="18"/>
         </w:rPr>
@@ -10134,13 +10375,17 @@
     </w:p>
     <w:p>
       <w:pPr>
-        <w:shd w:val="clear" w:color="auto" w:fill="F2F2F2"/>
-        <w:spacing w:before="30" w:after="30"/>
-      </w:pPr>
-      <w:r>
-        <w:rPr>
-          <w:rFonts w:ascii="Courier New" w:eastAsia="Courier New" w:hAnsi="Courier New" w:cs="Courier New"/>
-          <w:color w:val="595959"/>
+        <w:rPr>
+          <w:rFonts w:ascii="Courier New" w:eastAsia="Courier New" w:hAnsi="Courier New" w:cs="Courier New"/>
+          <w:color w:val="7030A0"/>
+          <w:sz w:val="18"/>
+          <w:szCs w:val="18"/>
+        </w:rPr>
+      </w:pPr>
+      <w:r>
+        <w:rPr>
+          <w:rFonts w:ascii="Courier New" w:eastAsia="Courier New" w:hAnsi="Courier New" w:cs="Courier New"/>
+          <w:color w:val="7030A0"/>
           <w:sz w:val="18"/>
           <w:szCs w:val="18"/>
         </w:rPr>
@@ -10149,7 +10394,7 @@
       <w:r>
         <w:rPr>
           <w:rFonts w:ascii="Courier New" w:eastAsia="Courier New" w:hAnsi="Courier New" w:cs="Courier New"/>
-          <w:color w:val="595959"/>
+          <w:color w:val="7030A0"/>
           <w:sz w:val="18"/>
           <w:szCs w:val="18"/>
         </w:rPr>
@@ -10158,7 +10403,7 @@
       <w:r>
         <w:rPr>
           <w:rFonts w:ascii="Courier New" w:eastAsia="Courier New" w:hAnsi="Courier New" w:cs="Courier New"/>
-          <w:color w:val="595959"/>
+          <w:color w:val="7030A0"/>
           <w:sz w:val="18"/>
           <w:szCs w:val="18"/>
         </w:rPr>
@@ -10170,6 +10415,9 @@
         <w:pStyle w:val="Ttulo2"/>
       </w:pPr>
       <w:r>
+        <w:t xml:space="preserve">Job: </w:t>
+      </w:r>
+      <w:r>
         <w:t>{{ job.jobName }} {{ job.jobDescr }}</w:t>
       </w:r>
     </w:p>
@@ -10177,15 +10425,15 @@
       <w:pPr>
         <w:rPr>
           <w:rFonts w:ascii="Courier New" w:eastAsia="Courier New" w:hAnsi="Courier New" w:cs="Courier New"/>
-          <w:color w:val="595959"/>
-          <w:sz w:val="18"/>
-          <w:szCs w:val="18"/>
-        </w:rPr>
-      </w:pPr>
-      <w:r>
-        <w:rPr>
-          <w:rFonts w:ascii="Courier New" w:eastAsia="Courier New" w:hAnsi="Courier New" w:cs="Courier New"/>
-          <w:color w:val="595959"/>
+          <w:color w:val="7030A0"/>
+          <w:sz w:val="18"/>
+          <w:szCs w:val="18"/>
+        </w:rPr>
+      </w:pPr>
+      <w:r>
+        <w:rPr>
+          <w:rFonts w:ascii="Courier New" w:eastAsia="Courier New" w:hAnsi="Courier New" w:cs="Courier New"/>
+          <w:color w:val="7030A0"/>
           <w:sz w:val="18"/>
           <w:szCs w:val="18"/>
         </w:rPr>
@@ -10398,15 +10646,15 @@
       <w:pPr>
         <w:rPr>
           <w:rFonts w:ascii="Courier New" w:eastAsia="Courier New" w:hAnsi="Courier New" w:cs="Courier New"/>
-          <w:color w:val="595959"/>
-          <w:sz w:val="18"/>
-          <w:szCs w:val="18"/>
-        </w:rPr>
-      </w:pPr>
-      <w:r>
-        <w:rPr>
-          <w:rFonts w:ascii="Courier New" w:eastAsia="Courier New" w:hAnsi="Courier New" w:cs="Courier New"/>
-          <w:color w:val="595959"/>
+          <w:color w:val="7030A0"/>
+          <w:sz w:val="18"/>
+          <w:szCs w:val="18"/>
+        </w:rPr>
+      </w:pPr>
+      <w:r>
+        <w:rPr>
+          <w:rFonts w:ascii="Courier New" w:eastAsia="Courier New" w:hAnsi="Courier New" w:cs="Courier New"/>
+          <w:color w:val="7030A0"/>
           <w:sz w:val="18"/>
           <w:szCs w:val="18"/>
         </w:rPr>
@@ -10415,18 +10663,17 @@
     </w:p>
     <w:p>
       <w:pPr>
-        <w:spacing w:before="60" w:after="60"/>
-      </w:pPr>
-    </w:p>
-    <w:p>
-      <w:pPr>
-        <w:shd w:val="clear" w:color="auto" w:fill="F2F2F2"/>
-        <w:spacing w:before="30" w:after="30"/>
-      </w:pPr>
-      <w:r>
-        <w:rPr>
-          <w:rFonts w:ascii="Courier New" w:eastAsia="Courier New" w:hAnsi="Courier New" w:cs="Courier New"/>
-          <w:color w:val="595959"/>
+        <w:rPr>
+          <w:rFonts w:ascii="Courier New" w:eastAsia="Courier New" w:hAnsi="Courier New" w:cs="Courier New"/>
+          <w:color w:val="7030A0"/>
+          <w:sz w:val="18"/>
+          <w:szCs w:val="18"/>
+        </w:rPr>
+      </w:pPr>
+      <w:r>
+        <w:rPr>
+          <w:rFonts w:ascii="Courier New" w:eastAsia="Courier New" w:hAnsi="Courier New" w:cs="Courier New"/>
+          <w:color w:val="7030A0"/>
           <w:sz w:val="18"/>
           <w:szCs w:val="18"/>
         </w:rPr>
@@ -10435,13 +10682,17 @@
     </w:p>
     <w:p>
       <w:pPr>
-        <w:shd w:val="clear" w:color="auto" w:fill="F2F2F2"/>
-        <w:spacing w:before="30" w:after="30"/>
-      </w:pPr>
-      <w:r>
-        <w:rPr>
-          <w:rFonts w:ascii="Courier New" w:eastAsia="Courier New" w:hAnsi="Courier New" w:cs="Courier New"/>
-          <w:color w:val="595959"/>
+        <w:rPr>
+          <w:rFonts w:ascii="Courier New" w:eastAsia="Courier New" w:hAnsi="Courier New" w:cs="Courier New"/>
+          <w:color w:val="7030A0"/>
+          <w:sz w:val="18"/>
+          <w:szCs w:val="18"/>
+        </w:rPr>
+      </w:pPr>
+      <w:r>
+        <w:rPr>
+          <w:rFonts w:ascii="Courier New" w:eastAsia="Courier New" w:hAnsi="Courier New" w:cs="Courier New"/>
+          <w:color w:val="7030A0"/>
           <w:sz w:val="18"/>
           <w:szCs w:val="18"/>
         </w:rPr>
@@ -10478,13 +10729,17 @@
     </w:p>
     <w:p>
       <w:pPr>
-        <w:shd w:val="clear" w:color="auto" w:fill="F2F2F2"/>
-        <w:spacing w:before="30" w:after="30"/>
-      </w:pPr>
-      <w:r>
-        <w:rPr>
-          <w:rFonts w:ascii="Courier New" w:eastAsia="Courier New" w:hAnsi="Courier New" w:cs="Courier New"/>
-          <w:color w:val="595959"/>
+        <w:rPr>
+          <w:rFonts w:ascii="Courier New" w:eastAsia="Courier New" w:hAnsi="Courier New" w:cs="Courier New"/>
+          <w:color w:val="7030A0"/>
+          <w:sz w:val="18"/>
+          <w:szCs w:val="18"/>
+        </w:rPr>
+      </w:pPr>
+      <w:r>
+        <w:rPr>
+          <w:rFonts w:ascii="Courier New" w:eastAsia="Courier New" w:hAnsi="Courier New" w:cs="Courier New"/>
+          <w:color w:val="7030A0"/>
           <w:sz w:val="18"/>
           <w:szCs w:val="18"/>
         </w:rPr>
@@ -10493,7 +10748,7 @@
       <w:r>
         <w:rPr>
           <w:rFonts w:ascii="Courier New" w:eastAsia="Courier New" w:hAnsi="Courier New" w:cs="Courier New"/>
-          <w:color w:val="595959"/>
+          <w:color w:val="7030A0"/>
           <w:sz w:val="18"/>
           <w:szCs w:val="18"/>
         </w:rPr>
@@ -10502,7 +10757,7 @@
       <w:r>
         <w:rPr>
           <w:rFonts w:ascii="Courier New" w:eastAsia="Courier New" w:hAnsi="Courier New" w:cs="Courier New"/>
-          <w:color w:val="595959"/>
+          <w:color w:val="7030A0"/>
           <w:sz w:val="18"/>
           <w:szCs w:val="18"/>
         </w:rPr>
@@ -10513,6 +10768,9 @@
       <w:pPr>
         <w:pStyle w:val="Ttulo2"/>
       </w:pPr>
+      <w:r>
+        <w:t xml:space="preserve">Service Operation: </w:t>
+      </w:r>
       <w:r>
         <w:t>{{ so.name }}</w:t>
       </w:r>
@@ -10977,18 +11235,17 @@
     </w:tbl>
     <w:p>
       <w:pPr>
-        <w:spacing w:before="60" w:after="60"/>
-      </w:pPr>
-    </w:p>
-    <w:p>
-      <w:pPr>
-        <w:shd w:val="clear" w:color="auto" w:fill="F2F2F2"/>
-        <w:spacing w:before="30" w:after="30"/>
-      </w:pPr>
-      <w:r>
-        <w:rPr>
-          <w:rFonts w:ascii="Courier New" w:eastAsia="Courier New" w:hAnsi="Courier New" w:cs="Courier New"/>
-          <w:color w:val="595959"/>
+        <w:rPr>
+          <w:rFonts w:ascii="Courier New" w:eastAsia="Courier New" w:hAnsi="Courier New" w:cs="Courier New"/>
+          <w:color w:val="7030A0"/>
+          <w:sz w:val="18"/>
+          <w:szCs w:val="18"/>
+        </w:rPr>
+      </w:pPr>
+      <w:r>
+        <w:rPr>
+          <w:rFonts w:ascii="Courier New" w:eastAsia="Courier New" w:hAnsi="Courier New" w:cs="Courier New"/>
+          <w:color w:val="7030A0"/>
           <w:sz w:val="18"/>
           <w:szCs w:val="18"/>
         </w:rPr>
@@ -10997,13 +11254,17 @@
     </w:p>
     <w:p>
       <w:pPr>
-        <w:shd w:val="clear" w:color="auto" w:fill="F2F2F2"/>
-        <w:spacing w:before="30" w:after="30"/>
-      </w:pPr>
-      <w:r>
-        <w:rPr>
-          <w:rFonts w:ascii="Courier New" w:eastAsia="Courier New" w:hAnsi="Courier New" w:cs="Courier New"/>
-          <w:color w:val="595959"/>
+        <w:rPr>
+          <w:rFonts w:ascii="Courier New" w:eastAsia="Courier New" w:hAnsi="Courier New" w:cs="Courier New"/>
+          <w:color w:val="7030A0"/>
+          <w:sz w:val="18"/>
+          <w:szCs w:val="18"/>
+        </w:rPr>
+      </w:pPr>
+      <w:r>
+        <w:rPr>
+          <w:rFonts w:ascii="Courier New" w:eastAsia="Courier New" w:hAnsi="Courier New" w:cs="Courier New"/>
+          <w:color w:val="7030A0"/>
           <w:sz w:val="18"/>
           <w:szCs w:val="18"/>
         </w:rPr>
@@ -11040,13 +11301,17 @@
     </w:p>
     <w:p>
       <w:pPr>
-        <w:shd w:val="clear" w:color="auto" w:fill="F2F2F2"/>
-        <w:spacing w:before="30" w:after="30"/>
-      </w:pPr>
-      <w:r>
-        <w:rPr>
-          <w:rFonts w:ascii="Courier New" w:eastAsia="Courier New" w:hAnsi="Courier New" w:cs="Courier New"/>
-          <w:color w:val="595959"/>
+        <w:rPr>
+          <w:rFonts w:ascii="Courier New" w:eastAsia="Courier New" w:hAnsi="Courier New" w:cs="Courier New"/>
+          <w:color w:val="7030A0"/>
+          <w:sz w:val="18"/>
+          <w:szCs w:val="18"/>
+        </w:rPr>
+      </w:pPr>
+      <w:r>
+        <w:rPr>
+          <w:rFonts w:ascii="Courier New" w:eastAsia="Courier New" w:hAnsi="Courier New" w:cs="Courier New"/>
+          <w:color w:val="7030A0"/>
           <w:sz w:val="18"/>
           <w:szCs w:val="18"/>
         </w:rPr>
@@ -11055,7 +11320,7 @@
       <w:r>
         <w:rPr>
           <w:rFonts w:ascii="Courier New" w:eastAsia="Courier New" w:hAnsi="Courier New" w:cs="Courier New"/>
-          <w:color w:val="595959"/>
+          <w:color w:val="7030A0"/>
           <w:sz w:val="18"/>
           <w:szCs w:val="18"/>
         </w:rPr>
@@ -11064,7 +11329,7 @@
       <w:r>
         <w:rPr>
           <w:rFonts w:ascii="Courier New" w:eastAsia="Courier New" w:hAnsi="Courier New" w:cs="Courier New"/>
-          <w:color w:val="595959"/>
+          <w:color w:val="7030A0"/>
           <w:sz w:val="18"/>
           <w:szCs w:val="18"/>
         </w:rPr>
@@ -11075,6 +11340,9 @@
       <w:pPr>
         <w:pStyle w:val="Ttulo2"/>
       </w:pPr>
+      <w:r>
+        <w:t xml:space="preserve">Query: </w:t>
+      </w:r>
       <w:r>
         <w:t>{{ q.name }}</w:t>
       </w:r>
@@ -11253,28 +11521,60 @@
     </w:p>
     <w:p>
       <w:pPr>
-        <w:spacing w:before="60" w:after="60"/>
-      </w:pPr>
-    </w:p>
-    <w:p>
-      <w:pPr>
-        <w:shd w:val="clear" w:color="auto" w:fill="F2F2F2"/>
-        <w:spacing w:before="30" w:after="30"/>
-      </w:pPr>
-      <w:r>
+        <w:rPr>
+          <w:rFonts w:ascii="Courier New" w:eastAsia="Courier New" w:hAnsi="Courier New" w:cs="Courier New"/>
+          <w:color w:val="7030A0"/>
+          <w:sz w:val="18"/>
+          <w:szCs w:val="18"/>
+        </w:rPr>
+      </w:pPr>
+    </w:p>
+    <w:p>
+      <w:pPr>
+        <w:rPr>
+          <w:rFonts w:ascii="Courier New" w:eastAsia="Courier New" w:hAnsi="Courier New" w:cs="Courier New"/>
+          <w:color w:val="7030A0"/>
+          <w:sz w:val="18"/>
+          <w:szCs w:val="18"/>
+        </w:rPr>
+      </w:pPr>
+      <w:r>
+        <w:rPr>
+          <w:rFonts w:ascii="Courier New" w:eastAsia="Courier New" w:hAnsi="Courier New" w:cs="Courier New"/>
+          <w:color w:val="7030A0"/>
+          <w:sz w:val="18"/>
+          <w:szCs w:val="18"/>
+        </w:rPr>
+        <w:t>{% endfor %}</w:t>
+      </w:r>
+    </w:p>
+    <w:p>
+      <w:pPr>
+        <w:rPr>
+          <w:rFonts w:ascii="Courier New" w:eastAsia="Courier New" w:hAnsi="Courier New" w:cs="Courier New"/>
+          <w:color w:val="7030A0"/>
+          <w:sz w:val="18"/>
+          <w:szCs w:val="18"/>
+        </w:rPr>
+      </w:pPr>
+      <w:r>
+        <w:rPr>
+          <w:rFonts w:ascii="Courier New" w:eastAsia="Courier New" w:hAnsi="Courier New" w:cs="Courier New"/>
+          <w:color w:val="7030A0"/>
+          <w:sz w:val="18"/>
+          <w:szCs w:val="18"/>
+        </w:rPr>
+        <w:t>{% endif %}</w:t>
+      </w:r>
+    </w:p>
+    <w:p>
+      <w:pPr>
         <w:rPr>
           <w:rFonts w:ascii="Courier New" w:eastAsia="Courier New" w:hAnsi="Courier New" w:cs="Courier New"/>
           <w:color w:val="595959"/>
           <w:sz w:val="18"/>
           <w:szCs w:val="18"/>
         </w:rPr>
-        <w:t>{% endfor %}</w:t>
-      </w:r>
-    </w:p>
-    <w:p>
-      <w:pPr>
-        <w:shd w:val="clear" w:color="auto" w:fill="F2F2F2"/>
-        <w:spacing w:before="30" w:after="30"/>
       </w:pPr>
       <w:r>
         <w:rPr>
@@ -11283,11 +11583,6 @@
           <w:sz w:val="18"/>
           <w:szCs w:val="18"/>
         </w:rPr>
-        <w:t>{% endif %}</w:t>
-      </w:r>
-    </w:p>
-    <w:p>
-      <w:r>
         <w:br w:type="page"/>
       </w:r>
     </w:p>
@@ -11303,7 +11598,7 @@
           <w:noProof/>
         </w:rPr>
         <w:lastRenderedPageBreak/>
-        <w:t>Roles</w:t>
+        <w:t>BI Publisher Report</w:t>
       </w:r>
     </w:p>
     <w:p>
@@ -11316,35 +11611,75 @@
     </w:p>
     <w:p>
       <w:pPr>
-        <w:shd w:val="clear" w:color="auto" w:fill="F2F2F2"/>
-        <w:spacing w:before="30" w:after="30"/>
-      </w:pPr>
-      <w:r>
-        <w:rPr>
-          <w:rFonts w:ascii="Courier New" w:eastAsia="Courier New" w:hAnsi="Courier New" w:cs="Courier New"/>
-          <w:color w:val="595959"/>
-          <w:sz w:val="18"/>
-          <w:szCs w:val="18"/>
-        </w:rPr>
-        <w:t>{% if has.roles %}</w:t>
-      </w:r>
-      <w:r>
-        <w:rPr>
-          <w:rFonts w:ascii="Courier New" w:eastAsia="Courier New" w:hAnsi="Courier New" w:cs="Courier New"/>
-          <w:color w:val="595959"/>
-          <w:sz w:val="18"/>
-          <w:szCs w:val="18"/>
-        </w:rPr>
-        <w:t xml:space="preserve"> </w:t>
-      </w:r>
-      <w:r>
-        <w:rPr>
-          <w:rFonts w:ascii="Courier New" w:eastAsia="Courier New" w:hAnsi="Courier New" w:cs="Courier New"/>
-          <w:color w:val="595959"/>
-          <w:sz w:val="18"/>
-          <w:szCs w:val="18"/>
-        </w:rPr>
-        <w:t>{% for role in roles %}</w:t>
+        <w:rPr>
+          <w:rFonts w:ascii="Courier New" w:eastAsia="Courier New" w:hAnsi="Courier New" w:cs="Courier New"/>
+          <w:color w:val="7030A0"/>
+          <w:sz w:val="18"/>
+          <w:szCs w:val="18"/>
+        </w:rPr>
+      </w:pPr>
+      <w:r>
+        <w:rPr>
+          <w:rFonts w:ascii="Courier New" w:eastAsia="Courier New" w:hAnsi="Courier New" w:cs="Courier New"/>
+          <w:color w:val="7030A0"/>
+          <w:sz w:val="18"/>
+          <w:szCs w:val="18"/>
+        </w:rPr>
+        <w:t>{% if has.</w:t>
+      </w:r>
+      <w:r>
+        <w:rPr>
+          <w:rFonts w:ascii="Courier New" w:eastAsia="Courier New" w:hAnsi="Courier New" w:cs="Courier New"/>
+          <w:color w:val="7030A0"/>
+          <w:sz w:val="18"/>
+          <w:szCs w:val="18"/>
+        </w:rPr>
+        <w:t>bi_reports</w:t>
+      </w:r>
+      <w:r>
+        <w:rPr>
+          <w:rFonts w:ascii="Courier New" w:eastAsia="Courier New" w:hAnsi="Courier New" w:cs="Courier New"/>
+          <w:color w:val="7030A0"/>
+          <w:sz w:val="18"/>
+          <w:szCs w:val="18"/>
+        </w:rPr>
+        <w:t xml:space="preserve"> %} {% for </w:t>
+      </w:r>
+      <w:r>
+        <w:rPr>
+          <w:rFonts w:ascii="Courier New" w:eastAsia="Courier New" w:hAnsi="Courier New" w:cs="Courier New"/>
+          <w:color w:val="7030A0"/>
+          <w:sz w:val="18"/>
+          <w:szCs w:val="18"/>
+        </w:rPr>
+        <w:t>bip</w:t>
+      </w:r>
+      <w:r>
+        <w:rPr>
+          <w:rFonts w:ascii="Courier New" w:eastAsia="Courier New" w:hAnsi="Courier New" w:cs="Courier New"/>
+          <w:color w:val="7030A0"/>
+          <w:sz w:val="18"/>
+          <w:szCs w:val="18"/>
+        </w:rPr>
+        <w:t xml:space="preserve"> in </w:t>
+      </w:r>
+      <w:r>
+        <w:rPr>
+          <w:rFonts w:ascii="Courier New" w:eastAsia="Courier New" w:hAnsi="Courier New" w:cs="Courier New"/>
+          <w:color w:val="7030A0"/>
+          <w:sz w:val="18"/>
+          <w:szCs w:val="18"/>
+        </w:rPr>
+        <w:t>bi_reports</w:t>
+      </w:r>
+      <w:r>
+        <w:rPr>
+          <w:rFonts w:ascii="Courier New" w:eastAsia="Courier New" w:hAnsi="Courier New" w:cs="Courier New"/>
+          <w:color w:val="7030A0"/>
+          <w:sz w:val="18"/>
+          <w:szCs w:val="18"/>
+        </w:rPr>
+        <w:t xml:space="preserve"> %}</w:t>
       </w:r>
     </w:p>
     <w:p>
@@ -11352,7 +11687,16 @@
         <w:pStyle w:val="Ttulo2"/>
       </w:pPr>
       <w:r>
-        <w:t>{{ role.name }}</w:t>
+        <w:t xml:space="preserve">BI Publisher: </w:t>
+      </w:r>
+      <w:r>
+        <w:t xml:space="preserve">{{ </w:t>
+      </w:r>
+      <w:r>
+        <w:t>bip</w:t>
+      </w:r>
+      <w:r>
+        <w:t>.name }}</w:t>
       </w:r>
     </w:p>
     <w:tbl>
@@ -11403,7 +11747,7 @@
                 <w:sz w:val="18"/>
                 <w:szCs w:val="18"/>
               </w:rPr>
-              <w:t>Descripción</w:t>
+              <w:t>Description</w:t>
             </w:r>
           </w:p>
         </w:tc>
@@ -11431,7 +11775,43 @@
                 <w:sz w:val="18"/>
                 <w:szCs w:val="18"/>
               </w:rPr>
-              <w:t>{{ role.description }}</w:t>
+              <w:t xml:space="preserve">{{ </w:t>
+            </w:r>
+            <w:r>
+              <w:rPr>
+                <w:rFonts w:ascii="Courier New" w:eastAsia="Courier New" w:hAnsi="Courier New" w:cs="Courier New"/>
+                <w:color w:val="595959"/>
+                <w:sz w:val="18"/>
+                <w:szCs w:val="18"/>
+              </w:rPr>
+              <w:t>bip</w:t>
+            </w:r>
+            <w:r>
+              <w:rPr>
+                <w:rFonts w:ascii="Courier New" w:eastAsia="Courier New" w:hAnsi="Courier New" w:cs="Courier New"/>
+                <w:color w:val="595959"/>
+                <w:sz w:val="18"/>
+                <w:szCs w:val="18"/>
+              </w:rPr>
+              <w:t>.</w:t>
+            </w:r>
+            <w:r>
+              <w:rPr>
+                <w:rFonts w:ascii="Courier New" w:eastAsia="Courier New" w:hAnsi="Courier New" w:cs="Courier New"/>
+                <w:color w:val="595959"/>
+                <w:sz w:val="18"/>
+                <w:szCs w:val="18"/>
+              </w:rPr>
+              <w:t>description</w:t>
+            </w:r>
+            <w:r>
+              <w:rPr>
+                <w:rFonts w:ascii="Courier New" w:eastAsia="Courier New" w:hAnsi="Courier New" w:cs="Courier New"/>
+                <w:color w:val="595959"/>
+                <w:sz w:val="18"/>
+                <w:szCs w:val="18"/>
+              </w:rPr>
+              <w:t xml:space="preserve"> }}</w:t>
             </w:r>
           </w:p>
         </w:tc>
@@ -11463,7 +11843,7 @@
                 <w:sz w:val="18"/>
                 <w:szCs w:val="18"/>
               </w:rPr>
-              <w:t>Permisos asignados</w:t>
+              <w:t>Data Source</w:t>
             </w:r>
           </w:p>
         </w:tc>
@@ -11491,7 +11871,274 @@
                 <w:sz w:val="18"/>
                 <w:szCs w:val="18"/>
               </w:rPr>
-              <w:t>{{ role.permission_count }}</w:t>
+              <w:t xml:space="preserve">{{ </w:t>
+            </w:r>
+            <w:r>
+              <w:rPr>
+                <w:rFonts w:ascii="Courier New" w:eastAsia="Courier New" w:hAnsi="Courier New" w:cs="Courier New"/>
+                <w:color w:val="595959"/>
+                <w:sz w:val="18"/>
+                <w:szCs w:val="18"/>
+              </w:rPr>
+              <w:t>bip</w:t>
+            </w:r>
+            <w:r>
+              <w:rPr>
+                <w:rFonts w:ascii="Courier New" w:eastAsia="Courier New" w:hAnsi="Courier New" w:cs="Courier New"/>
+                <w:color w:val="595959"/>
+                <w:sz w:val="18"/>
+                <w:szCs w:val="18"/>
+              </w:rPr>
+              <w:t>.</w:t>
+            </w:r>
+            <w:r>
+              <w:rPr>
+                <w:rFonts w:ascii="Courier New" w:eastAsia="Courier New" w:hAnsi="Courier New" w:cs="Courier New"/>
+                <w:color w:val="595959"/>
+                <w:sz w:val="18"/>
+                <w:szCs w:val="18"/>
+              </w:rPr>
+              <w:t>data_source</w:t>
+            </w:r>
+            <w:r>
+              <w:rPr>
+                <w:rFonts w:ascii="Courier New" w:eastAsia="Courier New" w:hAnsi="Courier New" w:cs="Courier New"/>
+                <w:color w:val="595959"/>
+                <w:sz w:val="18"/>
+                <w:szCs w:val="18"/>
+              </w:rPr>
+              <w:t xml:space="preserve"> }}</w:t>
+            </w:r>
+          </w:p>
+        </w:tc>
+      </w:tr>
+      <w:tr>
+        <w:tc>
+          <w:tcPr>
+            <w:tcW w:w="2800" w:type="dxa"/>
+            <w:tcBorders>
+              <w:top w:val="single" w:sz="1" w:space="0" w:color="BFBFBF"/>
+              <w:left w:val="single" w:sz="1" w:space="0" w:color="BFBFBF"/>
+              <w:bottom w:val="single" w:sz="1" w:space="0" w:color="BFBFBF"/>
+              <w:right w:val="single" w:sz="1" w:space="0" w:color="BFBFBF"/>
+            </w:tcBorders>
+            <w:shd w:val="clear" w:color="auto" w:fill="EBF3FB"/>
+            <w:tcMar>
+              <w:top w:w="70" w:type="dxa"/>
+              <w:left w:w="120" w:type="dxa"/>
+              <w:bottom w:w="70" w:type="dxa"/>
+              <w:right w:w="120" w:type="dxa"/>
+            </w:tcMar>
+          </w:tcPr>
+          <w:p>
+            <w:pPr>
+              <w:rPr>
+                <w:b/>
+                <w:bCs/>
+                <w:color w:val="000000"/>
+                <w:sz w:val="18"/>
+                <w:szCs w:val="18"/>
+              </w:rPr>
+            </w:pPr>
+            <w:r>
+              <w:rPr>
+                <w:b/>
+                <w:bCs/>
+                <w:color w:val="000000"/>
+                <w:sz w:val="18"/>
+                <w:szCs w:val="18"/>
+              </w:rPr>
+              <w:t>Template Type</w:t>
+            </w:r>
+          </w:p>
+        </w:tc>
+        <w:tc>
+          <w:tcPr>
+            <w:tcW w:w="6560" w:type="dxa"/>
+            <w:tcBorders>
+              <w:top w:val="single" w:sz="1" w:space="0" w:color="BFBFBF"/>
+              <w:left w:val="single" w:sz="1" w:space="0" w:color="BFBFBF"/>
+              <w:bottom w:val="single" w:sz="1" w:space="0" w:color="BFBFBF"/>
+              <w:right w:val="single" w:sz="1" w:space="0" w:color="BFBFBF"/>
+            </w:tcBorders>
+            <w:tcMar>
+              <w:top w:w="70" w:type="dxa"/>
+              <w:left w:w="120" w:type="dxa"/>
+              <w:bottom w:w="70" w:type="dxa"/>
+              <w:right w:w="120" w:type="dxa"/>
+            </w:tcMar>
+          </w:tcPr>
+          <w:p>
+            <w:pPr>
+              <w:rPr>
+                <w:rFonts w:ascii="Courier New" w:eastAsia="Courier New" w:hAnsi="Courier New" w:cs="Courier New"/>
+                <w:color w:val="595959"/>
+                <w:sz w:val="18"/>
+                <w:szCs w:val="18"/>
+              </w:rPr>
+            </w:pPr>
+            <w:r>
+              <w:rPr>
+                <w:rFonts w:ascii="Courier New" w:eastAsia="Courier New" w:hAnsi="Courier New" w:cs="Courier New"/>
+                <w:color w:val="595959"/>
+                <w:sz w:val="18"/>
+                <w:szCs w:val="18"/>
+              </w:rPr>
+              <w:t>{{ bip.template_type }}</w:t>
+            </w:r>
+          </w:p>
+        </w:tc>
+      </w:tr>
+      <w:tr>
+        <w:tc>
+          <w:tcPr>
+            <w:tcW w:w="2800" w:type="dxa"/>
+            <w:tcBorders>
+              <w:top w:val="single" w:sz="1" w:space="0" w:color="BFBFBF"/>
+              <w:left w:val="single" w:sz="1" w:space="0" w:color="BFBFBF"/>
+              <w:bottom w:val="single" w:sz="1" w:space="0" w:color="BFBFBF"/>
+              <w:right w:val="single" w:sz="1" w:space="0" w:color="BFBFBF"/>
+            </w:tcBorders>
+            <w:shd w:val="clear" w:color="auto" w:fill="EBF3FB"/>
+            <w:tcMar>
+              <w:top w:w="70" w:type="dxa"/>
+              <w:left w:w="120" w:type="dxa"/>
+              <w:bottom w:w="70" w:type="dxa"/>
+              <w:right w:w="120" w:type="dxa"/>
+            </w:tcMar>
+          </w:tcPr>
+          <w:p>
+            <w:pPr>
+              <w:rPr>
+                <w:b/>
+                <w:bCs/>
+                <w:color w:val="000000"/>
+                <w:sz w:val="18"/>
+                <w:szCs w:val="18"/>
+              </w:rPr>
+            </w:pPr>
+            <w:r>
+              <w:rPr>
+                <w:b/>
+                <w:bCs/>
+                <w:color w:val="000000"/>
+                <w:sz w:val="18"/>
+                <w:szCs w:val="18"/>
+              </w:rPr>
+              <w:t>Template ID (default)</w:t>
+            </w:r>
+          </w:p>
+        </w:tc>
+        <w:tc>
+          <w:tcPr>
+            <w:tcW w:w="6560" w:type="dxa"/>
+            <w:tcBorders>
+              <w:top w:val="single" w:sz="1" w:space="0" w:color="BFBFBF"/>
+              <w:left w:val="single" w:sz="1" w:space="0" w:color="BFBFBF"/>
+              <w:bottom w:val="single" w:sz="1" w:space="0" w:color="BFBFBF"/>
+              <w:right w:val="single" w:sz="1" w:space="0" w:color="BFBFBF"/>
+            </w:tcBorders>
+            <w:tcMar>
+              <w:top w:w="70" w:type="dxa"/>
+              <w:left w:w="120" w:type="dxa"/>
+              <w:bottom w:w="70" w:type="dxa"/>
+              <w:right w:w="120" w:type="dxa"/>
+            </w:tcMar>
+          </w:tcPr>
+          <w:p>
+            <w:pPr>
+              <w:rPr>
+                <w:rFonts w:ascii="Courier New" w:eastAsia="Courier New" w:hAnsi="Courier New" w:cs="Courier New"/>
+                <w:color w:val="595959"/>
+                <w:sz w:val="18"/>
+                <w:szCs w:val="18"/>
+              </w:rPr>
+            </w:pPr>
+            <w:r>
+              <w:rPr>
+                <w:rFonts w:ascii="Courier New" w:eastAsia="Courier New" w:hAnsi="Courier New" w:cs="Courier New"/>
+                <w:color w:val="595959"/>
+                <w:sz w:val="18"/>
+                <w:szCs w:val="18"/>
+              </w:rPr>
+              <w:t>{{ bip.template_id }}</w:t>
+            </w:r>
+          </w:p>
+        </w:tc>
+      </w:tr>
+      <w:tr>
+        <w:tc>
+          <w:tcPr>
+            <w:tcW w:w="2800" w:type="dxa"/>
+            <w:tcBorders>
+              <w:top w:val="single" w:sz="1" w:space="0" w:color="BFBFBF"/>
+              <w:left w:val="single" w:sz="1" w:space="0" w:color="BFBFBF"/>
+              <w:bottom w:val="single" w:sz="1" w:space="0" w:color="BFBFBF"/>
+              <w:right w:val="single" w:sz="1" w:space="0" w:color="BFBFBF"/>
+            </w:tcBorders>
+            <w:shd w:val="clear" w:color="auto" w:fill="EBF3FB"/>
+            <w:tcMar>
+              <w:top w:w="70" w:type="dxa"/>
+              <w:left w:w="120" w:type="dxa"/>
+              <w:bottom w:w="70" w:type="dxa"/>
+              <w:right w:w="120" w:type="dxa"/>
+            </w:tcMar>
+          </w:tcPr>
+          <w:p>
+            <w:pPr>
+              <w:rPr>
+                <w:b/>
+                <w:bCs/>
+                <w:color w:val="000000"/>
+                <w:sz w:val="18"/>
+                <w:szCs w:val="18"/>
+              </w:rPr>
+            </w:pPr>
+            <w:r>
+              <w:rPr>
+                <w:b/>
+                <w:bCs/>
+                <w:color w:val="000000"/>
+                <w:sz w:val="18"/>
+                <w:szCs w:val="18"/>
+              </w:rPr>
+              <w:t>Output Format (default)</w:t>
+            </w:r>
+          </w:p>
+        </w:tc>
+        <w:tc>
+          <w:tcPr>
+            <w:tcW w:w="6560" w:type="dxa"/>
+            <w:tcBorders>
+              <w:top w:val="single" w:sz="1" w:space="0" w:color="BFBFBF"/>
+              <w:left w:val="single" w:sz="1" w:space="0" w:color="BFBFBF"/>
+              <w:bottom w:val="single" w:sz="1" w:space="0" w:color="BFBFBF"/>
+              <w:right w:val="single" w:sz="1" w:space="0" w:color="BFBFBF"/>
+            </w:tcBorders>
+            <w:tcMar>
+              <w:top w:w="70" w:type="dxa"/>
+              <w:left w:w="120" w:type="dxa"/>
+              <w:bottom w:w="70" w:type="dxa"/>
+              <w:right w:w="120" w:type="dxa"/>
+            </w:tcMar>
+          </w:tcPr>
+          <w:p>
+            <w:pPr>
+              <w:rPr>
+                <w:rFonts w:ascii="Courier New" w:eastAsia="Courier New" w:hAnsi="Courier New" w:cs="Courier New"/>
+                <w:color w:val="595959"/>
+                <w:sz w:val="18"/>
+                <w:szCs w:val="18"/>
+              </w:rPr>
+            </w:pPr>
+            <w:r>
+              <w:rPr>
+                <w:rFonts w:ascii="Courier New" w:eastAsia="Courier New" w:hAnsi="Courier New" w:cs="Courier New"/>
+                <w:color w:val="595959"/>
+                <w:sz w:val="18"/>
+                <w:szCs w:val="18"/>
+              </w:rPr>
+              <w:t>{{ bip.output_format }}</w:t>
             </w:r>
           </w:p>
         </w:tc>
@@ -11499,7 +12146,55 @@
     </w:tbl>
     <w:p>
       <w:pPr>
-        <w:pStyle w:val="Ttulo3"/>
+        <w:rPr>
+          <w:rFonts w:ascii="Courier New" w:eastAsia="Courier New" w:hAnsi="Courier New" w:cs="Courier New"/>
+          <w:color w:val="7030A0"/>
+          <w:sz w:val="18"/>
+          <w:szCs w:val="18"/>
+        </w:rPr>
+      </w:pPr>
+      <w:r>
+        <w:rPr>
+          <w:rFonts w:ascii="Courier New" w:eastAsia="Courier New" w:hAnsi="Courier New" w:cs="Courier New"/>
+          <w:color w:val="7030A0"/>
+          <w:sz w:val="18"/>
+          <w:szCs w:val="18"/>
+        </w:rPr>
+        <w:t>{% endfor %}</w:t>
+      </w:r>
+    </w:p>
+    <w:p>
+      <w:pPr>
+        <w:rPr>
+          <w:rFonts w:ascii="Courier New" w:eastAsia="Courier New" w:hAnsi="Courier New" w:cs="Courier New"/>
+          <w:color w:val="7030A0"/>
+          <w:sz w:val="18"/>
+          <w:szCs w:val="18"/>
+        </w:rPr>
+      </w:pPr>
+      <w:r>
+        <w:rPr>
+          <w:rFonts w:ascii="Courier New" w:eastAsia="Courier New" w:hAnsi="Courier New" w:cs="Courier New"/>
+          <w:color w:val="7030A0"/>
+          <w:sz w:val="18"/>
+          <w:szCs w:val="18"/>
+        </w:rPr>
+        <w:t>{% endif %}</w:t>
+      </w:r>
+    </w:p>
+    <w:p>
+      <w:pPr>
+        <w:spacing w:before="60" w:after="60"/>
+      </w:pPr>
+    </w:p>
+    <w:p>
+      <w:r>
+        <w:br w:type="page"/>
+      </w:r>
+    </w:p>
+    <w:p>
+      <w:pPr>
+        <w:pStyle w:val="Ttulo1"/>
         <w:rPr>
           <w:noProof/>
         </w:rPr>
@@ -11508,114 +12203,8 @@
         <w:rPr>
           <w:noProof/>
         </w:rPr>
-        <w:t>Lista de Permisos</w:t>
-      </w:r>
-    </w:p>
-    <w:p>
-      <w:pPr>
-        <w:shd w:val="clear" w:color="auto" w:fill="F2F2F2"/>
-        <w:spacing w:before="30" w:after="30"/>
-      </w:pPr>
-      <w:r>
-        <w:rPr>
-          <w:rFonts w:ascii="Courier New" w:eastAsia="Courier New" w:hAnsi="Courier New" w:cs="Courier New"/>
-          <w:color w:val="595959"/>
-          <w:sz w:val="18"/>
-          <w:szCs w:val="18"/>
-        </w:rPr>
-        <w:t>{% for perm in role.permissions %}</w:t>
-      </w:r>
-    </w:p>
-    <w:p>
-      <w:pPr>
-        <w:spacing w:before="60" w:after="60"/>
-      </w:pPr>
-      <w:r>
-        <w:rPr>
-          <w:b/>
-          <w:bCs/>
-          <w:color w:val="000000"/>
-        </w:rPr>
-        <w:t xml:space="preserve">• </w:t>
-      </w:r>
-      <w:r>
-        <w:rPr>
-          <w:rFonts w:ascii="Courier New" w:eastAsia="Courier New" w:hAnsi="Courier New" w:cs="Courier New"/>
-          <w:color w:val="595959"/>
-          <w:sz w:val="18"/>
-          <w:szCs w:val="18"/>
-        </w:rPr>
-        <w:t>{{ perm }}</w:t>
-      </w:r>
-    </w:p>
-    <w:p>
-      <w:pPr>
-        <w:shd w:val="clear" w:color="auto" w:fill="F2F2F2"/>
-        <w:spacing w:before="30" w:after="30"/>
-      </w:pPr>
-      <w:r>
-        <w:rPr>
-          <w:rFonts w:ascii="Courier New" w:eastAsia="Courier New" w:hAnsi="Courier New" w:cs="Courier New"/>
-          <w:color w:val="595959"/>
-          <w:sz w:val="18"/>
-          <w:szCs w:val="18"/>
-        </w:rPr>
-        <w:t>{% endfor %}</w:t>
-      </w:r>
-    </w:p>
-    <w:p>
-      <w:pPr>
-        <w:spacing w:before="60" w:after="60"/>
-      </w:pPr>
-    </w:p>
-    <w:p>
-      <w:pPr>
-        <w:shd w:val="clear" w:color="auto" w:fill="F2F2F2"/>
-        <w:spacing w:before="30" w:after="30"/>
-      </w:pPr>
-      <w:r>
-        <w:rPr>
-          <w:rFonts w:ascii="Courier New" w:eastAsia="Courier New" w:hAnsi="Courier New" w:cs="Courier New"/>
-          <w:color w:val="595959"/>
-          <w:sz w:val="18"/>
-          <w:szCs w:val="18"/>
-        </w:rPr>
-        <w:t>{% endfor %}</w:t>
-      </w:r>
-    </w:p>
-    <w:p>
-      <w:pPr>
-        <w:shd w:val="clear" w:color="auto" w:fill="F2F2F2"/>
-        <w:spacing w:before="30" w:after="30"/>
-      </w:pPr>
-      <w:r>
-        <w:rPr>
-          <w:rFonts w:ascii="Courier New" w:eastAsia="Courier New" w:hAnsi="Courier New" w:cs="Courier New"/>
-          <w:color w:val="595959"/>
-          <w:sz w:val="18"/>
-          <w:szCs w:val="18"/>
-        </w:rPr>
-        <w:t>{% endif %}</w:t>
-      </w:r>
-    </w:p>
-    <w:p>
-      <w:r>
-        <w:br w:type="page"/>
-      </w:r>
-    </w:p>
-    <w:p>
-      <w:pPr>
-        <w:pStyle w:val="Ttulo1"/>
-        <w:rPr>
-          <w:noProof/>
-        </w:rPr>
-      </w:pPr>
-      <w:r>
-        <w:rPr>
-          <w:noProof/>
-        </w:rPr>
         <w:lastRenderedPageBreak/>
-        <w:t>File Layouts</w:t>
+        <w:t>Roles</w:t>
       </w:r>
     </w:p>
     <w:p>
@@ -11627,13 +12216,911 @@
       </w:pPr>
     </w:p>
     <w:p>
-      <w:r>
+      <w:pPr>
+        <w:rPr>
+          <w:rFonts w:ascii="Courier New" w:eastAsia="Courier New" w:hAnsi="Courier New" w:cs="Courier New"/>
+          <w:color w:val="7030A0"/>
+          <w:sz w:val="18"/>
+          <w:szCs w:val="18"/>
+        </w:rPr>
+      </w:pPr>
+      <w:r>
+        <w:rPr>
+          <w:rFonts w:ascii="Courier New" w:eastAsia="Courier New" w:hAnsi="Courier New" w:cs="Courier New"/>
+          <w:color w:val="7030A0"/>
+          <w:sz w:val="18"/>
+          <w:szCs w:val="18"/>
+        </w:rPr>
+        <w:t>{% if has.roles %}</w:t>
+      </w:r>
+      <w:r>
+        <w:rPr>
+          <w:rFonts w:ascii="Courier New" w:eastAsia="Courier New" w:hAnsi="Courier New" w:cs="Courier New"/>
+          <w:color w:val="7030A0"/>
+          <w:sz w:val="18"/>
+          <w:szCs w:val="18"/>
+        </w:rPr>
+        <w:t xml:space="preserve"> </w:t>
+      </w:r>
+      <w:r>
+        <w:rPr>
+          <w:rFonts w:ascii="Courier New" w:eastAsia="Courier New" w:hAnsi="Courier New" w:cs="Courier New"/>
+          <w:color w:val="7030A0"/>
+          <w:sz w:val="18"/>
+          <w:szCs w:val="18"/>
+        </w:rPr>
+        <w:t>{% for role in roles %}</w:t>
+      </w:r>
+    </w:p>
+    <w:p>
+      <w:pPr>
+        <w:pStyle w:val="Ttulo2"/>
+      </w:pPr>
+      <w:r>
+        <w:t>{{ role.name }}</w:t>
+      </w:r>
+    </w:p>
+    <w:tbl>
+      <w:tblPr>
+        <w:tblW w:w="9360" w:type="dxa"/>
+        <w:tblBorders>
+          <w:top w:val="single" w:sz="4" w:space="0" w:color="auto"/>
+          <w:left w:val="single" w:sz="4" w:space="0" w:color="auto"/>
+          <w:bottom w:val="single" w:sz="4" w:space="0" w:color="auto"/>
+          <w:right w:val="single" w:sz="4" w:space="0" w:color="auto"/>
+          <w:insideH w:val="single" w:sz="4" w:space="0" w:color="auto"/>
+          <w:insideV w:val="single" w:sz="4" w:space="0" w:color="auto"/>
+        </w:tblBorders>
+        <w:tblCellMar>
+          <w:left w:w="10" w:type="dxa"/>
+          <w:right w:w="10" w:type="dxa"/>
+        </w:tblCellMar>
+        <w:tblLook w:val="0000" w:firstRow="0" w:lastRow="0" w:firstColumn="0" w:lastColumn="0" w:noHBand="0" w:noVBand="0"/>
+      </w:tblPr>
+      <w:tblGrid>
+        <w:gridCol w:w="2800"/>
+        <w:gridCol w:w="6560"/>
+      </w:tblGrid>
+      <w:tr>
+        <w:tc>
+          <w:tcPr>
+            <w:tcW w:w="2800" w:type="dxa"/>
+            <w:tcBorders>
+              <w:top w:val="single" w:sz="1" w:space="0" w:color="BFBFBF"/>
+              <w:left w:val="single" w:sz="1" w:space="0" w:color="BFBFBF"/>
+              <w:bottom w:val="single" w:sz="1" w:space="0" w:color="BFBFBF"/>
+              <w:right w:val="single" w:sz="1" w:space="0" w:color="BFBFBF"/>
+            </w:tcBorders>
+            <w:shd w:val="clear" w:color="auto" w:fill="EBF3FB"/>
+            <w:tcMar>
+              <w:top w:w="70" w:type="dxa"/>
+              <w:left w:w="120" w:type="dxa"/>
+              <w:bottom w:w="70" w:type="dxa"/>
+              <w:right w:w="120" w:type="dxa"/>
+            </w:tcMar>
+          </w:tcPr>
+          <w:p>
+            <w:r>
+              <w:rPr>
+                <w:b/>
+                <w:bCs/>
+                <w:color w:val="000000"/>
+                <w:sz w:val="18"/>
+                <w:szCs w:val="18"/>
+              </w:rPr>
+              <w:t>Description</w:t>
+            </w:r>
+          </w:p>
+        </w:tc>
+        <w:tc>
+          <w:tcPr>
+            <w:tcW w:w="6560" w:type="dxa"/>
+            <w:tcBorders>
+              <w:top w:val="single" w:sz="1" w:space="0" w:color="BFBFBF"/>
+              <w:left w:val="single" w:sz="1" w:space="0" w:color="BFBFBF"/>
+              <w:bottom w:val="single" w:sz="1" w:space="0" w:color="BFBFBF"/>
+              <w:right w:val="single" w:sz="1" w:space="0" w:color="BFBFBF"/>
+            </w:tcBorders>
+            <w:tcMar>
+              <w:top w:w="70" w:type="dxa"/>
+              <w:left w:w="120" w:type="dxa"/>
+              <w:bottom w:w="70" w:type="dxa"/>
+              <w:right w:w="120" w:type="dxa"/>
+            </w:tcMar>
+          </w:tcPr>
+          <w:p>
+            <w:r>
+              <w:rPr>
+                <w:rFonts w:ascii="Courier New" w:eastAsia="Courier New" w:hAnsi="Courier New" w:cs="Courier New"/>
+                <w:color w:val="595959"/>
+                <w:sz w:val="18"/>
+                <w:szCs w:val="18"/>
+              </w:rPr>
+              <w:t>{{ role.description }}</w:t>
+            </w:r>
+          </w:p>
+        </w:tc>
+      </w:tr>
+      <w:tr>
+        <w:tc>
+          <w:tcPr>
+            <w:tcW w:w="2800" w:type="dxa"/>
+            <w:tcBorders>
+              <w:top w:val="single" w:sz="1" w:space="0" w:color="BFBFBF"/>
+              <w:left w:val="single" w:sz="1" w:space="0" w:color="BFBFBF"/>
+              <w:bottom w:val="single" w:sz="1" w:space="0" w:color="BFBFBF"/>
+              <w:right w:val="single" w:sz="1" w:space="0" w:color="BFBFBF"/>
+            </w:tcBorders>
+            <w:shd w:val="clear" w:color="auto" w:fill="EBF3FB"/>
+            <w:tcMar>
+              <w:top w:w="70" w:type="dxa"/>
+              <w:left w:w="120" w:type="dxa"/>
+              <w:bottom w:w="70" w:type="dxa"/>
+              <w:right w:w="120" w:type="dxa"/>
+            </w:tcMar>
+          </w:tcPr>
+          <w:p>
+            <w:r>
+              <w:rPr>
+                <w:b/>
+                <w:bCs/>
+                <w:color w:val="000000"/>
+                <w:sz w:val="18"/>
+                <w:szCs w:val="18"/>
+              </w:rPr>
+              <w:t>Permisos asignados</w:t>
+            </w:r>
+          </w:p>
+        </w:tc>
+        <w:tc>
+          <w:tcPr>
+            <w:tcW w:w="6560" w:type="dxa"/>
+            <w:tcBorders>
+              <w:top w:val="single" w:sz="1" w:space="0" w:color="BFBFBF"/>
+              <w:left w:val="single" w:sz="1" w:space="0" w:color="BFBFBF"/>
+              <w:bottom w:val="single" w:sz="1" w:space="0" w:color="BFBFBF"/>
+              <w:right w:val="single" w:sz="1" w:space="0" w:color="BFBFBF"/>
+            </w:tcBorders>
+            <w:tcMar>
+              <w:top w:w="70" w:type="dxa"/>
+              <w:left w:w="120" w:type="dxa"/>
+              <w:bottom w:w="70" w:type="dxa"/>
+              <w:right w:w="120" w:type="dxa"/>
+            </w:tcMar>
+          </w:tcPr>
+          <w:p>
+            <w:r>
+              <w:rPr>
+                <w:rFonts w:ascii="Courier New" w:eastAsia="Courier New" w:hAnsi="Courier New" w:cs="Courier New"/>
+                <w:color w:val="595959"/>
+                <w:sz w:val="18"/>
+                <w:szCs w:val="18"/>
+              </w:rPr>
+              <w:t>{{ role.permission_count }}</w:t>
+            </w:r>
+          </w:p>
+        </w:tc>
+      </w:tr>
+    </w:tbl>
+    <w:p>
+      <w:pPr>
+        <w:pStyle w:val="Ttulo3"/>
+        <w:rPr>
+          <w:noProof/>
+        </w:rPr>
+      </w:pPr>
+      <w:r>
+        <w:rPr>
+          <w:noProof/>
+        </w:rPr>
+        <w:t>Lista de Permisos</w:t>
+      </w:r>
+    </w:p>
+    <w:p>
+      <w:pPr>
+        <w:rPr>
+          <w:rFonts w:ascii="Courier New" w:eastAsia="Courier New" w:hAnsi="Courier New" w:cs="Courier New"/>
+          <w:color w:val="7030A0"/>
+          <w:sz w:val="18"/>
+          <w:szCs w:val="18"/>
+        </w:rPr>
+      </w:pPr>
+      <w:r>
+        <w:rPr>
+          <w:rFonts w:ascii="Courier New" w:eastAsia="Courier New" w:hAnsi="Courier New" w:cs="Courier New"/>
+          <w:color w:val="7030A0"/>
+          <w:sz w:val="18"/>
+          <w:szCs w:val="18"/>
+        </w:rPr>
+        <w:t>{% for perm in role.permissions %}</w:t>
+      </w:r>
+    </w:p>
+    <w:p>
+      <w:pPr>
+        <w:spacing w:before="60" w:after="60"/>
+      </w:pPr>
+      <w:r>
+        <w:rPr>
+          <w:b/>
+          <w:bCs/>
+          <w:color w:val="000000"/>
+        </w:rPr>
+        <w:t xml:space="preserve">• </w:t>
+      </w:r>
+      <w:r>
+        <w:rPr>
+          <w:rFonts w:ascii="Courier New" w:eastAsia="Courier New" w:hAnsi="Courier New" w:cs="Courier New"/>
+          <w:color w:val="595959"/>
+          <w:sz w:val="18"/>
+          <w:szCs w:val="18"/>
+        </w:rPr>
+        <w:t>{{ perm }}</w:t>
+      </w:r>
+    </w:p>
+    <w:p>
+      <w:pPr>
+        <w:rPr>
+          <w:rFonts w:ascii="Courier New" w:eastAsia="Courier New" w:hAnsi="Courier New" w:cs="Courier New"/>
+          <w:color w:val="7030A0"/>
+          <w:sz w:val="18"/>
+          <w:szCs w:val="18"/>
+        </w:rPr>
+      </w:pPr>
+      <w:r>
+        <w:rPr>
+          <w:rFonts w:ascii="Courier New" w:eastAsia="Courier New" w:hAnsi="Courier New" w:cs="Courier New"/>
+          <w:color w:val="7030A0"/>
+          <w:sz w:val="18"/>
+          <w:szCs w:val="18"/>
+        </w:rPr>
+        <w:t>{% endfor %}</w:t>
+      </w:r>
+    </w:p>
+    <w:p>
+      <w:pPr>
+        <w:rPr>
+          <w:rFonts w:ascii="Courier New" w:eastAsia="Courier New" w:hAnsi="Courier New" w:cs="Courier New"/>
+          <w:color w:val="7030A0"/>
+          <w:sz w:val="18"/>
+          <w:szCs w:val="18"/>
+        </w:rPr>
+      </w:pPr>
+      <w:r>
+        <w:rPr>
+          <w:rFonts w:ascii="Courier New" w:eastAsia="Courier New" w:hAnsi="Courier New" w:cs="Courier New"/>
+          <w:color w:val="7030A0"/>
+          <w:sz w:val="18"/>
+          <w:szCs w:val="18"/>
+        </w:rPr>
+        <w:t>{% endfor %}</w:t>
+      </w:r>
+    </w:p>
+    <w:p>
+      <w:pPr>
+        <w:rPr>
+          <w:rFonts w:ascii="Courier New" w:eastAsia="Courier New" w:hAnsi="Courier New" w:cs="Courier New"/>
+          <w:color w:val="7030A0"/>
+          <w:sz w:val="18"/>
+          <w:szCs w:val="18"/>
+        </w:rPr>
+      </w:pPr>
+      <w:r>
+        <w:rPr>
+          <w:rFonts w:ascii="Courier New" w:eastAsia="Courier New" w:hAnsi="Courier New" w:cs="Courier New"/>
+          <w:color w:val="7030A0"/>
+          <w:sz w:val="18"/>
+          <w:szCs w:val="18"/>
+        </w:rPr>
+        <w:t>{% endif %}</w:t>
+      </w:r>
+    </w:p>
+    <w:p>
+      <w:pPr>
+        <w:pStyle w:val="Ttulo1"/>
+        <w:rPr>
+          <w:noProof/>
+          <w:u w:val="single"/>
+        </w:rPr>
+      </w:pPr>
+      <w:r>
+        <w:br w:type="page"/>
+      </w:r>
+      <w:r>
+        <w:rPr>
+          <w:noProof/>
+        </w:rPr>
+        <w:lastRenderedPageBreak/>
+        <w:t>Permission Lists</w:t>
+      </w:r>
+    </w:p>
+    <w:p>
+      <w:pPr>
+        <w:pBdr>
+          <w:bottom w:val="single" w:sz="6" w:space="1" w:color="2E75B6"/>
+        </w:pBdr>
+        <w:spacing w:before="100" w:after="100"/>
+      </w:pPr>
+    </w:p>
+    <w:p>
+      <w:pPr>
+        <w:rPr>
+          <w:rFonts w:ascii="Courier New" w:eastAsia="Courier New" w:hAnsi="Courier New" w:cs="Courier New"/>
+          <w:color w:val="7030A0"/>
+          <w:sz w:val="18"/>
+          <w:szCs w:val="18"/>
+        </w:rPr>
+      </w:pPr>
+      <w:r>
+        <w:rPr>
+          <w:rFonts w:ascii="Courier New" w:eastAsia="Courier New" w:hAnsi="Courier New" w:cs="Courier New"/>
+          <w:color w:val="7030A0"/>
+          <w:sz w:val="18"/>
+          <w:szCs w:val="18"/>
+        </w:rPr>
+        <w:t>{% if has.</w:t>
+      </w:r>
+      <w:r>
+        <w:rPr>
+          <w:rFonts w:ascii="Courier New" w:eastAsia="Courier New" w:hAnsi="Courier New" w:cs="Courier New"/>
+          <w:color w:val="7030A0"/>
+          <w:sz w:val="18"/>
+          <w:szCs w:val="18"/>
+        </w:rPr>
+        <w:t xml:space="preserve"> permission_lists </w:t>
+      </w:r>
+      <w:r>
+        <w:rPr>
+          <w:rFonts w:ascii="Courier New" w:eastAsia="Courier New" w:hAnsi="Courier New" w:cs="Courier New"/>
+          <w:color w:val="7030A0"/>
+          <w:sz w:val="18"/>
+          <w:szCs w:val="18"/>
+        </w:rPr>
+        <w:t xml:space="preserve">%} {% for pl in </w:t>
+      </w:r>
+      <w:r>
+        <w:rPr>
+          <w:rFonts w:ascii="Courier New" w:eastAsia="Courier New" w:hAnsi="Courier New" w:cs="Courier New"/>
+          <w:color w:val="7030A0"/>
+          <w:sz w:val="18"/>
+          <w:szCs w:val="18"/>
+        </w:rPr>
+        <w:t xml:space="preserve">permission_lists </w:t>
+      </w:r>
+      <w:r>
+        <w:rPr>
+          <w:rFonts w:ascii="Courier New" w:eastAsia="Courier New" w:hAnsi="Courier New" w:cs="Courier New"/>
+          <w:color w:val="7030A0"/>
+          <w:sz w:val="18"/>
+          <w:szCs w:val="18"/>
+        </w:rPr>
+        <w:t>%}</w:t>
+      </w:r>
+    </w:p>
+    <w:p>
+      <w:pPr>
+        <w:pStyle w:val="Ttulo2"/>
+      </w:pPr>
+      <w:r>
+        <w:t xml:space="preserve">Permission List: </w:t>
+      </w:r>
+      <w:r>
+        <w:t xml:space="preserve">{{ </w:t>
+      </w:r>
+      <w:r>
+        <w:t>pl</w:t>
+      </w:r>
+      <w:r>
+        <w:t>.name }}</w:t>
+      </w:r>
+    </w:p>
+    <w:tbl>
+      <w:tblPr>
+        <w:tblW w:w="9360" w:type="dxa"/>
+        <w:tblBorders>
+          <w:top w:val="single" w:sz="4" w:space="0" w:color="auto"/>
+          <w:left w:val="single" w:sz="4" w:space="0" w:color="auto"/>
+          <w:bottom w:val="single" w:sz="4" w:space="0" w:color="auto"/>
+          <w:right w:val="single" w:sz="4" w:space="0" w:color="auto"/>
+          <w:insideH w:val="single" w:sz="4" w:space="0" w:color="auto"/>
+          <w:insideV w:val="single" w:sz="4" w:space="0" w:color="auto"/>
+        </w:tblBorders>
+        <w:tblCellMar>
+          <w:left w:w="10" w:type="dxa"/>
+          <w:right w:w="10" w:type="dxa"/>
+        </w:tblCellMar>
+        <w:tblLook w:val="0000" w:firstRow="0" w:lastRow="0" w:firstColumn="0" w:lastColumn="0" w:noHBand="0" w:noVBand="0"/>
+      </w:tblPr>
+      <w:tblGrid>
+        <w:gridCol w:w="2800"/>
+        <w:gridCol w:w="6560"/>
+      </w:tblGrid>
+      <w:tr>
+        <w:tc>
+          <w:tcPr>
+            <w:tcW w:w="2800" w:type="dxa"/>
+            <w:tcBorders>
+              <w:top w:val="single" w:sz="1" w:space="0" w:color="BFBFBF"/>
+              <w:left w:val="single" w:sz="1" w:space="0" w:color="BFBFBF"/>
+              <w:bottom w:val="single" w:sz="1" w:space="0" w:color="BFBFBF"/>
+              <w:right w:val="single" w:sz="1" w:space="0" w:color="BFBFBF"/>
+            </w:tcBorders>
+            <w:shd w:val="clear" w:color="auto" w:fill="EBF3FB"/>
+            <w:tcMar>
+              <w:top w:w="70" w:type="dxa"/>
+              <w:left w:w="120" w:type="dxa"/>
+              <w:bottom w:w="70" w:type="dxa"/>
+              <w:right w:w="120" w:type="dxa"/>
+            </w:tcMar>
+          </w:tcPr>
+          <w:p>
+            <w:r>
+              <w:rPr>
+                <w:b/>
+                <w:bCs/>
+                <w:color w:val="000000"/>
+                <w:sz w:val="18"/>
+                <w:szCs w:val="18"/>
+              </w:rPr>
+              <w:t>Description</w:t>
+            </w:r>
+          </w:p>
+        </w:tc>
+        <w:tc>
+          <w:tcPr>
+            <w:tcW w:w="6560" w:type="dxa"/>
+            <w:tcBorders>
+              <w:top w:val="single" w:sz="1" w:space="0" w:color="BFBFBF"/>
+              <w:left w:val="single" w:sz="1" w:space="0" w:color="BFBFBF"/>
+              <w:bottom w:val="single" w:sz="1" w:space="0" w:color="BFBFBF"/>
+              <w:right w:val="single" w:sz="1" w:space="0" w:color="BFBFBF"/>
+            </w:tcBorders>
+            <w:tcMar>
+              <w:top w:w="70" w:type="dxa"/>
+              <w:left w:w="120" w:type="dxa"/>
+              <w:bottom w:w="70" w:type="dxa"/>
+              <w:right w:w="120" w:type="dxa"/>
+            </w:tcMar>
+          </w:tcPr>
+          <w:p>
+            <w:r>
+              <w:rPr>
+                <w:rFonts w:ascii="Courier New" w:eastAsia="Courier New" w:hAnsi="Courier New" w:cs="Courier New"/>
+                <w:color w:val="595959"/>
+                <w:sz w:val="18"/>
+                <w:szCs w:val="18"/>
+              </w:rPr>
+              <w:t xml:space="preserve">{{ </w:t>
+            </w:r>
+            <w:r>
+              <w:rPr>
+                <w:rFonts w:ascii="Courier New" w:eastAsia="Courier New" w:hAnsi="Courier New" w:cs="Courier New"/>
+                <w:color w:val="595959"/>
+                <w:sz w:val="18"/>
+                <w:szCs w:val="18"/>
+              </w:rPr>
+              <w:t>pl</w:t>
+            </w:r>
+            <w:r>
+              <w:rPr>
+                <w:rFonts w:ascii="Courier New" w:eastAsia="Courier New" w:hAnsi="Courier New" w:cs="Courier New"/>
+                <w:color w:val="595959"/>
+                <w:sz w:val="18"/>
+                <w:szCs w:val="18"/>
+              </w:rPr>
+              <w:t>.description }}</w:t>
+            </w:r>
+          </w:p>
+        </w:tc>
+      </w:tr>
+    </w:tbl>
+    <w:p>
+      <w:pPr>
+        <w:pStyle w:val="Ttulo3"/>
+        <w:rPr>
+          <w:noProof/>
+        </w:rPr>
+      </w:pPr>
+      <w:r>
+        <w:rPr>
+          <w:noProof/>
+        </w:rPr>
+        <w:t>Items</w:t>
+      </w:r>
+    </w:p>
+    <w:p>
+      <w:pPr>
+        <w:shd w:val="clear" w:color="auto" w:fill="F2F2F2"/>
+        <w:spacing w:before="30" w:after="30"/>
+      </w:pPr>
+      <w:r>
+        <w:rPr>
+          <w:rFonts w:ascii="Courier New" w:eastAsia="Courier New" w:hAnsi="Courier New" w:cs="Courier New"/>
+          <w:color w:val="595959"/>
+          <w:sz w:val="18"/>
+          <w:szCs w:val="18"/>
+        </w:rPr>
+        <w:t xml:space="preserve">{% for </w:t>
+      </w:r>
+      <w:r>
+        <w:rPr>
+          <w:rFonts w:ascii="Courier New" w:eastAsia="Courier New" w:hAnsi="Courier New" w:cs="Courier New"/>
+          <w:color w:val="595959"/>
+          <w:sz w:val="18"/>
+          <w:szCs w:val="18"/>
+        </w:rPr>
+        <w:t>items</w:t>
+      </w:r>
+      <w:r>
+        <w:rPr>
+          <w:rFonts w:ascii="Courier New" w:eastAsia="Courier New" w:hAnsi="Courier New" w:cs="Courier New"/>
+          <w:color w:val="595959"/>
+          <w:sz w:val="18"/>
+          <w:szCs w:val="18"/>
+        </w:rPr>
+        <w:t xml:space="preserve"> in </w:t>
+      </w:r>
+      <w:r>
+        <w:rPr>
+          <w:rFonts w:ascii="Courier New" w:eastAsia="Courier New" w:hAnsi="Courier New" w:cs="Courier New"/>
+          <w:color w:val="595959"/>
+          <w:sz w:val="18"/>
+          <w:szCs w:val="18"/>
+        </w:rPr>
+        <w:t>pl</w:t>
+      </w:r>
+      <w:r>
+        <w:rPr>
+          <w:rFonts w:ascii="Courier New" w:eastAsia="Courier New" w:hAnsi="Courier New" w:cs="Courier New"/>
+          <w:color w:val="595959"/>
+          <w:sz w:val="18"/>
+          <w:szCs w:val="18"/>
+        </w:rPr>
+        <w:t>.</w:t>
+      </w:r>
+      <w:r>
+        <w:rPr>
+          <w:rFonts w:ascii="Courier New" w:eastAsia="Courier New" w:hAnsi="Courier New" w:cs="Courier New"/>
+          <w:color w:val="595959"/>
+          <w:sz w:val="18"/>
+          <w:szCs w:val="18"/>
+        </w:rPr>
+        <w:t>menu_items</w:t>
+      </w:r>
+      <w:r>
+        <w:rPr>
+          <w:rFonts w:ascii="Courier New" w:eastAsia="Courier New" w:hAnsi="Courier New" w:cs="Courier New"/>
+          <w:color w:val="595959"/>
+          <w:sz w:val="18"/>
+          <w:szCs w:val="18"/>
+        </w:rPr>
+        <w:t xml:space="preserve"> %}</w:t>
+      </w:r>
+      <w:r>
+        <w:rPr>
+          <w:b/>
+          <w:bCs/>
+          <w:color w:val="000000"/>
+        </w:rPr>
+        <w:t xml:space="preserve">• </w:t>
+      </w:r>
+      <w:r>
+        <w:rPr>
+          <w:rFonts w:ascii="Courier New" w:eastAsia="Courier New" w:hAnsi="Courier New" w:cs="Courier New"/>
+          <w:color w:val="595959"/>
+          <w:sz w:val="18"/>
+          <w:szCs w:val="18"/>
+        </w:rPr>
+        <w:t xml:space="preserve">{{ </w:t>
+      </w:r>
+      <w:r>
+        <w:rPr>
+          <w:rFonts w:ascii="Courier New" w:eastAsia="Courier New" w:hAnsi="Courier New" w:cs="Courier New"/>
+          <w:color w:val="595959"/>
+          <w:sz w:val="18"/>
+          <w:szCs w:val="18"/>
+        </w:rPr>
+        <w:t>items.barName</w:t>
+      </w:r>
+      <w:r>
+        <w:rPr>
+          <w:rFonts w:ascii="Courier New" w:eastAsia="Courier New" w:hAnsi="Courier New" w:cs="Courier New"/>
+          <w:color w:val="595959"/>
+          <w:sz w:val="18"/>
+          <w:szCs w:val="18"/>
+        </w:rPr>
+        <w:t xml:space="preserve"> }}</w:t>
+      </w:r>
+      <w:r>
+        <w:rPr>
+          <w:rFonts w:ascii="Courier New" w:eastAsia="Courier New" w:hAnsi="Courier New" w:cs="Courier New"/>
+          <w:color w:val="595959"/>
+          <w:sz w:val="18"/>
+          <w:szCs w:val="18"/>
+        </w:rPr>
+        <w:t xml:space="preserve"> - </w:t>
+      </w:r>
+      <w:r>
+        <w:rPr>
+          <w:rFonts w:ascii="Courier New" w:eastAsia="Courier New" w:hAnsi="Courier New" w:cs="Courier New"/>
+          <w:color w:val="595959"/>
+          <w:sz w:val="18"/>
+          <w:szCs w:val="18"/>
+        </w:rPr>
+        <w:t xml:space="preserve">{{ </w:t>
+      </w:r>
+      <w:r>
+        <w:rPr>
+          <w:rFonts w:ascii="Courier New" w:eastAsia="Courier New" w:hAnsi="Courier New" w:cs="Courier New"/>
+          <w:color w:val="595959"/>
+          <w:sz w:val="18"/>
+          <w:szCs w:val="18"/>
+        </w:rPr>
+        <w:t>items.barItemName</w:t>
+      </w:r>
+      <w:r>
+        <w:rPr>
+          <w:rFonts w:ascii="Courier New" w:eastAsia="Courier New" w:hAnsi="Courier New" w:cs="Courier New"/>
+          <w:color w:val="595959"/>
+          <w:sz w:val="18"/>
+          <w:szCs w:val="18"/>
+        </w:rPr>
+        <w:t xml:space="preserve"> }}</w:t>
+      </w:r>
+      <w:r>
+        <w:rPr>
+          <w:rFonts w:ascii="Courier New" w:eastAsia="Courier New" w:hAnsi="Courier New" w:cs="Courier New"/>
+          <w:color w:val="595959"/>
+          <w:sz w:val="18"/>
+          <w:szCs w:val="18"/>
+        </w:rPr>
+        <w:t xml:space="preserve"> - </w:t>
+      </w:r>
+      <w:r>
+        <w:rPr>
+          <w:rFonts w:ascii="Courier New" w:eastAsia="Courier New" w:hAnsi="Courier New" w:cs="Courier New"/>
+          <w:color w:val="595959"/>
+          <w:sz w:val="18"/>
+          <w:szCs w:val="18"/>
+        </w:rPr>
+        <w:t xml:space="preserve">{{ </w:t>
+      </w:r>
+      <w:r>
+        <w:rPr>
+          <w:rFonts w:ascii="Courier New" w:eastAsia="Courier New" w:hAnsi="Courier New" w:cs="Courier New"/>
+          <w:color w:val="595959"/>
+          <w:sz w:val="18"/>
+          <w:szCs w:val="18"/>
+        </w:rPr>
+        <w:t>items.pnlItemName</w:t>
+      </w:r>
+      <w:r>
+        <w:rPr>
+          <w:rFonts w:ascii="Courier New" w:eastAsia="Courier New" w:hAnsi="Courier New" w:cs="Courier New"/>
+          <w:color w:val="595959"/>
+          <w:sz w:val="18"/>
+          <w:szCs w:val="18"/>
+        </w:rPr>
+        <w:t xml:space="preserve"> }}</w:t>
+      </w:r>
+      <w:r>
+        <w:rPr>
+          <w:rFonts w:ascii="Courier New" w:eastAsia="Courier New" w:hAnsi="Courier New" w:cs="Courier New"/>
+          <w:color w:val="595959"/>
+          <w:sz w:val="18"/>
+          <w:szCs w:val="18"/>
+        </w:rPr>
+        <w:t xml:space="preserve"> - </w:t>
+      </w:r>
+      <w:r>
+        <w:rPr>
+          <w:rFonts w:ascii="Courier New" w:eastAsia="Courier New" w:hAnsi="Courier New" w:cs="Courier New"/>
+          <w:color w:val="595959"/>
+          <w:sz w:val="18"/>
+          <w:szCs w:val="18"/>
+        </w:rPr>
+        <w:t xml:space="preserve">{{ </w:t>
+      </w:r>
+      <w:r>
+        <w:rPr>
+          <w:rFonts w:ascii="Courier New" w:eastAsia="Courier New" w:hAnsi="Courier New" w:cs="Courier New"/>
+          <w:color w:val="595959"/>
+          <w:sz w:val="18"/>
+          <w:szCs w:val="18"/>
+        </w:rPr>
+        <w:t>items.displayOnly</w:t>
+      </w:r>
+      <w:r>
+        <w:rPr>
+          <w:rFonts w:ascii="Courier New" w:eastAsia="Courier New" w:hAnsi="Courier New" w:cs="Courier New"/>
+          <w:color w:val="595959"/>
+          <w:sz w:val="18"/>
+          <w:szCs w:val="18"/>
+        </w:rPr>
+        <w:t xml:space="preserve"> }}</w:t>
+      </w:r>
+      <w:r>
+        <w:rPr>
+          <w:rFonts w:ascii="Courier New" w:eastAsia="Courier New" w:hAnsi="Courier New" w:cs="Courier New"/>
+          <w:color w:val="595959"/>
+          <w:sz w:val="18"/>
+          <w:szCs w:val="18"/>
+        </w:rPr>
+        <w:t xml:space="preserve"> - </w:t>
+      </w:r>
+      <w:r>
+        <w:rPr>
+          <w:rFonts w:ascii="Courier New" w:eastAsia="Courier New" w:hAnsi="Courier New" w:cs="Courier New"/>
+          <w:color w:val="595959"/>
+          <w:sz w:val="18"/>
+          <w:szCs w:val="18"/>
+        </w:rPr>
+        <w:t xml:space="preserve">{{ </w:t>
+      </w:r>
+      <w:r>
+        <w:rPr>
+          <w:rFonts w:ascii="Courier New" w:eastAsia="Courier New" w:hAnsi="Courier New" w:cs="Courier New"/>
+          <w:color w:val="595959"/>
+          <w:sz w:val="18"/>
+          <w:szCs w:val="18"/>
+        </w:rPr>
+        <w:t>items.</w:t>
+      </w:r>
+      <w:r>
+        <w:t xml:space="preserve"> </w:t>
+      </w:r>
+      <w:r>
+        <w:rPr>
+          <w:rFonts w:ascii="Courier New" w:eastAsia="Courier New" w:hAnsi="Courier New" w:cs="Courier New"/>
+          <w:color w:val="595959"/>
+          <w:sz w:val="18"/>
+          <w:szCs w:val="18"/>
+        </w:rPr>
+        <w:t>authFlags</w:t>
+      </w:r>
+      <w:r>
+        <w:rPr>
+          <w:rFonts w:ascii="Courier New" w:eastAsia="Courier New" w:hAnsi="Courier New" w:cs="Courier New"/>
+          <w:color w:val="595959"/>
+          <w:sz w:val="18"/>
+          <w:szCs w:val="18"/>
+        </w:rPr>
+        <w:t xml:space="preserve"> </w:t>
+      </w:r>
+      <w:r>
+        <w:rPr>
+          <w:rFonts w:ascii="Courier New" w:eastAsia="Courier New" w:hAnsi="Courier New" w:cs="Courier New"/>
+          <w:color w:val="595959"/>
+          <w:sz w:val="18"/>
+          <w:szCs w:val="18"/>
+        </w:rPr>
+        <w:t>}}</w:t>
+      </w:r>
+    </w:p>
+    <w:p>
+      <w:pPr>
+        <w:shd w:val="clear" w:color="auto" w:fill="F2F2F2"/>
+        <w:spacing w:before="30" w:after="30"/>
+      </w:pPr>
+      <w:r>
+        <w:rPr>
+          <w:rFonts w:ascii="Courier New" w:eastAsia="Courier New" w:hAnsi="Courier New" w:cs="Courier New"/>
+          <w:color w:val="595959"/>
+          <w:sz w:val="18"/>
+          <w:szCs w:val="18"/>
+        </w:rPr>
+        <w:t>{% endfor %}</w:t>
+      </w:r>
+    </w:p>
+    <w:p>
+      <w:pPr>
+        <w:rPr>
+          <w:rFonts w:ascii="Courier New" w:eastAsia="Courier New" w:hAnsi="Courier New" w:cs="Courier New"/>
+          <w:color w:val="7030A0"/>
+          <w:sz w:val="18"/>
+          <w:szCs w:val="18"/>
+        </w:rPr>
+      </w:pPr>
+    </w:p>
+    <w:p>
+      <w:pPr>
+        <w:rPr>
+          <w:rFonts w:ascii="Courier New" w:eastAsia="Courier New" w:hAnsi="Courier New" w:cs="Courier New"/>
+          <w:color w:val="7030A0"/>
+          <w:sz w:val="18"/>
+          <w:szCs w:val="18"/>
+        </w:rPr>
+      </w:pPr>
+      <w:r>
+        <w:rPr>
+          <w:rFonts w:ascii="Courier New" w:eastAsia="Courier New" w:hAnsi="Courier New" w:cs="Courier New"/>
+          <w:color w:val="7030A0"/>
+          <w:sz w:val="18"/>
+          <w:szCs w:val="18"/>
+        </w:rPr>
+        <w:t>{% endfor %}</w:t>
+      </w:r>
+    </w:p>
+    <w:p>
+      <w:pPr>
+        <w:rPr>
+          <w:rFonts w:ascii="Courier New" w:eastAsia="Courier New" w:hAnsi="Courier New" w:cs="Courier New"/>
+          <w:color w:val="7030A0"/>
+          <w:sz w:val="18"/>
+          <w:szCs w:val="18"/>
+        </w:rPr>
+      </w:pPr>
+      <w:r>
+        <w:rPr>
+          <w:rFonts w:ascii="Courier New" w:eastAsia="Courier New" w:hAnsi="Courier New" w:cs="Courier New"/>
+          <w:color w:val="7030A0"/>
+          <w:sz w:val="18"/>
+          <w:szCs w:val="18"/>
+        </w:rPr>
+        <w:t>{% endif %}</w:t>
+      </w:r>
+    </w:p>
+    <w:p>
+      <w:r>
+        <w:br w:type="page"/>
+      </w:r>
+    </w:p>
+    <w:p/>
+    <w:p>
+      <w:pPr>
+        <w:pStyle w:val="Ttulo1"/>
+        <w:rPr>
+          <w:noProof/>
+        </w:rPr>
+      </w:pPr>
+      <w:r>
+        <w:rPr>
+          <w:noProof/>
+        </w:rPr>
+        <w:t>File Layouts</w:t>
+      </w:r>
+    </w:p>
+    <w:p>
+      <w:pPr>
+        <w:pBdr>
+          <w:bottom w:val="single" w:sz="6" w:space="1" w:color="2E75B6"/>
+        </w:pBdr>
+        <w:spacing w:before="100" w:after="100"/>
+      </w:pPr>
+    </w:p>
+    <w:p>
+      <w:pPr>
+        <w:rPr>
+          <w:rFonts w:ascii="Courier New" w:eastAsia="Courier New" w:hAnsi="Courier New" w:cs="Courier New"/>
+          <w:color w:val="7030A0"/>
+          <w:sz w:val="18"/>
+          <w:szCs w:val="18"/>
+        </w:rPr>
+      </w:pPr>
+      <w:r>
+        <w:rPr>
+          <w:rFonts w:ascii="Courier New" w:eastAsia="Courier New" w:hAnsi="Courier New" w:cs="Courier New"/>
+          <w:color w:val="7030A0"/>
+          <w:sz w:val="18"/>
+          <w:szCs w:val="18"/>
+        </w:rPr>
         <w:t>{% if has.file_layouts %}</w:t>
       </w:r>
       <w:r>
+        <w:rPr>
+          <w:rFonts w:ascii="Courier New" w:eastAsia="Courier New" w:hAnsi="Courier New" w:cs="Courier New"/>
+          <w:color w:val="7030A0"/>
+          <w:sz w:val="18"/>
+          <w:szCs w:val="18"/>
+        </w:rPr>
         <w:t xml:space="preserve"> </w:t>
       </w:r>
       <w:r>
+        <w:rPr>
+          <w:rFonts w:ascii="Courier New" w:eastAsia="Courier New" w:hAnsi="Courier New" w:cs="Courier New"/>
+          <w:color w:val="7030A0"/>
+          <w:sz w:val="18"/>
+          <w:szCs w:val="18"/>
+        </w:rPr>
         <w:t>{% for fl in file_layouts %}</w:t>
       </w:r>
     </w:p>
@@ -11641,6 +13128,9 @@
       <w:pPr>
         <w:pStyle w:val="Ttulo2"/>
       </w:pPr>
+      <w:r>
+        <w:t xml:space="preserve">File Layout: </w:t>
+      </w:r>
       <w:r>
         <w:t>{{ fl.name }}</w:t>
       </w:r>
@@ -11927,13 +13417,39 @@
       </w:tr>
     </w:tbl>
     <w:p>
-      <w:r>
+      <w:pPr>
+        <w:rPr>
+          <w:rFonts w:ascii="Courier New" w:eastAsia="Courier New" w:hAnsi="Courier New" w:cs="Courier New"/>
+          <w:color w:val="7030A0"/>
+          <w:sz w:val="18"/>
+          <w:szCs w:val="18"/>
+        </w:rPr>
+      </w:pPr>
+      <w:r>
+        <w:rPr>
+          <w:rFonts w:ascii="Courier New" w:eastAsia="Courier New" w:hAnsi="Courier New" w:cs="Courier New"/>
+          <w:color w:val="7030A0"/>
+          <w:sz w:val="18"/>
+          <w:szCs w:val="18"/>
+        </w:rPr>
         <w:t>{% endfor %}</w:t>
       </w:r>
       <w:r>
+        <w:rPr>
+          <w:rFonts w:ascii="Courier New" w:eastAsia="Courier New" w:hAnsi="Courier New" w:cs="Courier New"/>
+          <w:color w:val="7030A0"/>
+          <w:sz w:val="18"/>
+          <w:szCs w:val="18"/>
+        </w:rPr>
         <w:t xml:space="preserve"> </w:t>
       </w:r>
       <w:r>
+        <w:rPr>
+          <w:rFonts w:ascii="Courier New" w:eastAsia="Courier New" w:hAnsi="Courier New" w:cs="Courier New"/>
+          <w:color w:val="7030A0"/>
+          <w:sz w:val="18"/>
+          <w:szCs w:val="18"/>
+        </w:rPr>
         <w:t>{% endif %}</w:t>
       </w:r>
     </w:p>
@@ -11967,13 +13483,17 @@
     </w:p>
     <w:p>
       <w:pPr>
-        <w:shd w:val="clear" w:color="auto" w:fill="F2F2F2"/>
-        <w:spacing w:before="30" w:after="30"/>
-      </w:pPr>
-      <w:r>
-        <w:rPr>
-          <w:rFonts w:ascii="Courier New" w:eastAsia="Courier New" w:hAnsi="Courier New" w:cs="Courier New"/>
-          <w:color w:val="595959"/>
+        <w:rPr>
+          <w:rFonts w:ascii="Courier New" w:eastAsia="Courier New" w:hAnsi="Courier New" w:cs="Courier New"/>
+          <w:color w:val="7030A0"/>
+          <w:sz w:val="18"/>
+          <w:szCs w:val="18"/>
+        </w:rPr>
+      </w:pPr>
+      <w:r>
+        <w:rPr>
+          <w:rFonts w:ascii="Courier New" w:eastAsia="Courier New" w:hAnsi="Courier New" w:cs="Courier New"/>
+          <w:color w:val="7030A0"/>
           <w:sz w:val="18"/>
           <w:szCs w:val="18"/>
         </w:rPr>
@@ -11982,7 +13502,7 @@
       <w:r>
         <w:rPr>
           <w:rFonts w:ascii="Courier New" w:eastAsia="Courier New" w:hAnsi="Courier New" w:cs="Courier New"/>
-          <w:color w:val="595959"/>
+          <w:color w:val="7030A0"/>
           <w:sz w:val="18"/>
           <w:szCs w:val="18"/>
         </w:rPr>
@@ -11991,7 +13511,7 @@
       <w:r>
         <w:rPr>
           <w:rFonts w:ascii="Courier New" w:eastAsia="Courier New" w:hAnsi="Courier New" w:cs="Courier New"/>
-          <w:color w:val="595959"/>
+          <w:color w:val="7030A0"/>
           <w:sz w:val="18"/>
           <w:szCs w:val="18"/>
         </w:rPr>
@@ -12002,6 +13522,9 @@
       <w:pPr>
         <w:pStyle w:val="Ttulo2"/>
       </w:pPr>
+      <w:r>
+        <w:t xml:space="preserve">Content Reference: </w:t>
+      </w:r>
       <w:r>
         <w:t>{{ port.name }}</w:t>
       </w:r>
@@ -12210,18 +13733,17 @@
     </w:tbl>
     <w:p>
       <w:pPr>
-        <w:spacing w:before="60" w:after="60"/>
-      </w:pPr>
-    </w:p>
-    <w:p>
-      <w:pPr>
-        <w:shd w:val="clear" w:color="auto" w:fill="F2F2F2"/>
-        <w:spacing w:before="30" w:after="30"/>
-      </w:pPr>
-      <w:r>
-        <w:rPr>
-          <w:rFonts w:ascii="Courier New" w:eastAsia="Courier New" w:hAnsi="Courier New" w:cs="Courier New"/>
-          <w:color w:val="595959"/>
+        <w:rPr>
+          <w:rFonts w:ascii="Courier New" w:eastAsia="Courier New" w:hAnsi="Courier New" w:cs="Courier New"/>
+          <w:color w:val="7030A0"/>
+          <w:sz w:val="18"/>
+          <w:szCs w:val="18"/>
+        </w:rPr>
+      </w:pPr>
+      <w:r>
+        <w:rPr>
+          <w:rFonts w:ascii="Courier New" w:eastAsia="Courier New" w:hAnsi="Courier New" w:cs="Courier New"/>
+          <w:color w:val="7030A0"/>
           <w:sz w:val="18"/>
           <w:szCs w:val="18"/>
         </w:rPr>
@@ -12230,13 +13752,17 @@
     </w:p>
     <w:p>
       <w:pPr>
-        <w:shd w:val="clear" w:color="auto" w:fill="F2F2F2"/>
-        <w:spacing w:before="30" w:after="30"/>
-      </w:pPr>
-      <w:r>
-        <w:rPr>
-          <w:rFonts w:ascii="Courier New" w:eastAsia="Courier New" w:hAnsi="Courier New" w:cs="Courier New"/>
-          <w:color w:val="595959"/>
+        <w:rPr>
+          <w:rFonts w:ascii="Courier New" w:eastAsia="Courier New" w:hAnsi="Courier New" w:cs="Courier New"/>
+          <w:color w:val="7030A0"/>
+          <w:sz w:val="18"/>
+          <w:szCs w:val="18"/>
+        </w:rPr>
+      </w:pPr>
+      <w:r>
+        <w:rPr>
+          <w:rFonts w:ascii="Courier New" w:eastAsia="Courier New" w:hAnsi="Courier New" w:cs="Courier New"/>
+          <w:color w:val="7030A0"/>
           <w:sz w:val="18"/>
           <w:szCs w:val="18"/>
         </w:rPr>
@@ -12881,7 +14407,7 @@
   <w:style w:type="paragraph" w:default="1" w:styleId="Normal">
     <w:name w:val="Normal"/>
     <w:qFormat/>
-    <w:rsid w:val="00A13B3B"/>
+    <w:rsid w:val="00C13AB7"/>
     <w:rPr>
       <w:noProof/>
     </w:rPr>

--- a/assets/project_template.docx
+++ b/assets/project_template.docx
@@ -2966,7 +2966,7 @@
     </w:p>
     <w:tbl>
       <w:tblPr>
-        <w:tblW w:w="9913" w:type="dxa"/>
+        <w:tblW w:w="5000" w:type="pct"/>
         <w:tblBorders>
           <w:top w:val="single" w:sz="4" w:space="0" w:color="auto"/>
           <w:left w:val="single" w:sz="4" w:space="0" w:color="auto"/>
@@ -2975,7 +2975,6 @@
           <w:insideH w:val="single" w:sz="4" w:space="0" w:color="auto"/>
           <w:insideV w:val="single" w:sz="4" w:space="0" w:color="auto"/>
         </w:tblBorders>
-        <w:tblLayout w:type="fixed"/>
         <w:tblCellMar>
           <w:left w:w="10" w:type="dxa"/>
           <w:right w:w="10" w:type="dxa"/>
@@ -2983,12 +2982,19 @@
         <w:tblLook w:val="0000" w:firstRow="0" w:lastRow="0" w:firstColumn="0" w:lastColumn="0" w:noHBand="0" w:noVBand="0"/>
       </w:tblPr>
       <w:tblGrid>
-        <w:gridCol w:w="40"/>
-        <w:gridCol w:w="2365"/>
-        <w:gridCol w:w="2268"/>
-        <w:gridCol w:w="1484"/>
-        <w:gridCol w:w="1878"/>
-        <w:gridCol w:w="1878"/>
+        <w:gridCol w:w="134"/>
+        <w:gridCol w:w="24"/>
+        <w:gridCol w:w="1509"/>
+        <w:gridCol w:w="1985"/>
+        <w:gridCol w:w="1151"/>
+        <w:gridCol w:w="28"/>
+        <w:gridCol w:w="27"/>
+        <w:gridCol w:w="35"/>
+        <w:gridCol w:w="27"/>
+        <w:gridCol w:w="128"/>
+        <w:gridCol w:w="1668"/>
+        <w:gridCol w:w="1589"/>
+        <w:gridCol w:w="1589"/>
       </w:tblGrid>
       <w:tr>
         <w:trPr>
@@ -2996,7 +3002,7 @@
         </w:trPr>
         <w:tc>
           <w:tcPr>
-            <w:tcW w:w="40" w:type="dxa"/>
+            <w:tcW w:w="68" w:type="pct"/>
             <w:tcBorders>
               <w:top w:val="single" w:sz="4" w:space="0" w:color="FFFFFF" w:themeColor="background1"/>
               <w:left w:val="single" w:sz="4" w:space="0" w:color="FFFFFF" w:themeColor="background1"/>
@@ -3018,7 +3024,7 @@
         </w:tc>
         <w:tc>
           <w:tcPr>
-            <w:tcW w:w="2365" w:type="dxa"/>
+            <w:tcW w:w="12" w:type="pct"/>
             <w:tcBorders>
               <w:top w:val="single" w:sz="1" w:space="0" w:color="BFBFBF"/>
               <w:left w:val="single" w:sz="1" w:space="0" w:color="BFBFBF"/>
@@ -3026,15 +3032,9 @@
               <w:right w:val="single" w:sz="1" w:space="0" w:color="BFBFBF"/>
             </w:tcBorders>
             <w:shd w:val="clear" w:color="auto" w:fill="1F4E79"/>
-            <w:tcMar>
-              <w:top w:w="70" w:type="dxa"/>
-              <w:left w:w="120" w:type="dxa"/>
-              <w:bottom w:w="70" w:type="dxa"/>
-              <w:right w:w="120" w:type="dxa"/>
-            </w:tcMar>
-          </w:tcPr>
-          <w:p>
-            <w:r>
+          </w:tcPr>
+          <w:p>
+            <w:pPr>
               <w:rPr>
                 <w:b/>
                 <w:bCs/>
@@ -3042,13 +3042,12 @@
                 <w:sz w:val="18"/>
                 <w:szCs w:val="18"/>
               </w:rPr>
-              <w:t>Field</w:t>
-            </w:r>
-          </w:p>
-        </w:tc>
-        <w:tc>
-          <w:tcPr>
-            <w:tcW w:w="2268" w:type="dxa"/>
+            </w:pPr>
+          </w:p>
+        </w:tc>
+        <w:tc>
+          <w:tcPr>
+            <w:tcW w:w="763" w:type="pct"/>
             <w:tcBorders>
               <w:top w:val="single" w:sz="1" w:space="0" w:color="BFBFBF"/>
               <w:left w:val="single" w:sz="1" w:space="0" w:color="BFBFBF"/>
@@ -3072,13 +3071,13 @@
                 <w:sz w:val="18"/>
                 <w:szCs w:val="18"/>
               </w:rPr>
-              <w:t>Type</w:t>
-            </w:r>
-          </w:p>
-        </w:tc>
-        <w:tc>
-          <w:tcPr>
-            <w:tcW w:w="1484" w:type="dxa"/>
+              <w:t>Field</w:t>
+            </w:r>
+          </w:p>
+        </w:tc>
+        <w:tc>
+          <w:tcPr>
+            <w:tcW w:w="301" w:type="pct"/>
             <w:tcBorders>
               <w:top w:val="single" w:sz="1" w:space="0" w:color="BFBFBF"/>
               <w:left w:val="single" w:sz="1" w:space="0" w:color="BFBFBF"/>
@@ -3102,9 +3101,24 @@
                 <w:sz w:val="18"/>
                 <w:szCs w:val="18"/>
               </w:rPr>
-              <w:t>L</w:t>
-            </w:r>
-            <w:r>
+              <w:t>Type</w:t>
+            </w:r>
+          </w:p>
+        </w:tc>
+        <w:tc>
+          <w:tcPr>
+            <w:tcW w:w="1407" w:type="pct"/>
+            <w:gridSpan w:val="6"/>
+            <w:tcBorders>
+              <w:top w:val="single" w:sz="1" w:space="0" w:color="BFBFBF"/>
+              <w:left w:val="single" w:sz="1" w:space="0" w:color="BFBFBF"/>
+              <w:bottom w:val="single" w:sz="1" w:space="0" w:color="BFBFBF"/>
+              <w:right w:val="single" w:sz="1" w:space="0" w:color="BFBFBF"/>
+            </w:tcBorders>
+            <w:shd w:val="clear" w:color="auto" w:fill="1F4E79"/>
+          </w:tcPr>
+          <w:p>
+            <w:pPr>
               <w:rPr>
                 <w:b/>
                 <w:bCs/>
@@ -3112,28 +3126,7 @@
                 <w:sz w:val="18"/>
                 <w:szCs w:val="18"/>
               </w:rPr>
-              <w:t>ength</w:t>
-            </w:r>
-          </w:p>
-        </w:tc>
-        <w:tc>
-          <w:tcPr>
-            <w:tcW w:w="1878" w:type="dxa"/>
-            <w:tcBorders>
-              <w:top w:val="single" w:sz="1" w:space="0" w:color="BFBFBF"/>
-              <w:left w:val="single" w:sz="1" w:space="0" w:color="BFBFBF"/>
-              <w:bottom w:val="single" w:sz="1" w:space="0" w:color="BFBFBF"/>
-              <w:right w:val="single" w:sz="1" w:space="0" w:color="BFBFBF"/>
-            </w:tcBorders>
-            <w:shd w:val="clear" w:color="auto" w:fill="1F4E79"/>
-            <w:tcMar>
-              <w:top w:w="70" w:type="dxa"/>
-              <w:left w:w="120" w:type="dxa"/>
-              <w:bottom w:w="70" w:type="dxa"/>
-              <w:right w:w="120" w:type="dxa"/>
-            </w:tcMar>
-          </w:tcPr>
-          <w:p>
+            </w:pPr>
             <w:r>
               <w:rPr>
                 <w:b/>
@@ -3148,7 +3141,7 @@
         </w:tc>
         <w:tc>
           <w:tcPr>
-            <w:tcW w:w="1878" w:type="dxa"/>
+            <w:tcW w:w="843" w:type="pct"/>
             <w:tcBorders>
               <w:top w:val="single" w:sz="1" w:space="0" w:color="BFBFBF"/>
               <w:left w:val="single" w:sz="1" w:space="0" w:color="BFBFBF"/>
@@ -3172,6 +3165,76 @@
                 <w:sz w:val="18"/>
                 <w:szCs w:val="18"/>
               </w:rPr>
+              <w:t>L</w:t>
+            </w:r>
+            <w:r>
+              <w:rPr>
+                <w:b/>
+                <w:bCs/>
+                <w:color w:val="FFFFFF"/>
+                <w:sz w:val="18"/>
+                <w:szCs w:val="18"/>
+              </w:rPr>
+              <w:t>ength</w:t>
+            </w:r>
+          </w:p>
+        </w:tc>
+        <w:tc>
+          <w:tcPr>
+            <w:tcW w:w="803" w:type="pct"/>
+            <w:tcBorders>
+              <w:top w:val="single" w:sz="1" w:space="0" w:color="BFBFBF"/>
+              <w:left w:val="single" w:sz="1" w:space="0" w:color="BFBFBF"/>
+              <w:bottom w:val="single" w:sz="1" w:space="0" w:color="BFBFBF"/>
+              <w:right w:val="single" w:sz="1" w:space="0" w:color="BFBFBF"/>
+            </w:tcBorders>
+            <w:shd w:val="clear" w:color="auto" w:fill="1F4E79"/>
+            <w:tcMar>
+              <w:top w:w="70" w:type="dxa"/>
+              <w:left w:w="120" w:type="dxa"/>
+              <w:bottom w:w="70" w:type="dxa"/>
+              <w:right w:w="120" w:type="dxa"/>
+            </w:tcMar>
+          </w:tcPr>
+          <w:p>
+            <w:r>
+              <w:rPr>
+                <w:b/>
+                <w:bCs/>
+                <w:color w:val="FFFFFF"/>
+                <w:sz w:val="18"/>
+                <w:szCs w:val="18"/>
+              </w:rPr>
+              <w:t>Flags</w:t>
+            </w:r>
+          </w:p>
+        </w:tc>
+        <w:tc>
+          <w:tcPr>
+            <w:tcW w:w="803" w:type="pct"/>
+            <w:tcBorders>
+              <w:top w:val="single" w:sz="1" w:space="0" w:color="BFBFBF"/>
+              <w:left w:val="single" w:sz="1" w:space="0" w:color="BFBFBF"/>
+              <w:bottom w:val="single" w:sz="1" w:space="0" w:color="BFBFBF"/>
+              <w:right w:val="single" w:sz="1" w:space="0" w:color="BFBFBF"/>
+            </w:tcBorders>
+            <w:shd w:val="clear" w:color="auto" w:fill="1F4E79"/>
+            <w:tcMar>
+              <w:top w:w="70" w:type="dxa"/>
+              <w:left w:w="120" w:type="dxa"/>
+              <w:bottom w:w="70" w:type="dxa"/>
+              <w:right w:w="120" w:type="dxa"/>
+            </w:tcMar>
+          </w:tcPr>
+          <w:p>
+            <w:r>
+              <w:rPr>
+                <w:b/>
+                <w:bCs/>
+                <w:color w:val="FFFFFF"/>
+                <w:sz w:val="18"/>
+                <w:szCs w:val="18"/>
+              </w:rPr>
               <w:t>Label</w:t>
             </w:r>
           </w:p>
@@ -3180,7 +3243,7 @@
       <w:tr>
         <w:tc>
           <w:tcPr>
-            <w:tcW w:w="40" w:type="dxa"/>
+            <w:tcW w:w="68" w:type="pct"/>
             <w:tcBorders>
               <w:top w:val="single" w:sz="4" w:space="0" w:color="FFFFFF" w:themeColor="background1"/>
               <w:left w:val="single" w:sz="4" w:space="0" w:color="FFFFFF" w:themeColor="background1"/>
@@ -3210,13 +3273,34 @@
         </w:tc>
         <w:tc>
           <w:tcPr>
-            <w:tcW w:w="2365" w:type="dxa"/>
+            <w:tcW w:w="12" w:type="pct"/>
             <w:tcBorders>
               <w:top w:val="single" w:sz="1" w:space="0" w:color="BFBFBF"/>
               <w:left w:val="single" w:sz="1" w:space="0" w:color="BFBFBF"/>
               <w:bottom w:val="single" w:sz="4" w:space="0" w:color="BFBFBF"/>
               <w:right w:val="single" w:sz="1" w:space="0" w:color="BFBFBF"/>
             </w:tcBorders>
+          </w:tcPr>
+          <w:p>
+            <w:pPr>
+              <w:rPr>
+                <w:rFonts w:ascii="Courier New" w:eastAsia="Courier New" w:hAnsi="Courier New" w:cs="Courier New"/>
+                <w:color w:val="595959"/>
+                <w:sz w:val="18"/>
+                <w:szCs w:val="18"/>
+              </w:rPr>
+            </w:pPr>
+          </w:p>
+        </w:tc>
+        <w:tc>
+          <w:tcPr>
+            <w:tcW w:w="763" w:type="pct"/>
+            <w:tcBorders>
+              <w:top w:val="single" w:sz="1" w:space="0" w:color="BFBFBF"/>
+              <w:left w:val="single" w:sz="1" w:space="0" w:color="BFBFBF"/>
+              <w:bottom w:val="single" w:sz="4" w:space="0" w:color="BFBFBF"/>
+              <w:right w:val="single" w:sz="1" w:space="0" w:color="BFBFBF"/>
+            </w:tcBorders>
             <w:tcMar>
               <w:top w:w="70" w:type="dxa"/>
               <w:left w:w="120" w:type="dxa"/>
@@ -3238,7 +3322,7 @@
         </w:tc>
         <w:tc>
           <w:tcPr>
-            <w:tcW w:w="2268" w:type="dxa"/>
+            <w:tcW w:w="301" w:type="pct"/>
             <w:tcBorders>
               <w:top w:val="single" w:sz="1" w:space="0" w:color="BFBFBF"/>
               <w:left w:val="single" w:sz="1" w:space="0" w:color="BFBFBF"/>
@@ -3266,13 +3350,44 @@
         </w:tc>
         <w:tc>
           <w:tcPr>
-            <w:tcW w:w="1484" w:type="dxa"/>
+            <w:tcW w:w="1407" w:type="pct"/>
+            <w:gridSpan w:val="6"/>
             <w:tcBorders>
               <w:top w:val="single" w:sz="1" w:space="0" w:color="BFBFBF"/>
               <w:left w:val="single" w:sz="1" w:space="0" w:color="BFBFBF"/>
               <w:bottom w:val="single" w:sz="4" w:space="0" w:color="BFBFBF"/>
               <w:right w:val="single" w:sz="1" w:space="0" w:color="BFBFBF"/>
             </w:tcBorders>
+          </w:tcPr>
+          <w:p>
+            <w:pPr>
+              <w:rPr>
+                <w:rFonts w:ascii="Courier New" w:eastAsia="Courier New" w:hAnsi="Courier New" w:cs="Courier New"/>
+                <w:color w:val="595959"/>
+                <w:sz w:val="18"/>
+                <w:szCs w:val="18"/>
+              </w:rPr>
+            </w:pPr>
+            <w:r>
+              <w:rPr>
+                <w:rFonts w:ascii="Courier New" w:eastAsia="Courier New" w:hAnsi="Courier New" w:cs="Courier New"/>
+                <w:color w:val="595959"/>
+                <w:sz w:val="18"/>
+                <w:szCs w:val="18"/>
+              </w:rPr>
+              <w:t>{{ field.flags }}</w:t>
+            </w:r>
+          </w:p>
+        </w:tc>
+        <w:tc>
+          <w:tcPr>
+            <w:tcW w:w="843" w:type="pct"/>
+            <w:tcBorders>
+              <w:top w:val="single" w:sz="1" w:space="0" w:color="BFBFBF"/>
+              <w:left w:val="single" w:sz="1" w:space="0" w:color="BFBFBF"/>
+              <w:bottom w:val="single" w:sz="4" w:space="0" w:color="BFBFBF"/>
+              <w:right w:val="single" w:sz="1" w:space="0" w:color="BFBFBF"/>
+            </w:tcBorders>
             <w:tcMar>
               <w:top w:w="70" w:type="dxa"/>
               <w:left w:w="120" w:type="dxa"/>
@@ -3294,7 +3409,7 @@
         </w:tc>
         <w:tc>
           <w:tcPr>
-            <w:tcW w:w="1878" w:type="dxa"/>
+            <w:tcW w:w="803" w:type="pct"/>
             <w:tcBorders>
               <w:top w:val="single" w:sz="1" w:space="0" w:color="BFBFBF"/>
               <w:left w:val="single" w:sz="1" w:space="0" w:color="BFBFBF"/>
@@ -3322,7 +3437,7 @@
         </w:tc>
         <w:tc>
           <w:tcPr>
-            <w:tcW w:w="1878" w:type="dxa"/>
+            <w:tcW w:w="803" w:type="pct"/>
             <w:tcBorders>
               <w:top w:val="single" w:sz="1" w:space="0" w:color="BFBFBF"/>
               <w:left w:val="single" w:sz="1" w:space="0" w:color="BFBFBF"/>
@@ -3360,7 +3475,7 @@
       <w:tr>
         <w:tc>
           <w:tcPr>
-            <w:tcW w:w="40" w:type="dxa"/>
+            <w:tcW w:w="68" w:type="pct"/>
             <w:tcBorders>
               <w:top w:val="single" w:sz="4" w:space="0" w:color="FFFFFF" w:themeColor="background1"/>
               <w:left w:val="nil"/>
@@ -3390,19 +3505,13 @@
         </w:tc>
         <w:tc>
           <w:tcPr>
-            <w:tcW w:w="2365" w:type="dxa"/>
+            <w:tcW w:w="12" w:type="pct"/>
             <w:tcBorders>
               <w:top w:val="single" w:sz="4" w:space="0" w:color="BFBFBF"/>
               <w:left w:val="nil"/>
               <w:bottom w:val="nil"/>
               <w:right w:val="nil"/>
             </w:tcBorders>
-            <w:tcMar>
-              <w:top w:w="70" w:type="dxa"/>
-              <w:left w:w="120" w:type="dxa"/>
-              <w:bottom w:w="70" w:type="dxa"/>
-              <w:right w:w="120" w:type="dxa"/>
-            </w:tcMar>
           </w:tcPr>
           <w:p>
             <w:pPr>
@@ -3417,7 +3526,7 @@
         </w:tc>
         <w:tc>
           <w:tcPr>
-            <w:tcW w:w="2268" w:type="dxa"/>
+            <w:tcW w:w="763" w:type="pct"/>
             <w:tcBorders>
               <w:top w:val="single" w:sz="4" w:space="0" w:color="BFBFBF"/>
               <w:left w:val="nil"/>
@@ -3444,7 +3553,7 @@
         </w:tc>
         <w:tc>
           <w:tcPr>
-            <w:tcW w:w="1484" w:type="dxa"/>
+            <w:tcW w:w="301" w:type="pct"/>
             <w:tcBorders>
               <w:top w:val="single" w:sz="4" w:space="0" w:color="BFBFBF"/>
               <w:left w:val="nil"/>
@@ -3471,19 +3580,13 @@
         </w:tc>
         <w:tc>
           <w:tcPr>
-            <w:tcW w:w="1878" w:type="dxa"/>
+            <w:tcW w:w="1182" w:type="pct"/>
             <w:tcBorders>
               <w:top w:val="single" w:sz="4" w:space="0" w:color="BFBFBF"/>
               <w:left w:val="nil"/>
               <w:bottom w:val="nil"/>
               <w:right w:val="nil"/>
             </w:tcBorders>
-            <w:tcMar>
-              <w:top w:w="70" w:type="dxa"/>
-              <w:left w:w="120" w:type="dxa"/>
-              <w:bottom w:w="70" w:type="dxa"/>
-              <w:right w:w="120" w:type="dxa"/>
-            </w:tcMar>
           </w:tcPr>
           <w:p>
             <w:pPr>
@@ -3498,7 +3601,166 @@
         </w:tc>
         <w:tc>
           <w:tcPr>
-            <w:tcW w:w="1878" w:type="dxa"/>
+            <w:tcW w:w="23" w:type="pct"/>
+            <w:tcBorders>
+              <w:top w:val="single" w:sz="4" w:space="0" w:color="BFBFBF"/>
+              <w:left w:val="nil"/>
+              <w:bottom w:val="nil"/>
+              <w:right w:val="nil"/>
+            </w:tcBorders>
+          </w:tcPr>
+          <w:p>
+            <w:pPr>
+              <w:rPr>
+                <w:rFonts w:ascii="Courier New" w:eastAsia="Courier New" w:hAnsi="Courier New" w:cs="Courier New"/>
+                <w:color w:val="595959"/>
+                <w:sz w:val="18"/>
+                <w:szCs w:val="18"/>
+              </w:rPr>
+            </w:pPr>
+          </w:p>
+        </w:tc>
+        <w:tc>
+          <w:tcPr>
+            <w:tcW w:w="22" w:type="pct"/>
+            <w:tcBorders>
+              <w:top w:val="single" w:sz="4" w:space="0" w:color="BFBFBF"/>
+              <w:left w:val="nil"/>
+              <w:bottom w:val="nil"/>
+              <w:right w:val="nil"/>
+            </w:tcBorders>
+          </w:tcPr>
+          <w:p>
+            <w:pPr>
+              <w:rPr>
+                <w:rFonts w:ascii="Courier New" w:eastAsia="Courier New" w:hAnsi="Courier New" w:cs="Courier New"/>
+                <w:color w:val="595959"/>
+                <w:sz w:val="18"/>
+                <w:szCs w:val="18"/>
+              </w:rPr>
+            </w:pPr>
+          </w:p>
+        </w:tc>
+        <w:tc>
+          <w:tcPr>
+            <w:tcW w:w="31" w:type="pct"/>
+            <w:tcBorders>
+              <w:top w:val="single" w:sz="4" w:space="0" w:color="BFBFBF"/>
+              <w:left w:val="nil"/>
+              <w:bottom w:val="nil"/>
+              <w:right w:val="nil"/>
+            </w:tcBorders>
+          </w:tcPr>
+          <w:p>
+            <w:pPr>
+              <w:rPr>
+                <w:rFonts w:ascii="Courier New" w:eastAsia="Courier New" w:hAnsi="Courier New" w:cs="Courier New"/>
+                <w:color w:val="595959"/>
+                <w:sz w:val="18"/>
+                <w:szCs w:val="18"/>
+              </w:rPr>
+            </w:pPr>
+          </w:p>
+        </w:tc>
+        <w:tc>
+          <w:tcPr>
+            <w:tcW w:w="22" w:type="pct"/>
+            <w:tcBorders>
+              <w:top w:val="single" w:sz="4" w:space="0" w:color="BFBFBF"/>
+              <w:left w:val="nil"/>
+              <w:bottom w:val="nil"/>
+              <w:right w:val="nil"/>
+            </w:tcBorders>
+          </w:tcPr>
+          <w:p>
+            <w:pPr>
+              <w:rPr>
+                <w:rFonts w:ascii="Courier New" w:eastAsia="Courier New" w:hAnsi="Courier New" w:cs="Courier New"/>
+                <w:color w:val="595959"/>
+                <w:sz w:val="18"/>
+                <w:szCs w:val="18"/>
+              </w:rPr>
+            </w:pPr>
+          </w:p>
+        </w:tc>
+        <w:tc>
+          <w:tcPr>
+            <w:tcW w:w="127" w:type="pct"/>
+            <w:tcBorders>
+              <w:top w:val="single" w:sz="4" w:space="0" w:color="BFBFBF"/>
+              <w:left w:val="nil"/>
+              <w:bottom w:val="nil"/>
+              <w:right w:val="nil"/>
+            </w:tcBorders>
+          </w:tcPr>
+          <w:p>
+            <w:pPr>
+              <w:rPr>
+                <w:rFonts w:ascii="Courier New" w:eastAsia="Courier New" w:hAnsi="Courier New" w:cs="Courier New"/>
+                <w:color w:val="595959"/>
+                <w:sz w:val="18"/>
+                <w:szCs w:val="18"/>
+              </w:rPr>
+            </w:pPr>
+          </w:p>
+        </w:tc>
+        <w:tc>
+          <w:tcPr>
+            <w:tcW w:w="843" w:type="pct"/>
+            <w:tcBorders>
+              <w:top w:val="single" w:sz="4" w:space="0" w:color="BFBFBF"/>
+              <w:left w:val="nil"/>
+              <w:bottom w:val="nil"/>
+              <w:right w:val="nil"/>
+            </w:tcBorders>
+            <w:tcMar>
+              <w:top w:w="70" w:type="dxa"/>
+              <w:left w:w="120" w:type="dxa"/>
+              <w:bottom w:w="70" w:type="dxa"/>
+              <w:right w:w="120" w:type="dxa"/>
+            </w:tcMar>
+          </w:tcPr>
+          <w:p>
+            <w:pPr>
+              <w:rPr>
+                <w:rFonts w:ascii="Courier New" w:eastAsia="Courier New" w:hAnsi="Courier New" w:cs="Courier New"/>
+                <w:color w:val="595959"/>
+                <w:sz w:val="18"/>
+                <w:szCs w:val="18"/>
+              </w:rPr>
+            </w:pPr>
+          </w:p>
+        </w:tc>
+        <w:tc>
+          <w:tcPr>
+            <w:tcW w:w="803" w:type="pct"/>
+            <w:tcBorders>
+              <w:top w:val="single" w:sz="4" w:space="0" w:color="BFBFBF"/>
+              <w:left w:val="nil"/>
+              <w:bottom w:val="nil"/>
+              <w:right w:val="nil"/>
+            </w:tcBorders>
+            <w:tcMar>
+              <w:top w:w="70" w:type="dxa"/>
+              <w:left w:w="120" w:type="dxa"/>
+              <w:bottom w:w="70" w:type="dxa"/>
+              <w:right w:w="120" w:type="dxa"/>
+            </w:tcMar>
+          </w:tcPr>
+          <w:p>
+            <w:pPr>
+              <w:rPr>
+                <w:rFonts w:ascii="Courier New" w:eastAsia="Courier New" w:hAnsi="Courier New" w:cs="Courier New"/>
+                <w:color w:val="595959"/>
+                <w:sz w:val="18"/>
+                <w:szCs w:val="18"/>
+              </w:rPr>
+            </w:pPr>
+          </w:p>
+        </w:tc>
+        <w:tc>
+          <w:tcPr>
+            <w:tcW w:w="803" w:type="pct"/>
             <w:tcBorders>
               <w:top w:val="single" w:sz="4" w:space="0" w:color="BFBFBF"/>
               <w:left w:val="nil"/>

--- a/assets/project_template.docx
+++ b/assets/project_template.docx
@@ -2982,19 +2982,13 @@
         <w:tblLook w:val="0000" w:firstRow="0" w:lastRow="0" w:firstColumn="0" w:lastColumn="0" w:noHBand="0" w:noVBand="0"/>
       </w:tblPr>
       <w:tblGrid>
-        <w:gridCol w:w="134"/>
-        <w:gridCol w:w="24"/>
-        <w:gridCol w:w="1509"/>
-        <w:gridCol w:w="1985"/>
-        <w:gridCol w:w="1151"/>
-        <w:gridCol w:w="28"/>
-        <w:gridCol w:w="27"/>
-        <w:gridCol w:w="35"/>
-        <w:gridCol w:w="27"/>
-        <w:gridCol w:w="128"/>
-        <w:gridCol w:w="1668"/>
-        <w:gridCol w:w="1589"/>
-        <w:gridCol w:w="1589"/>
+        <w:gridCol w:w="158"/>
+        <w:gridCol w:w="25"/>
+        <w:gridCol w:w="1753"/>
+        <w:gridCol w:w="2320"/>
+        <w:gridCol w:w="1942"/>
+        <w:gridCol w:w="1848"/>
+        <w:gridCol w:w="1848"/>
       </w:tblGrid>
       <w:tr>
         <w:trPr>
@@ -3002,7 +2996,7 @@
         </w:trPr>
         <w:tc>
           <w:tcPr>
-            <w:tcW w:w="68" w:type="pct"/>
+            <w:tcW w:w="79" w:type="pct"/>
             <w:tcBorders>
               <w:top w:val="single" w:sz="4" w:space="0" w:color="FFFFFF" w:themeColor="background1"/>
               <w:left w:val="single" w:sz="4" w:space="0" w:color="FFFFFF" w:themeColor="background1"/>
@@ -3024,7 +3018,7 @@
         </w:tc>
         <w:tc>
           <w:tcPr>
-            <w:tcW w:w="12" w:type="pct"/>
+            <w:tcW w:w="14" w:type="pct"/>
             <w:tcBorders>
               <w:top w:val="single" w:sz="1" w:space="0" w:color="BFBFBF"/>
               <w:left w:val="single" w:sz="1" w:space="0" w:color="BFBFBF"/>
@@ -3047,7 +3041,7 @@
         </w:tc>
         <w:tc>
           <w:tcPr>
-            <w:tcW w:w="763" w:type="pct"/>
+            <w:tcW w:w="888" w:type="pct"/>
             <w:tcBorders>
               <w:top w:val="single" w:sz="1" w:space="0" w:color="BFBFBF"/>
               <w:left w:val="single" w:sz="1" w:space="0" w:color="BFBFBF"/>
@@ -3077,7 +3071,7 @@
         </w:tc>
         <w:tc>
           <w:tcPr>
-            <w:tcW w:w="301" w:type="pct"/>
+            <w:tcW w:w="1168" w:type="pct"/>
             <w:tcBorders>
               <w:top w:val="single" w:sz="1" w:space="0" w:color="BFBFBF"/>
               <w:left w:val="single" w:sz="1" w:space="0" w:color="BFBFBF"/>
@@ -3107,8 +3101,7 @@
         </w:tc>
         <w:tc>
           <w:tcPr>
-            <w:tcW w:w="1407" w:type="pct"/>
-            <w:gridSpan w:val="6"/>
+            <w:tcW w:w="981" w:type="pct"/>
             <w:tcBorders>
               <w:top w:val="single" w:sz="1" w:space="0" w:color="BFBFBF"/>
               <w:left w:val="single" w:sz="1" w:space="0" w:color="BFBFBF"/>
@@ -3116,9 +3109,15 @@
               <w:right w:val="single" w:sz="1" w:space="0" w:color="BFBFBF"/>
             </w:tcBorders>
             <w:shd w:val="clear" w:color="auto" w:fill="1F4E79"/>
-          </w:tcPr>
-          <w:p>
-            <w:pPr>
+            <w:tcMar>
+              <w:top w:w="70" w:type="dxa"/>
+              <w:left w:w="120" w:type="dxa"/>
+              <w:bottom w:w="70" w:type="dxa"/>
+              <w:right w:w="120" w:type="dxa"/>
+            </w:tcMar>
+          </w:tcPr>
+          <w:p>
+            <w:r>
               <w:rPr>
                 <w:b/>
                 <w:bCs/>
@@ -3126,7 +3125,8 @@
                 <w:sz w:val="18"/>
                 <w:szCs w:val="18"/>
               </w:rPr>
-            </w:pPr>
+              <w:t>L</w:t>
+            </w:r>
             <w:r>
               <w:rPr>
                 <w:b/>
@@ -3135,13 +3135,13 @@
                 <w:sz w:val="18"/>
                 <w:szCs w:val="18"/>
               </w:rPr>
-              <w:t>Flags</w:t>
-            </w:r>
-          </w:p>
-        </w:tc>
-        <w:tc>
-          <w:tcPr>
-            <w:tcW w:w="843" w:type="pct"/>
+              <w:t>ength</w:t>
+            </w:r>
+          </w:p>
+        </w:tc>
+        <w:tc>
+          <w:tcPr>
+            <w:tcW w:w="935" w:type="pct"/>
             <w:tcBorders>
               <w:top w:val="single" w:sz="1" w:space="0" w:color="BFBFBF"/>
               <w:left w:val="single" w:sz="1" w:space="0" w:color="BFBFBF"/>
@@ -3165,8 +3165,28 @@
                 <w:sz w:val="18"/>
                 <w:szCs w:val="18"/>
               </w:rPr>
-              <w:t>L</w:t>
-            </w:r>
+              <w:t>Flags</w:t>
+            </w:r>
+          </w:p>
+        </w:tc>
+        <w:tc>
+          <w:tcPr>
+            <w:tcW w:w="935" w:type="pct"/>
+            <w:tcBorders>
+              <w:top w:val="single" w:sz="1" w:space="0" w:color="BFBFBF"/>
+              <w:left w:val="single" w:sz="1" w:space="0" w:color="BFBFBF"/>
+              <w:bottom w:val="single" w:sz="1" w:space="0" w:color="BFBFBF"/>
+              <w:right w:val="single" w:sz="1" w:space="0" w:color="BFBFBF"/>
+            </w:tcBorders>
+            <w:shd w:val="clear" w:color="auto" w:fill="1F4E79"/>
+            <w:tcMar>
+              <w:top w:w="70" w:type="dxa"/>
+              <w:left w:w="120" w:type="dxa"/>
+              <w:bottom w:w="70" w:type="dxa"/>
+              <w:right w:w="120" w:type="dxa"/>
+            </w:tcMar>
+          </w:tcPr>
+          <w:p>
             <w:r>
               <w:rPr>
                 <w:b/>
@@ -3175,66 +3195,6 @@
                 <w:sz w:val="18"/>
                 <w:szCs w:val="18"/>
               </w:rPr>
-              <w:t>ength</w:t>
-            </w:r>
-          </w:p>
-        </w:tc>
-        <w:tc>
-          <w:tcPr>
-            <w:tcW w:w="803" w:type="pct"/>
-            <w:tcBorders>
-              <w:top w:val="single" w:sz="1" w:space="0" w:color="BFBFBF"/>
-              <w:left w:val="single" w:sz="1" w:space="0" w:color="BFBFBF"/>
-              <w:bottom w:val="single" w:sz="1" w:space="0" w:color="BFBFBF"/>
-              <w:right w:val="single" w:sz="1" w:space="0" w:color="BFBFBF"/>
-            </w:tcBorders>
-            <w:shd w:val="clear" w:color="auto" w:fill="1F4E79"/>
-            <w:tcMar>
-              <w:top w:w="70" w:type="dxa"/>
-              <w:left w:w="120" w:type="dxa"/>
-              <w:bottom w:w="70" w:type="dxa"/>
-              <w:right w:w="120" w:type="dxa"/>
-            </w:tcMar>
-          </w:tcPr>
-          <w:p>
-            <w:r>
-              <w:rPr>
-                <w:b/>
-                <w:bCs/>
-                <w:color w:val="FFFFFF"/>
-                <w:sz w:val="18"/>
-                <w:szCs w:val="18"/>
-              </w:rPr>
-              <w:t>Flags</w:t>
-            </w:r>
-          </w:p>
-        </w:tc>
-        <w:tc>
-          <w:tcPr>
-            <w:tcW w:w="803" w:type="pct"/>
-            <w:tcBorders>
-              <w:top w:val="single" w:sz="1" w:space="0" w:color="BFBFBF"/>
-              <w:left w:val="single" w:sz="1" w:space="0" w:color="BFBFBF"/>
-              <w:bottom w:val="single" w:sz="1" w:space="0" w:color="BFBFBF"/>
-              <w:right w:val="single" w:sz="1" w:space="0" w:color="BFBFBF"/>
-            </w:tcBorders>
-            <w:shd w:val="clear" w:color="auto" w:fill="1F4E79"/>
-            <w:tcMar>
-              <w:top w:w="70" w:type="dxa"/>
-              <w:left w:w="120" w:type="dxa"/>
-              <w:bottom w:w="70" w:type="dxa"/>
-              <w:right w:w="120" w:type="dxa"/>
-            </w:tcMar>
-          </w:tcPr>
-          <w:p>
-            <w:r>
-              <w:rPr>
-                <w:b/>
-                <w:bCs/>
-                <w:color w:val="FFFFFF"/>
-                <w:sz w:val="18"/>
-                <w:szCs w:val="18"/>
-              </w:rPr>
               <w:t>Label</w:t>
             </w:r>
           </w:p>
@@ -3243,7 +3203,7 @@
       <w:tr>
         <w:tc>
           <w:tcPr>
-            <w:tcW w:w="68" w:type="pct"/>
+            <w:tcW w:w="79" w:type="pct"/>
             <w:tcBorders>
               <w:top w:val="single" w:sz="4" w:space="0" w:color="FFFFFF" w:themeColor="background1"/>
               <w:left w:val="single" w:sz="4" w:space="0" w:color="FFFFFF" w:themeColor="background1"/>
@@ -3273,7 +3233,7 @@
         </w:tc>
         <w:tc>
           <w:tcPr>
-            <w:tcW w:w="12" w:type="pct"/>
+            <w:tcW w:w="14" w:type="pct"/>
             <w:tcBorders>
               <w:top w:val="single" w:sz="1" w:space="0" w:color="BFBFBF"/>
               <w:left w:val="single" w:sz="1" w:space="0" w:color="BFBFBF"/>
@@ -3294,7 +3254,7 @@
         </w:tc>
         <w:tc>
           <w:tcPr>
-            <w:tcW w:w="763" w:type="pct"/>
+            <w:tcW w:w="888" w:type="pct"/>
             <w:tcBorders>
               <w:top w:val="single" w:sz="1" w:space="0" w:color="BFBFBF"/>
               <w:left w:val="single" w:sz="1" w:space="0" w:color="BFBFBF"/>
@@ -3322,7 +3282,7 @@
         </w:tc>
         <w:tc>
           <w:tcPr>
-            <w:tcW w:w="301" w:type="pct"/>
+            <w:tcW w:w="1168" w:type="pct"/>
             <w:tcBorders>
               <w:top w:val="single" w:sz="1" w:space="0" w:color="BFBFBF"/>
               <w:left w:val="single" w:sz="1" w:space="0" w:color="BFBFBF"/>
@@ -3350,24 +3310,49 @@
         </w:tc>
         <w:tc>
           <w:tcPr>
-            <w:tcW w:w="1407" w:type="pct"/>
-            <w:gridSpan w:val="6"/>
+            <w:tcW w:w="981" w:type="pct"/>
             <w:tcBorders>
               <w:top w:val="single" w:sz="1" w:space="0" w:color="BFBFBF"/>
               <w:left w:val="single" w:sz="1" w:space="0" w:color="BFBFBF"/>
               <w:bottom w:val="single" w:sz="4" w:space="0" w:color="BFBFBF"/>
               <w:right w:val="single" w:sz="1" w:space="0" w:color="BFBFBF"/>
             </w:tcBorders>
-          </w:tcPr>
-          <w:p>
-            <w:pPr>
-              <w:rPr>
-                <w:rFonts w:ascii="Courier New" w:eastAsia="Courier New" w:hAnsi="Courier New" w:cs="Courier New"/>
-                <w:color w:val="595959"/>
-                <w:sz w:val="18"/>
-                <w:szCs w:val="18"/>
-              </w:rPr>
-            </w:pPr>
+            <w:tcMar>
+              <w:top w:w="70" w:type="dxa"/>
+              <w:left w:w="120" w:type="dxa"/>
+              <w:bottom w:w="70" w:type="dxa"/>
+              <w:right w:w="120" w:type="dxa"/>
+            </w:tcMar>
+          </w:tcPr>
+          <w:p>
+            <w:r>
+              <w:rPr>
+                <w:rFonts w:ascii="Courier New" w:eastAsia="Courier New" w:hAnsi="Courier New" w:cs="Courier New"/>
+                <w:color w:val="595959"/>
+                <w:sz w:val="18"/>
+                <w:szCs w:val="18"/>
+              </w:rPr>
+              <w:t>{{ field.length }}</w:t>
+            </w:r>
+          </w:p>
+        </w:tc>
+        <w:tc>
+          <w:tcPr>
+            <w:tcW w:w="935" w:type="pct"/>
+            <w:tcBorders>
+              <w:top w:val="single" w:sz="1" w:space="0" w:color="BFBFBF"/>
+              <w:left w:val="single" w:sz="1" w:space="0" w:color="BFBFBF"/>
+              <w:bottom w:val="single" w:sz="4" w:space="0" w:color="BFBFBF"/>
+              <w:right w:val="single" w:sz="1" w:space="0" w:color="BFBFBF"/>
+            </w:tcBorders>
+            <w:tcMar>
+              <w:top w:w="70" w:type="dxa"/>
+              <w:left w:w="120" w:type="dxa"/>
+              <w:bottom w:w="70" w:type="dxa"/>
+              <w:right w:w="120" w:type="dxa"/>
+            </w:tcMar>
+          </w:tcPr>
+          <w:p>
             <w:r>
               <w:rPr>
                 <w:rFonts w:ascii="Courier New" w:eastAsia="Courier New" w:hAnsi="Courier New" w:cs="Courier New"/>
@@ -3381,63 +3366,7 @@
         </w:tc>
         <w:tc>
           <w:tcPr>
-            <w:tcW w:w="843" w:type="pct"/>
-            <w:tcBorders>
-              <w:top w:val="single" w:sz="1" w:space="0" w:color="BFBFBF"/>
-              <w:left w:val="single" w:sz="1" w:space="0" w:color="BFBFBF"/>
-              <w:bottom w:val="single" w:sz="4" w:space="0" w:color="BFBFBF"/>
-              <w:right w:val="single" w:sz="1" w:space="0" w:color="BFBFBF"/>
-            </w:tcBorders>
-            <w:tcMar>
-              <w:top w:w="70" w:type="dxa"/>
-              <w:left w:w="120" w:type="dxa"/>
-              <w:bottom w:w="70" w:type="dxa"/>
-              <w:right w:w="120" w:type="dxa"/>
-            </w:tcMar>
-          </w:tcPr>
-          <w:p>
-            <w:r>
-              <w:rPr>
-                <w:rFonts w:ascii="Courier New" w:eastAsia="Courier New" w:hAnsi="Courier New" w:cs="Courier New"/>
-                <w:color w:val="595959"/>
-                <w:sz w:val="18"/>
-                <w:szCs w:val="18"/>
-              </w:rPr>
-              <w:t>{{ field.length }}</w:t>
-            </w:r>
-          </w:p>
-        </w:tc>
-        <w:tc>
-          <w:tcPr>
-            <w:tcW w:w="803" w:type="pct"/>
-            <w:tcBorders>
-              <w:top w:val="single" w:sz="1" w:space="0" w:color="BFBFBF"/>
-              <w:left w:val="single" w:sz="1" w:space="0" w:color="BFBFBF"/>
-              <w:bottom w:val="single" w:sz="4" w:space="0" w:color="BFBFBF"/>
-              <w:right w:val="single" w:sz="1" w:space="0" w:color="BFBFBF"/>
-            </w:tcBorders>
-            <w:tcMar>
-              <w:top w:w="70" w:type="dxa"/>
-              <w:left w:w="120" w:type="dxa"/>
-              <w:bottom w:w="70" w:type="dxa"/>
-              <w:right w:w="120" w:type="dxa"/>
-            </w:tcMar>
-          </w:tcPr>
-          <w:p>
-            <w:r>
-              <w:rPr>
-                <w:rFonts w:ascii="Courier New" w:eastAsia="Courier New" w:hAnsi="Courier New" w:cs="Courier New"/>
-                <w:color w:val="595959"/>
-                <w:sz w:val="18"/>
-                <w:szCs w:val="18"/>
-              </w:rPr>
-              <w:t>{{ field.flags }}</w:t>
-            </w:r>
-          </w:p>
-        </w:tc>
-        <w:tc>
-          <w:tcPr>
-            <w:tcW w:w="803" w:type="pct"/>
+            <w:tcW w:w="935" w:type="pct"/>
             <w:tcBorders>
               <w:top w:val="single" w:sz="1" w:space="0" w:color="BFBFBF"/>
               <w:left w:val="single" w:sz="1" w:space="0" w:color="BFBFBF"/>
@@ -3475,7 +3404,7 @@
       <w:tr>
         <w:tc>
           <w:tcPr>
-            <w:tcW w:w="68" w:type="pct"/>
+            <w:tcW w:w="79" w:type="pct"/>
             <w:tcBorders>
               <w:top w:val="single" w:sz="4" w:space="0" w:color="FFFFFF" w:themeColor="background1"/>
               <w:left w:val="nil"/>
@@ -3505,7 +3434,7 @@
         </w:tc>
         <w:tc>
           <w:tcPr>
-            <w:tcW w:w="12" w:type="pct"/>
+            <w:tcW w:w="14" w:type="pct"/>
             <w:tcBorders>
               <w:top w:val="single" w:sz="4" w:space="0" w:color="BFBFBF"/>
               <w:left w:val="nil"/>
@@ -3526,7 +3455,7 @@
         </w:tc>
         <w:tc>
           <w:tcPr>
-            <w:tcW w:w="763" w:type="pct"/>
+            <w:tcW w:w="888" w:type="pct"/>
             <w:tcBorders>
               <w:top w:val="single" w:sz="4" w:space="0" w:color="BFBFBF"/>
               <w:left w:val="nil"/>
@@ -3553,7 +3482,7 @@
         </w:tc>
         <w:tc>
           <w:tcPr>
-            <w:tcW w:w="301" w:type="pct"/>
+            <w:tcW w:w="1168" w:type="pct"/>
             <w:tcBorders>
               <w:top w:val="single" w:sz="4" w:space="0" w:color="BFBFBF"/>
               <w:left w:val="nil"/>
@@ -3580,13 +3509,19 @@
         </w:tc>
         <w:tc>
           <w:tcPr>
-            <w:tcW w:w="1182" w:type="pct"/>
+            <w:tcW w:w="981" w:type="pct"/>
             <w:tcBorders>
               <w:top w:val="single" w:sz="4" w:space="0" w:color="BFBFBF"/>
               <w:left w:val="nil"/>
               <w:bottom w:val="nil"/>
               <w:right w:val="nil"/>
             </w:tcBorders>
+            <w:tcMar>
+              <w:top w:w="70" w:type="dxa"/>
+              <w:left w:w="120" w:type="dxa"/>
+              <w:bottom w:w="70" w:type="dxa"/>
+              <w:right w:w="120" w:type="dxa"/>
+            </w:tcMar>
           </w:tcPr>
           <w:p>
             <w:pPr>
@@ -3601,13 +3536,19 @@
         </w:tc>
         <w:tc>
           <w:tcPr>
-            <w:tcW w:w="23" w:type="pct"/>
+            <w:tcW w:w="935" w:type="pct"/>
             <w:tcBorders>
               <w:top w:val="single" w:sz="4" w:space="0" w:color="BFBFBF"/>
               <w:left w:val="nil"/>
               <w:bottom w:val="nil"/>
               <w:right w:val="nil"/>
             </w:tcBorders>
+            <w:tcMar>
+              <w:top w:w="70" w:type="dxa"/>
+              <w:left w:w="120" w:type="dxa"/>
+              <w:bottom w:w="70" w:type="dxa"/>
+              <w:right w:w="120" w:type="dxa"/>
+            </w:tcMar>
           </w:tcPr>
           <w:p>
             <w:pPr>
@@ -3622,145 +3563,7 @@
         </w:tc>
         <w:tc>
           <w:tcPr>
-            <w:tcW w:w="22" w:type="pct"/>
-            <w:tcBorders>
-              <w:top w:val="single" w:sz="4" w:space="0" w:color="BFBFBF"/>
-              <w:left w:val="nil"/>
-              <w:bottom w:val="nil"/>
-              <w:right w:val="nil"/>
-            </w:tcBorders>
-          </w:tcPr>
-          <w:p>
-            <w:pPr>
-              <w:rPr>
-                <w:rFonts w:ascii="Courier New" w:eastAsia="Courier New" w:hAnsi="Courier New" w:cs="Courier New"/>
-                <w:color w:val="595959"/>
-                <w:sz w:val="18"/>
-                <w:szCs w:val="18"/>
-              </w:rPr>
-            </w:pPr>
-          </w:p>
-        </w:tc>
-        <w:tc>
-          <w:tcPr>
-            <w:tcW w:w="31" w:type="pct"/>
-            <w:tcBorders>
-              <w:top w:val="single" w:sz="4" w:space="0" w:color="BFBFBF"/>
-              <w:left w:val="nil"/>
-              <w:bottom w:val="nil"/>
-              <w:right w:val="nil"/>
-            </w:tcBorders>
-          </w:tcPr>
-          <w:p>
-            <w:pPr>
-              <w:rPr>
-                <w:rFonts w:ascii="Courier New" w:eastAsia="Courier New" w:hAnsi="Courier New" w:cs="Courier New"/>
-                <w:color w:val="595959"/>
-                <w:sz w:val="18"/>
-                <w:szCs w:val="18"/>
-              </w:rPr>
-            </w:pPr>
-          </w:p>
-        </w:tc>
-        <w:tc>
-          <w:tcPr>
-            <w:tcW w:w="22" w:type="pct"/>
-            <w:tcBorders>
-              <w:top w:val="single" w:sz="4" w:space="0" w:color="BFBFBF"/>
-              <w:left w:val="nil"/>
-              <w:bottom w:val="nil"/>
-              <w:right w:val="nil"/>
-            </w:tcBorders>
-          </w:tcPr>
-          <w:p>
-            <w:pPr>
-              <w:rPr>
-                <w:rFonts w:ascii="Courier New" w:eastAsia="Courier New" w:hAnsi="Courier New" w:cs="Courier New"/>
-                <w:color w:val="595959"/>
-                <w:sz w:val="18"/>
-                <w:szCs w:val="18"/>
-              </w:rPr>
-            </w:pPr>
-          </w:p>
-        </w:tc>
-        <w:tc>
-          <w:tcPr>
-            <w:tcW w:w="127" w:type="pct"/>
-            <w:tcBorders>
-              <w:top w:val="single" w:sz="4" w:space="0" w:color="BFBFBF"/>
-              <w:left w:val="nil"/>
-              <w:bottom w:val="nil"/>
-              <w:right w:val="nil"/>
-            </w:tcBorders>
-          </w:tcPr>
-          <w:p>
-            <w:pPr>
-              <w:rPr>
-                <w:rFonts w:ascii="Courier New" w:eastAsia="Courier New" w:hAnsi="Courier New" w:cs="Courier New"/>
-                <w:color w:val="595959"/>
-                <w:sz w:val="18"/>
-                <w:szCs w:val="18"/>
-              </w:rPr>
-            </w:pPr>
-          </w:p>
-        </w:tc>
-        <w:tc>
-          <w:tcPr>
-            <w:tcW w:w="843" w:type="pct"/>
-            <w:tcBorders>
-              <w:top w:val="single" w:sz="4" w:space="0" w:color="BFBFBF"/>
-              <w:left w:val="nil"/>
-              <w:bottom w:val="nil"/>
-              <w:right w:val="nil"/>
-            </w:tcBorders>
-            <w:tcMar>
-              <w:top w:w="70" w:type="dxa"/>
-              <w:left w:w="120" w:type="dxa"/>
-              <w:bottom w:w="70" w:type="dxa"/>
-              <w:right w:w="120" w:type="dxa"/>
-            </w:tcMar>
-          </w:tcPr>
-          <w:p>
-            <w:pPr>
-              <w:rPr>
-                <w:rFonts w:ascii="Courier New" w:eastAsia="Courier New" w:hAnsi="Courier New" w:cs="Courier New"/>
-                <w:color w:val="595959"/>
-                <w:sz w:val="18"/>
-                <w:szCs w:val="18"/>
-              </w:rPr>
-            </w:pPr>
-          </w:p>
-        </w:tc>
-        <w:tc>
-          <w:tcPr>
-            <w:tcW w:w="803" w:type="pct"/>
-            <w:tcBorders>
-              <w:top w:val="single" w:sz="4" w:space="0" w:color="BFBFBF"/>
-              <w:left w:val="nil"/>
-              <w:bottom w:val="nil"/>
-              <w:right w:val="nil"/>
-            </w:tcBorders>
-            <w:tcMar>
-              <w:top w:w="70" w:type="dxa"/>
-              <w:left w:w="120" w:type="dxa"/>
-              <w:bottom w:w="70" w:type="dxa"/>
-              <w:right w:w="120" w:type="dxa"/>
-            </w:tcMar>
-          </w:tcPr>
-          <w:p>
-            <w:pPr>
-              <w:rPr>
-                <w:rFonts w:ascii="Courier New" w:eastAsia="Courier New" w:hAnsi="Courier New" w:cs="Courier New"/>
-                <w:color w:val="595959"/>
-                <w:sz w:val="18"/>
-                <w:szCs w:val="18"/>
-              </w:rPr>
-            </w:pPr>
-          </w:p>
-        </w:tc>
-        <w:tc>
-          <w:tcPr>
-            <w:tcW w:w="803" w:type="pct"/>
+            <w:tcW w:w="935" w:type="pct"/>
             <w:tcBorders>
               <w:top w:val="single" w:sz="4" w:space="0" w:color="BFBFBF"/>
               <w:left w:val="nil"/>
